--- a/template_bai_lampiran.docx
+++ b/template_bai_lampiran.docx
@@ -31,13 +31,8 @@
             <w:tcW w:w="2126" w:type="dxa"/>
           </w:tcPr>
           <w:p>
-            <w:proofErr w:type="spellStart"/>
-            <w:r>
-              <w:t>Nomor</w:t>
-            </w:r>
-            <w:proofErr w:type="spellEnd"/>
-            <w:r>
-              <w:t xml:space="preserve"> PA</w:t>
+            <w:r>
+              <w:t>Nomor PA</w:t>
             </w:r>
           </w:p>
         </w:tc>
@@ -57,13 +52,8 @@
           </w:tcPr>
           <w:p>
             <w:r>
-              <w:t xml:space="preserve">Nama </w:t>
-            </w:r>
-            <w:proofErr w:type="spellStart"/>
-            <w:r>
-              <w:t>Perangkat</w:t>
-            </w:r>
-            <w:proofErr w:type="spellEnd"/>
+              <w:t>Nama Perangkat</w:t>
+            </w:r>
           </w:p>
         </w:tc>
         <w:tc>
@@ -72,15 +62,7 @@
           </w:tcPr>
           <w:p>
             <w:r>
-              <w:t>Serial Number(</w:t>
-            </w:r>
-            <w:proofErr w:type="spellStart"/>
-            <w:r>
-              <w:t>sn</w:t>
-            </w:r>
-            <w:proofErr w:type="spellEnd"/>
-            <w:r>
-              <w:t>)</w:t>
+              <w:t>Serial Number(sn)</w:t>
             </w:r>
           </w:p>
         </w:tc>
@@ -92,23 +74,7 @@
           </w:tcPr>
           <w:p>
             <w:r>
-              <w:t xml:space="preserve">{% tr for item in </w:t>
-            </w:r>
-            <w:proofErr w:type="spellStart"/>
-            <w:r>
-              <w:t>tabel_lampiran</w:t>
-            </w:r>
-            <w:proofErr w:type="spellEnd"/>
-            <w:r>
-              <w:t xml:space="preserve"> </w:t>
-            </w:r>
-            <w:proofErr w:type="gramStart"/>
-            <w:r>
-              <w:t>%}{</w:t>
-            </w:r>
-            <w:proofErr w:type="gramEnd"/>
-            <w:r>
-              <w:t>{ item.no }}</w:t>
+              <w:t>{% tr for item in tabel_lampiran %}{{ item.no }}</w:t>
             </w:r>
           </w:p>
         </w:tc>
@@ -117,13 +83,8 @@
             <w:tcW w:w="2126" w:type="dxa"/>
           </w:tcPr>
           <w:p>
-            <w:proofErr w:type="gramStart"/>
-            <w:r>
-              <w:t>{{ item.pa</w:t>
-            </w:r>
-            <w:proofErr w:type="gramEnd"/>
-            <w:r>
-              <w:t xml:space="preserve"> }}</w:t>
+            <w:r>
+              <w:t>{{ item.pa }}</w:t>
             </w:r>
           </w:p>
         </w:tc>
@@ -132,21 +93,8 @@
             <w:tcW w:w="1701" w:type="dxa"/>
           </w:tcPr>
           <w:p>
-            <w:proofErr w:type="gramStart"/>
-            <w:r>
-              <w:t xml:space="preserve">{{ </w:t>
-            </w:r>
-            <w:proofErr w:type="spellStart"/>
-            <w:r>
-              <w:t>item</w:t>
-            </w:r>
-            <w:proofErr w:type="gramEnd"/>
-            <w:r>
-              <w:t>.alamat</w:t>
-            </w:r>
-            <w:proofErr w:type="spellEnd"/>
-            <w:r>
-              <w:t xml:space="preserve"> }}</w:t>
+            <w:r>
+              <w:t>{{ item.alamat }}</w:t>
             </w:r>
           </w:p>
         </w:tc>
@@ -155,21 +103,8 @@
             <w:tcW w:w="1701" w:type="dxa"/>
           </w:tcPr>
           <w:p>
-            <w:proofErr w:type="gramStart"/>
-            <w:r>
-              <w:t xml:space="preserve">{{ </w:t>
-            </w:r>
-            <w:proofErr w:type="spellStart"/>
-            <w:r>
-              <w:t>item</w:t>
-            </w:r>
-            <w:proofErr w:type="gramEnd"/>
-            <w:r>
-              <w:t>.perangkat</w:t>
-            </w:r>
-            <w:proofErr w:type="spellEnd"/>
-            <w:r>
-              <w:t xml:space="preserve"> }}</w:t>
+            <w:r>
+              <w:t>{{ item.perangkat }}</w:t>
             </w:r>
           </w:p>
         </w:tc>
@@ -179,15 +114,7 @@
           </w:tcPr>
           <w:p>
             <w:r>
-              <w:t xml:space="preserve">{{ item.sn }}{% </w:t>
-            </w:r>
-            <w:proofErr w:type="spellStart"/>
-            <w:r>
-              <w:t>endtr</w:t>
-            </w:r>
-            <w:proofErr w:type="spellEnd"/>
-            <w:r>
-              <w:t xml:space="preserve"> %}</w:t>
+              <w:t>{{ item.sn }}{% tr endfor %}</w:t>
             </w:r>
           </w:p>
         </w:tc>

--- a/template_bai_lampiran.docx
+++ b/template_bai_lampiran.docx
@@ -31,8 +31,13 @@
             <w:tcW w:w="2126" w:type="dxa"/>
           </w:tcPr>
           <w:p>
-            <w:r>
-              <w:t>Nomor PA</w:t>
+            <w:proofErr w:type="spellStart"/>
+            <w:r>
+              <w:t>Nomor</w:t>
+            </w:r>
+            <w:proofErr w:type="spellEnd"/>
+            <w:r>
+              <w:t xml:space="preserve"> PA</w:t>
             </w:r>
           </w:p>
         </w:tc>
@@ -52,8 +57,13 @@
           </w:tcPr>
           <w:p>
             <w:r>
-              <w:t>Nama Perangkat</w:t>
-            </w:r>
+              <w:t xml:space="preserve">Nama </w:t>
+            </w:r>
+            <w:proofErr w:type="spellStart"/>
+            <w:r>
+              <w:t>Perangkat</w:t>
+            </w:r>
+            <w:proofErr w:type="spellEnd"/>
           </w:p>
         </w:tc>
         <w:tc>
@@ -62,7 +72,15 @@
           </w:tcPr>
           <w:p>
             <w:r>
-              <w:t>Serial Number(sn)</w:t>
+              <w:t>Serial Number(</w:t>
+            </w:r>
+            <w:proofErr w:type="spellStart"/>
+            <w:r>
+              <w:t>sn</w:t>
+            </w:r>
+            <w:proofErr w:type="spellEnd"/>
+            <w:r>
+              <w:t>)</w:t>
             </w:r>
           </w:p>
         </w:tc>
@@ -72,9 +90,26 @@
           <w:tcPr>
             <w:tcW w:w="1413" w:type="dxa"/>
           </w:tcPr>
+          <w:p/>
           <w:p>
             <w:r>
-              <w:t>{% tr for item in tabel_lampiran %}{{ item.no }}</w:t>
+              <w:t xml:space="preserve">{% tr for item in </w:t>
+            </w:r>
+            <w:proofErr w:type="spellStart"/>
+            <w:r>
+              <w:t>tabel_lampiran</w:t>
+            </w:r>
+            <w:proofErr w:type="spellEnd"/>
+            <w:r>
+              <w:t xml:space="preserve"> </w:t>
+            </w:r>
+            <w:proofErr w:type="gramStart"/>
+            <w:r>
+              <w:t>%}{</w:t>
+            </w:r>
+            <w:proofErr w:type="gramEnd"/>
+            <w:r>
+              <w:t>{ item.no }}</w:t>
             </w:r>
           </w:p>
         </w:tc>
@@ -82,9 +117,15 @@
           <w:tcPr>
             <w:tcW w:w="2126" w:type="dxa"/>
           </w:tcPr>
+          <w:p/>
           <w:p>
-            <w:r>
-              <w:t>{{ item.pa }}</w:t>
+            <w:proofErr w:type="gramStart"/>
+            <w:r>
+              <w:t>{{ item.pa</w:t>
+            </w:r>
+            <w:proofErr w:type="gramEnd"/>
+            <w:r>
+              <w:t xml:space="preserve"> }}</w:t>
             </w:r>
           </w:p>
         </w:tc>
@@ -92,9 +133,23 @@
           <w:tcPr>
             <w:tcW w:w="1701" w:type="dxa"/>
           </w:tcPr>
+          <w:p/>
           <w:p>
-            <w:r>
-              <w:t>{{ item.alamat }}</w:t>
+            <w:proofErr w:type="gramStart"/>
+            <w:r>
+              <w:t xml:space="preserve">{{ </w:t>
+            </w:r>
+            <w:proofErr w:type="spellStart"/>
+            <w:r>
+              <w:t>item</w:t>
+            </w:r>
+            <w:proofErr w:type="gramEnd"/>
+            <w:r>
+              <w:t>.alamat</w:t>
+            </w:r>
+            <w:proofErr w:type="spellEnd"/>
+            <w:r>
+              <w:t xml:space="preserve"> }}</w:t>
             </w:r>
           </w:p>
         </w:tc>
@@ -102,9 +157,23 @@
           <w:tcPr>
             <w:tcW w:w="1701" w:type="dxa"/>
           </w:tcPr>
+          <w:p/>
           <w:p>
-            <w:r>
-              <w:t>{{ item.perangkat }}</w:t>
+            <w:proofErr w:type="gramStart"/>
+            <w:r>
+              <w:t xml:space="preserve">{{ </w:t>
+            </w:r>
+            <w:proofErr w:type="spellStart"/>
+            <w:r>
+              <w:t>item</w:t>
+            </w:r>
+            <w:proofErr w:type="gramEnd"/>
+            <w:r>
+              <w:t>.perangkat</w:t>
+            </w:r>
+            <w:proofErr w:type="spellEnd"/>
+            <w:r>
+              <w:t xml:space="preserve"> }}</w:t>
             </w:r>
           </w:p>
         </w:tc>
@@ -112,9 +181,23 @@
           <w:tcPr>
             <w:tcW w:w="2075" w:type="dxa"/>
           </w:tcPr>
+          <w:p/>
           <w:p>
-            <w:r>
-              <w:t>{{ item.sn }}{% tr endfor %}</w:t>
+            <w:proofErr w:type="gramStart"/>
+            <w:r>
+              <w:t>{{ item.sn</w:t>
+            </w:r>
+            <w:proofErr w:type="gramEnd"/>
+            <w:r>
+              <w:t xml:space="preserve"> }}{% tr </w:t>
+            </w:r>
+            <w:proofErr w:type="spellStart"/>
+            <w:r>
+              <w:t>endfor</w:t>
+            </w:r>
+            <w:proofErr w:type="spellEnd"/>
+            <w:r>
+              <w:t xml:space="preserve"> %}</w:t>
             </w:r>
           </w:p>
         </w:tc>

--- a/template_bai_lampiran.docx
+++ b/template_bai_lampiran.docx
@@ -101,15 +101,17 @@
             </w:r>
             <w:proofErr w:type="spellEnd"/>
             <w:r>
-              <w:t xml:space="preserve"> </w:t>
-            </w:r>
+              <w:t xml:space="preserve"> %}</w:t>
+            </w:r>
+          </w:p>
+          <w:p>
             <w:proofErr w:type="gramStart"/>
             <w:r>
-              <w:t>%}{</w:t>
+              <w:t>{{ item.no</w:t>
             </w:r>
             <w:proofErr w:type="gramEnd"/>
             <w:r>
-              <w:t>{ item.no }}</w:t>
+              <w:t xml:space="preserve"> }}</w:t>
             </w:r>
           </w:p>
         </w:tc>

--- a/template_bai_lampiran.docx
+++ b/template_bai_lampiran.docx
@@ -18,69 +18,91 @@
       <w:tr>
         <w:tc>
           <w:tcPr>
-            <w:tcW w:w="1413" w:type="dxa"/>
+            <w:tcW w:w="1576" w:type="dxa"/>
           </w:tcPr>
           <w:p>
+            <w:pPr>
+              <w:rPr>
+                <w:noProof/>
+              </w:rPr>
+            </w:pPr>
             <w:r>
+              <w:rPr>
+                <w:noProof/>
+              </w:rPr>
               <w:t>No</w:t>
             </w:r>
           </w:p>
         </w:tc>
         <w:tc>
           <w:tcPr>
-            <w:tcW w:w="2126" w:type="dxa"/>
+            <w:tcW w:w="2047" w:type="dxa"/>
           </w:tcPr>
           <w:p>
-            <w:proofErr w:type="spellStart"/>
+            <w:pPr>
+              <w:rPr>
+                <w:noProof/>
+              </w:rPr>
+            </w:pPr>
             <w:r>
-              <w:t>Nomor</w:t>
-            </w:r>
-            <w:proofErr w:type="spellEnd"/>
-            <w:r>
-              <w:t xml:space="preserve"> PA</w:t>
+              <w:rPr>
+                <w:noProof/>
+              </w:rPr>
+              <w:t>Nomor PA</w:t>
             </w:r>
           </w:p>
         </w:tc>
         <w:tc>
           <w:tcPr>
-            <w:tcW w:w="1701" w:type="dxa"/>
+            <w:tcW w:w="1675" w:type="dxa"/>
           </w:tcPr>
           <w:p>
+            <w:pPr>
+              <w:rPr>
+                <w:noProof/>
+              </w:rPr>
+            </w:pPr>
             <w:r>
+              <w:rPr>
+                <w:noProof/>
+              </w:rPr>
               <w:t>Alamat Lokasi</w:t>
             </w:r>
           </w:p>
         </w:tc>
         <w:tc>
           <w:tcPr>
-            <w:tcW w:w="1701" w:type="dxa"/>
+            <w:tcW w:w="1694" w:type="dxa"/>
           </w:tcPr>
           <w:p>
+            <w:pPr>
+              <w:rPr>
+                <w:noProof/>
+              </w:rPr>
+            </w:pPr>
             <w:r>
-              <w:t xml:space="preserve">Nama </w:t>
+              <w:rPr>
+                <w:noProof/>
+              </w:rPr>
+              <w:t>Nama Perangkat</w:t>
             </w:r>
-            <w:proofErr w:type="spellStart"/>
-            <w:r>
-              <w:t>Perangkat</w:t>
-            </w:r>
-            <w:proofErr w:type="spellEnd"/>
           </w:p>
         </w:tc>
         <w:tc>
           <w:tcPr>
-            <w:tcW w:w="2075" w:type="dxa"/>
+            <w:tcW w:w="2024" w:type="dxa"/>
           </w:tcPr>
           <w:p>
+            <w:pPr>
+              <w:rPr>
+                <w:noProof/>
+              </w:rPr>
+            </w:pPr>
             <w:r>
-              <w:t>Serial Number(</w:t>
-            </w:r>
-            <w:proofErr w:type="spellStart"/>
-            <w:r>
-              <w:t>sn</w:t>
-            </w:r>
-            <w:proofErr w:type="spellEnd"/>
-            <w:r>
-              <w:t>)</w:t>
+              <w:rPr>
+                <w:noProof/>
+              </w:rPr>
+              <w:t>Serial Number(sn)</w:t>
             </w:r>
           </w:p>
         </w:tc>
@@ -88,118 +110,91 @@
       <w:tr>
         <w:tc>
           <w:tcPr>
-            <w:tcW w:w="1413" w:type="dxa"/>
+            <w:tcW w:w="1576" w:type="dxa"/>
           </w:tcPr>
-          <w:p/>
           <w:p>
+            <w:pPr>
+              <w:rPr>
+                <w:noProof/>
+              </w:rPr>
+            </w:pPr>
             <w:r>
-              <w:t xml:space="preserve">{% tr for item in </w:t>
-            </w:r>
-            <w:proofErr w:type="spellStart"/>
-            <w:r>
-              <w:t>tabel_lampiran</w:t>
-            </w:r>
-            <w:proofErr w:type="spellEnd"/>
-            <w:r>
-              <w:t xml:space="preserve"> %}</w:t>
-            </w:r>
-          </w:p>
-          <w:p>
-            <w:proofErr w:type="gramStart"/>
-            <w:r>
-              <w:t>{{ item.no</w:t>
-            </w:r>
-            <w:proofErr w:type="gramEnd"/>
-            <w:r>
-              <w:t xml:space="preserve"> }}</w:t>
+              <w:rPr>
+                <w:noProof/>
+              </w:rPr>
+              <w:t>{% tr for item in tabel_lampiran %}{{ item.no }}</w:t>
             </w:r>
           </w:p>
         </w:tc>
         <w:tc>
           <w:tcPr>
-            <w:tcW w:w="2126" w:type="dxa"/>
+            <w:tcW w:w="2047" w:type="dxa"/>
           </w:tcPr>
-          <w:p/>
           <w:p>
-            <w:proofErr w:type="gramStart"/>
+            <w:pPr>
+              <w:rPr>
+                <w:noProof/>
+              </w:rPr>
+            </w:pPr>
             <w:r>
-              <w:t>{{ item.pa</w:t>
-            </w:r>
-            <w:proofErr w:type="gramEnd"/>
-            <w:r>
-              <w:t xml:space="preserve"> }}</w:t>
+              <w:rPr>
+                <w:noProof/>
+              </w:rPr>
+              <w:t>{{ item.pa }}</w:t>
             </w:r>
           </w:p>
         </w:tc>
         <w:tc>
           <w:tcPr>
-            <w:tcW w:w="1701" w:type="dxa"/>
+            <w:tcW w:w="1675" w:type="dxa"/>
           </w:tcPr>
-          <w:p/>
           <w:p>
-            <w:proofErr w:type="gramStart"/>
+            <w:pPr>
+              <w:rPr>
+                <w:noProof/>
+              </w:rPr>
+            </w:pPr>
             <w:r>
-              <w:t xml:space="preserve">{{ </w:t>
-            </w:r>
-            <w:proofErr w:type="spellStart"/>
-            <w:r>
-              <w:t>item</w:t>
-            </w:r>
-            <w:proofErr w:type="gramEnd"/>
-            <w:r>
-              <w:t>.alamat</w:t>
-            </w:r>
-            <w:proofErr w:type="spellEnd"/>
-            <w:r>
-              <w:t xml:space="preserve"> }}</w:t>
+              <w:rPr>
+                <w:noProof/>
+              </w:rPr>
+              <w:t>{{ item.alamat }}</w:t>
             </w:r>
           </w:p>
         </w:tc>
         <w:tc>
           <w:tcPr>
-            <w:tcW w:w="1701" w:type="dxa"/>
+            <w:tcW w:w="1694" w:type="dxa"/>
           </w:tcPr>
-          <w:p/>
           <w:p>
-            <w:proofErr w:type="gramStart"/>
+            <w:pPr>
+              <w:rPr>
+                <w:noProof/>
+              </w:rPr>
+            </w:pPr>
             <w:r>
-              <w:t xml:space="preserve">{{ </w:t>
-            </w:r>
-            <w:proofErr w:type="spellStart"/>
-            <w:r>
-              <w:t>item</w:t>
-            </w:r>
-            <w:proofErr w:type="gramEnd"/>
-            <w:r>
-              <w:t>.perangkat</w:t>
-            </w:r>
-            <w:proofErr w:type="spellEnd"/>
-            <w:r>
-              <w:t xml:space="preserve"> }}</w:t>
+              <w:rPr>
+                <w:noProof/>
+              </w:rPr>
+              <w:t>{{ item.perangkat }}</w:t>
             </w:r>
           </w:p>
         </w:tc>
         <w:tc>
           <w:tcPr>
-            <w:tcW w:w="2075" w:type="dxa"/>
+            <w:tcW w:w="2024" w:type="dxa"/>
           </w:tcPr>
-          <w:p/>
           <w:p>
-            <w:proofErr w:type="gramStart"/>
+            <w:pPr>
+              <w:rPr>
+                <w:noProof/>
+              </w:rPr>
+            </w:pPr>
             <w:r>
-              <w:t>{{ item.sn</w:t>
-            </w:r>
-            <w:proofErr w:type="gramEnd"/>
-            <w:r>
-              <w:t xml:space="preserve"> }}{% tr </w:t>
-            </w:r>
-            <w:proofErr w:type="spellStart"/>
-            <w:r>
-              <w:t>endfor</w:t>
-            </w:r>
-            <w:proofErr w:type="spellEnd"/>
-            <w:r>
-              <w:t xml:space="preserve"> %}</w:t>
+              <w:rPr>
+                <w:noProof/>
+              </w:rPr>
+              <w:t>{{ item.sn }}{% tr endfor %}</w:t>
             </w:r>
           </w:p>
         </w:tc>

--- a/template_bai_lampiran.docx
+++ b/template_bai_lampiran.docx
@@ -119,10 +119,32 @@
               </w:rPr>
             </w:pPr>
             <w:r>
-              <w:rPr>
-                <w:noProof/>
-              </w:rPr>
-              <w:t>{% tr for item in tabel_lampiran %}{{ item.no }}</w:t>
+              <w:t xml:space="preserve">{% tr for item in </w:t>
+            </w:r>
+            <w:proofErr w:type="spellStart"/>
+            <w:r>
+              <w:t>tabel_lampiran</w:t>
+            </w:r>
+            <w:proofErr w:type="spellEnd"/>
+            <w:r>
+              <w:t xml:space="preserve"> </w:t>
+            </w:r>
+            <w:proofErr w:type="gramStart"/>
+            <w:r>
+              <w:t>%}</w:t>
+            </w:r>
+            <w:r>
+              <w:rPr>
+                <w:noProof/>
+              </w:rPr>
+              <w:t>{</w:t>
+            </w:r>
+            <w:proofErr w:type="gramEnd"/>
+            <w:r>
+              <w:rPr>
+                <w:noProof/>
+              </w:rPr>
+              <w:t>{ item.no }}</w:t>
             </w:r>
           </w:p>
         </w:tc>
@@ -131,16 +153,13 @@
             <w:tcW w:w="2047" w:type="dxa"/>
           </w:tcPr>
           <w:p>
-            <w:pPr>
-              <w:rPr>
-                <w:noProof/>
-              </w:rPr>
-            </w:pPr>
-            <w:r>
-              <w:rPr>
-                <w:noProof/>
-              </w:rPr>
-              <w:t>{{ item.pa }}</w:t>
+            <w:proofErr w:type="gramStart"/>
+            <w:r>
+              <w:t>{{ item.pa</w:t>
+            </w:r>
+            <w:proofErr w:type="gramEnd"/>
+            <w:r>
+              <w:t xml:space="preserve"> }}</w:t>
             </w:r>
           </w:p>
         </w:tc>
@@ -149,16 +168,21 @@
             <w:tcW w:w="1675" w:type="dxa"/>
           </w:tcPr>
           <w:p>
-            <w:pPr>
-              <w:rPr>
-                <w:noProof/>
-              </w:rPr>
-            </w:pPr>
-            <w:r>
-              <w:rPr>
-                <w:noProof/>
-              </w:rPr>
-              <w:t>{{ item.alamat }}</w:t>
+            <w:proofErr w:type="gramStart"/>
+            <w:r>
+              <w:t xml:space="preserve">{{ </w:t>
+            </w:r>
+            <w:proofErr w:type="spellStart"/>
+            <w:r>
+              <w:t>item</w:t>
+            </w:r>
+            <w:proofErr w:type="gramEnd"/>
+            <w:r>
+              <w:t>.alamat</w:t>
+            </w:r>
+            <w:proofErr w:type="spellEnd"/>
+            <w:r>
+              <w:t xml:space="preserve"> }}</w:t>
             </w:r>
           </w:p>
         </w:tc>
@@ -167,16 +191,21 @@
             <w:tcW w:w="1694" w:type="dxa"/>
           </w:tcPr>
           <w:p>
-            <w:pPr>
-              <w:rPr>
-                <w:noProof/>
-              </w:rPr>
-            </w:pPr>
-            <w:r>
-              <w:rPr>
-                <w:noProof/>
-              </w:rPr>
-              <w:t>{{ item.perangkat }}</w:t>
+            <w:proofErr w:type="gramStart"/>
+            <w:r>
+              <w:t xml:space="preserve">{{ </w:t>
+            </w:r>
+            <w:proofErr w:type="spellStart"/>
+            <w:r>
+              <w:t>item</w:t>
+            </w:r>
+            <w:proofErr w:type="gramEnd"/>
+            <w:r>
+              <w:t>.perangkat</w:t>
+            </w:r>
+            <w:proofErr w:type="spellEnd"/>
+            <w:r>
+              <w:t xml:space="preserve"> }}</w:t>
             </w:r>
           </w:p>
         </w:tc>
@@ -194,7 +223,29 @@
               <w:rPr>
                 <w:noProof/>
               </w:rPr>
-              <w:t>{{ item.sn }}{% tr endfor %}</w:t>
+              <w:t xml:space="preserve">{{ item.sn </w:t>
+            </w:r>
+            <w:proofErr w:type="gramStart"/>
+            <w:r>
+              <w:rPr>
+                <w:noProof/>
+              </w:rPr>
+              <w:t>}}</w:t>
+            </w:r>
+            <w:r>
+              <w:t>{</w:t>
+            </w:r>
+            <w:proofErr w:type="gramEnd"/>
+            <w:r>
+              <w:t xml:space="preserve">% tr </w:t>
+            </w:r>
+            <w:proofErr w:type="spellStart"/>
+            <w:r>
+              <w:t>endfor</w:t>
+            </w:r>
+            <w:proofErr w:type="spellEnd"/>
+            <w:r>
+              <w:t xml:space="preserve"> %}</w:t>
             </w:r>
           </w:p>
         </w:tc>

--- a/template_bai_lampiran.docx
+++ b/template_bai_lampiran.docx
@@ -113,38 +113,26 @@
             <w:tcW w:w="1576" w:type="dxa"/>
           </w:tcPr>
           <w:p>
+            <w:r>
+              <w:t xml:space="preserve">{% for item in </w:t>
+            </w:r>
+            <w:proofErr w:type="spellStart"/>
+            <w:r>
+              <w:t>tabel_lampiran</w:t>
+            </w:r>
+            <w:proofErr w:type="spellEnd"/>
+            <w:r>
+              <w:t xml:space="preserve"> %}</w:t>
+            </w:r>
+          </w:p>
+          <w:p>
             <w:pPr>
               <w:rPr>
                 <w:noProof/>
               </w:rPr>
             </w:pPr>
             <w:r>
-              <w:t xml:space="preserve">{% tr for item in </w:t>
-            </w:r>
-            <w:proofErr w:type="spellStart"/>
-            <w:r>
-              <w:t>tabel_lampiran</w:t>
-            </w:r>
-            <w:proofErr w:type="spellEnd"/>
-            <w:r>
-              <w:t xml:space="preserve"> </w:t>
-            </w:r>
-            <w:proofErr w:type="gramStart"/>
-            <w:r>
-              <w:t>%}</w:t>
-            </w:r>
-            <w:r>
-              <w:rPr>
-                <w:noProof/>
-              </w:rPr>
-              <w:t>{</w:t>
-            </w:r>
-            <w:proofErr w:type="gramEnd"/>
-            <w:r>
-              <w:rPr>
-                <w:noProof/>
-              </w:rPr>
-              <w:t>{ item.no }}</w:t>
+              <w:t>{{ item.no }}</w:t>
             </w:r>
           </w:p>
         </w:tc>
@@ -153,13 +141,8 @@
             <w:tcW w:w="2047" w:type="dxa"/>
           </w:tcPr>
           <w:p>
-            <w:proofErr w:type="gramStart"/>
-            <w:r>
-              <w:t>{{ item.pa</w:t>
-            </w:r>
-            <w:proofErr w:type="gramEnd"/>
-            <w:r>
-              <w:t xml:space="preserve"> }}</w:t>
+            <w:r>
+              <w:t>{{ item.pa }}</w:t>
             </w:r>
           </w:p>
         </w:tc>
@@ -168,17 +151,12 @@
             <w:tcW w:w="1675" w:type="dxa"/>
           </w:tcPr>
           <w:p>
-            <w:proofErr w:type="gramStart"/>
             <w:r>
               <w:t xml:space="preserve">{{ </w:t>
             </w:r>
             <w:proofErr w:type="spellStart"/>
             <w:r>
-              <w:t>item</w:t>
-            </w:r>
-            <w:proofErr w:type="gramEnd"/>
-            <w:r>
-              <w:t>.alamat</w:t>
+              <w:t>item.alamat</w:t>
             </w:r>
             <w:proofErr w:type="spellEnd"/>
             <w:r>
@@ -191,17 +169,12 @@
             <w:tcW w:w="1694" w:type="dxa"/>
           </w:tcPr>
           <w:p>
-            <w:proofErr w:type="gramStart"/>
             <w:r>
               <w:t xml:space="preserve">{{ </w:t>
             </w:r>
             <w:proofErr w:type="spellStart"/>
             <w:r>
-              <w:t>item</w:t>
-            </w:r>
-            <w:proofErr w:type="gramEnd"/>
-            <w:r>
-              <w:t>.perangkat</w:t>
+              <w:t>item.perangkat</w:t>
             </w:r>
             <w:proofErr w:type="spellEnd"/>
             <w:r>
@@ -223,29 +196,20 @@
               <w:rPr>
                 <w:noProof/>
               </w:rPr>
-              <w:t xml:space="preserve">{{ item.sn </w:t>
-            </w:r>
-            <w:proofErr w:type="gramStart"/>
-            <w:r>
-              <w:rPr>
-                <w:noProof/>
-              </w:rPr>
-              <w:t>}}</w:t>
-            </w:r>
-            <w:r>
-              <w:t>{</w:t>
-            </w:r>
-            <w:proofErr w:type="gramEnd"/>
-            <w:r>
-              <w:t xml:space="preserve">% tr </w:t>
-            </w:r>
-            <w:proofErr w:type="spellStart"/>
-            <w:r>
-              <w:t>endfor</w:t>
-            </w:r>
-            <w:proofErr w:type="spellEnd"/>
-            <w:r>
-              <w:t xml:space="preserve"> %}</w:t>
+              <w:t>{{ item.sn }}</w:t>
+            </w:r>
+          </w:p>
+          <w:p>
+            <w:pPr>
+              <w:rPr>
+                <w:noProof/>
+              </w:rPr>
+            </w:pPr>
+            <w:r>
+              <w:rPr>
+                <w:noProof/>
+              </w:rPr>
+              <w:t>{% endfor %}</w:t>
             </w:r>
           </w:p>
         </w:tc>

--- a/template_bai_lampiran.docx
+++ b/template_bai_lampiran.docx
@@ -5,20 +5,21 @@
     <w:tbl>
       <w:tblPr>
         <w:tblStyle w:val="TableGrid"/>
+        <w:tblpPr w:leftFromText="180" w:rightFromText="180" w:vertAnchor="text" w:horzAnchor="margin" w:tblpY="-79"/>
         <w:tblW w:w="0" w:type="auto"/>
         <w:tblLook w:val="04A0" w:firstRow="1" w:lastRow="0" w:firstColumn="1" w:lastColumn="0" w:noHBand="0" w:noVBand="1"/>
       </w:tblPr>
       <w:tblGrid>
-        <w:gridCol w:w="1576"/>
-        <w:gridCol w:w="2047"/>
-        <w:gridCol w:w="1675"/>
-        <w:gridCol w:w="1694"/>
-        <w:gridCol w:w="2024"/>
+        <w:gridCol w:w="1803"/>
+        <w:gridCol w:w="1594"/>
+        <w:gridCol w:w="1701"/>
+        <w:gridCol w:w="1843"/>
+        <w:gridCol w:w="2075"/>
       </w:tblGrid>
       <w:tr>
         <w:tc>
           <w:tcPr>
-            <w:tcW w:w="1576" w:type="dxa"/>
+            <w:tcW w:w="1803" w:type="dxa"/>
           </w:tcPr>
           <w:p>
             <w:pPr>
@@ -36,7 +37,7 @@
         </w:tc>
         <w:tc>
           <w:tcPr>
-            <w:tcW w:w="2047" w:type="dxa"/>
+            <w:tcW w:w="1594" w:type="dxa"/>
           </w:tcPr>
           <w:p>
             <w:pPr>
@@ -54,7 +55,7 @@
         </w:tc>
         <w:tc>
           <w:tcPr>
-            <w:tcW w:w="1675" w:type="dxa"/>
+            <w:tcW w:w="1701" w:type="dxa"/>
           </w:tcPr>
           <w:p>
             <w:pPr>
@@ -72,7 +73,7 @@
         </w:tc>
         <w:tc>
           <w:tcPr>
-            <w:tcW w:w="1694" w:type="dxa"/>
+            <w:tcW w:w="1843" w:type="dxa"/>
           </w:tcPr>
           <w:p>
             <w:pPr>
@@ -90,7 +91,7 @@
         </w:tc>
         <w:tc>
           <w:tcPr>
-            <w:tcW w:w="2024" w:type="dxa"/>
+            <w:tcW w:w="2075" w:type="dxa"/>
           </w:tcPr>
           <w:p>
             <w:pPr>
@@ -102,7 +103,7 @@
               <w:rPr>
                 <w:noProof/>
               </w:rPr>
-              <w:t>Serial Number(sn)</w:t>
+              <w:t>Serial Number (Sn)</w:t>
             </w:r>
           </w:p>
         </w:tc>
@@ -110,81 +111,92 @@
       <w:tr>
         <w:tc>
           <w:tcPr>
-            <w:tcW w:w="1576" w:type="dxa"/>
+            <w:tcW w:w="1803" w:type="dxa"/>
           </w:tcPr>
           <w:p>
-            <w:r>
-              <w:t xml:space="preserve">{% for item in </w:t>
-            </w:r>
-            <w:proofErr w:type="spellStart"/>
-            <w:r>
-              <w:t>tabel_lampiran</w:t>
-            </w:r>
-            <w:proofErr w:type="spellEnd"/>
-            <w:r>
-              <w:t xml:space="preserve"> %}</w:t>
-            </w:r>
-          </w:p>
-          <w:p>
-            <w:pPr>
-              <w:rPr>
-                <w:noProof/>
-              </w:rPr>
-            </w:pPr>
-            <w:r>
+            <w:pPr>
+              <w:rPr>
+                <w:noProof/>
+              </w:rPr>
+            </w:pPr>
+            <w:r>
+              <w:rPr>
+                <w:noProof/>
+              </w:rPr>
+              <w:t>{% tr for item in tabel_lampiran %}</w:t>
+            </w:r>
+          </w:p>
+          <w:p>
+            <w:pPr>
+              <w:rPr>
+                <w:noProof/>
+              </w:rPr>
+            </w:pPr>
+            <w:r>
+              <w:rPr>
+                <w:noProof/>
+              </w:rPr>
               <w:t>{{ item.no }}</w:t>
             </w:r>
           </w:p>
         </w:tc>
         <w:tc>
           <w:tcPr>
-            <w:tcW w:w="2047" w:type="dxa"/>
+            <w:tcW w:w="1594" w:type="dxa"/>
           </w:tcPr>
           <w:p>
-            <w:r>
+            <w:pPr>
+              <w:rPr>
+                <w:noProof/>
+              </w:rPr>
+            </w:pPr>
+            <w:r>
+              <w:rPr>
+                <w:noProof/>
+              </w:rPr>
               <w:t>{{ item.pa }}</w:t>
             </w:r>
           </w:p>
         </w:tc>
         <w:tc>
           <w:tcPr>
-            <w:tcW w:w="1675" w:type="dxa"/>
+            <w:tcW w:w="1701" w:type="dxa"/>
           </w:tcPr>
           <w:p>
-            <w:r>
-              <w:t xml:space="preserve">{{ </w:t>
-            </w:r>
-            <w:proofErr w:type="spellStart"/>
-            <w:r>
-              <w:t>item.alamat</w:t>
-            </w:r>
-            <w:proofErr w:type="spellEnd"/>
-            <w:r>
-              <w:t xml:space="preserve"> }}</w:t>
+            <w:pPr>
+              <w:rPr>
+                <w:noProof/>
+              </w:rPr>
+            </w:pPr>
+            <w:r>
+              <w:rPr>
+                <w:noProof/>
+              </w:rPr>
+              <w:t>{{ item.alamat }}</w:t>
             </w:r>
           </w:p>
         </w:tc>
         <w:tc>
           <w:tcPr>
-            <w:tcW w:w="1694" w:type="dxa"/>
+            <w:tcW w:w="1843" w:type="dxa"/>
           </w:tcPr>
           <w:p>
-            <w:r>
-              <w:t xml:space="preserve">{{ </w:t>
-            </w:r>
-            <w:proofErr w:type="spellStart"/>
-            <w:r>
-              <w:t>item.perangkat</w:t>
-            </w:r>
-            <w:proofErr w:type="spellEnd"/>
-            <w:r>
-              <w:t xml:space="preserve"> }}</w:t>
+            <w:pPr>
+              <w:rPr>
+                <w:noProof/>
+              </w:rPr>
+            </w:pPr>
+            <w:r>
+              <w:rPr>
+                <w:noProof/>
+              </w:rPr>
+              <w:t>{{ item.perangkat }}</w:t>
             </w:r>
           </w:p>
         </w:tc>
         <w:tc>
           <w:tcPr>
-            <w:tcW w:w="2024" w:type="dxa"/>
+            <w:tcW w:w="2075" w:type="dxa"/>
           </w:tcPr>
           <w:p>
             <w:pPr>
@@ -209,12 +221,15 @@
               <w:rPr>
                 <w:noProof/>
               </w:rPr>
-              <w:t>{% endfor %}</w:t>
+              <w:t>{% tr endfor %}</w:t>
             </w:r>
           </w:p>
         </w:tc>
       </w:tr>
     </w:tbl>
+    <w:p/>
+    <w:p/>
+    <w:p/>
     <w:p/>
     <w:sectPr>
       <w:pgSz w:w="11906" w:h="16838"/>

--- a/template_bai_lampiran.docx
+++ b/template_bai_lampiran.docx
@@ -10,16 +10,17 @@
         <w:tblLook w:val="04A0" w:firstRow="1" w:lastRow="0" w:firstColumn="1" w:lastColumn="0" w:noHBand="0" w:noVBand="1"/>
       </w:tblPr>
       <w:tblGrid>
-        <w:gridCol w:w="1803"/>
-        <w:gridCol w:w="1594"/>
-        <w:gridCol w:w="1701"/>
-        <w:gridCol w:w="1843"/>
-        <w:gridCol w:w="2075"/>
+        <w:gridCol w:w="1518"/>
+        <w:gridCol w:w="1256"/>
+        <w:gridCol w:w="1480"/>
+        <w:gridCol w:w="1446"/>
+        <w:gridCol w:w="1791"/>
+        <w:gridCol w:w="1525"/>
       </w:tblGrid>
       <w:tr>
         <w:tc>
           <w:tcPr>
-            <w:tcW w:w="1803" w:type="dxa"/>
+            <w:tcW w:w="1518" w:type="dxa"/>
           </w:tcPr>
           <w:p>
             <w:pPr>
@@ -32,12 +33,18 @@
                 <w:noProof/>
               </w:rPr>
               <w:t>No</w:t>
+            </w:r>
+            <w:r>
+              <w:rPr>
+                <w:noProof/>
+              </w:rPr>
+              <w:t>mor</w:t>
             </w:r>
           </w:p>
         </w:tc>
         <w:tc>
           <w:tcPr>
-            <w:tcW w:w="1594" w:type="dxa"/>
+            <w:tcW w:w="1256" w:type="dxa"/>
           </w:tcPr>
           <w:p>
             <w:pPr>
@@ -49,13 +56,19 @@
               <w:rPr>
                 <w:noProof/>
               </w:rPr>
-              <w:t>Nomor PA</w:t>
+              <w:t>ID</w:t>
+            </w:r>
+            <w:r>
+              <w:rPr>
+                <w:noProof/>
+              </w:rPr>
+              <w:t xml:space="preserve"> PA</w:t>
             </w:r>
           </w:p>
         </w:tc>
         <w:tc>
           <w:tcPr>
-            <w:tcW w:w="1701" w:type="dxa"/>
+            <w:tcW w:w="1480" w:type="dxa"/>
           </w:tcPr>
           <w:p>
             <w:pPr>
@@ -67,13 +80,13 @@
               <w:rPr>
                 <w:noProof/>
               </w:rPr>
-              <w:t>Alamat Lokasi</w:t>
+              <w:t>Layanan</w:t>
             </w:r>
           </w:p>
         </w:tc>
         <w:tc>
           <w:tcPr>
-            <w:tcW w:w="1843" w:type="dxa"/>
+            <w:tcW w:w="1446" w:type="dxa"/>
           </w:tcPr>
           <w:p>
             <w:pPr>
@@ -85,13 +98,13 @@
               <w:rPr>
                 <w:noProof/>
               </w:rPr>
-              <w:t>Nama Perangkat</w:t>
+              <w:t>SID</w:t>
             </w:r>
           </w:p>
         </w:tc>
         <w:tc>
           <w:tcPr>
-            <w:tcW w:w="2075" w:type="dxa"/>
+            <w:tcW w:w="1791" w:type="dxa"/>
           </w:tcPr>
           <w:p>
             <w:pPr>
@@ -103,46 +116,19 @@
               <w:rPr>
                 <w:noProof/>
               </w:rPr>
-              <w:t>Serial Number (Sn)</w:t>
+              <w:t>S</w:t>
             </w:r>
-          </w:p>
-        </w:tc>
-      </w:tr>
-      <w:tr>
-        <w:tc>
-          <w:tcPr>
-            <w:tcW w:w="1803" w:type="dxa"/>
-          </w:tcPr>
-          <w:p>
-            <w:pPr>
-              <w:rPr>
-                <w:noProof/>
-              </w:rPr>
-            </w:pPr>
             <w:r>
               <w:rPr>
                 <w:noProof/>
               </w:rPr>
-              <w:t>{% tr for item in tabel_lampiran %}</w:t>
-            </w:r>
-          </w:p>
-          <w:p>
-            <w:pPr>
-              <w:rPr>
-                <w:noProof/>
-              </w:rPr>
-            </w:pPr>
-            <w:r>
-              <w:rPr>
-                <w:noProof/>
-              </w:rPr>
-              <w:t>{{ item.no }}</w:t>
+              <w:t>N Perangkat</w:t>
             </w:r>
           </w:p>
         </w:tc>
         <w:tc>
           <w:tcPr>
-            <w:tcW w:w="1594" w:type="dxa"/>
+            <w:tcW w:w="1525" w:type="dxa"/>
           </w:tcPr>
           <w:p>
             <w:pPr>
@@ -154,74 +140,7 @@
               <w:rPr>
                 <w:noProof/>
               </w:rPr>
-              <w:t>{{ item.pa }}</w:t>
-            </w:r>
-          </w:p>
-        </w:tc>
-        <w:tc>
-          <w:tcPr>
-            <w:tcW w:w="1701" w:type="dxa"/>
-          </w:tcPr>
-          <w:p>
-            <w:pPr>
-              <w:rPr>
-                <w:noProof/>
-              </w:rPr>
-            </w:pPr>
-            <w:r>
-              <w:rPr>
-                <w:noProof/>
-              </w:rPr>
-              <w:t>{{ item.alamat }}</w:t>
-            </w:r>
-          </w:p>
-        </w:tc>
-        <w:tc>
-          <w:tcPr>
-            <w:tcW w:w="1843" w:type="dxa"/>
-          </w:tcPr>
-          <w:p>
-            <w:pPr>
-              <w:rPr>
-                <w:noProof/>
-              </w:rPr>
-            </w:pPr>
-            <w:r>
-              <w:rPr>
-                <w:noProof/>
-              </w:rPr>
-              <w:t>{{ item.perangkat }}</w:t>
-            </w:r>
-          </w:p>
-        </w:tc>
-        <w:tc>
-          <w:tcPr>
-            <w:tcW w:w="2075" w:type="dxa"/>
-          </w:tcPr>
-          <w:p>
-            <w:pPr>
-              <w:rPr>
-                <w:noProof/>
-              </w:rPr>
-            </w:pPr>
-            <w:r>
-              <w:rPr>
-                <w:noProof/>
-              </w:rPr>
-              <w:t>{{ item.sn }}</w:t>
-            </w:r>
-          </w:p>
-          <w:p>
-            <w:pPr>
-              <w:rPr>
-                <w:noProof/>
-              </w:rPr>
-            </w:pPr>
-            <w:r>
-              <w:rPr>
-                <w:noProof/>
-              </w:rPr>
-              <w:t>{% tr endfor %}</w:t>
+              <w:t>Alamat</w:t>
             </w:r>
           </w:p>
         </w:tc>

--- a/template_bai_lampiran.docx
+++ b/template_bai_lampiran.docx
@@ -2,10 +2,3093 @@
 <file path=word/document.xml><?xml version="1.0" encoding="utf-8"?>
 <w:document xmlns:wpc="http://schemas.microsoft.com/office/word/2010/wordprocessingCanvas" xmlns:cx="http://schemas.microsoft.com/office/drawing/2014/chartex" xmlns:cx1="http://schemas.microsoft.com/office/drawing/2015/9/8/chartex" xmlns:cx2="http://schemas.microsoft.com/office/drawing/2015/10/21/chartex" xmlns:cx3="http://schemas.microsoft.com/office/drawing/2016/5/9/chartex" xmlns:cx4="http://schemas.microsoft.com/office/drawing/2016/5/10/chartex" xmlns:cx5="http://schemas.microsoft.com/office/drawing/2016/5/11/chartex" xmlns:cx6="http://schemas.microsoft.com/office/drawing/2016/5/12/chartex" xmlns:cx7="http://schemas.microsoft.com/office/drawing/2016/5/13/chartex" xmlns:cx8="http://schemas.microsoft.com/office/drawing/2016/5/14/chartex" xmlns:mc="http://schemas.openxmlformats.org/markup-compatibility/2006" xmlns:aink="http://schemas.microsoft.com/office/drawing/2016/ink" xmlns:am3d="http://schemas.microsoft.com/office/drawing/2017/model3d" xmlns:o="urn:schemas-microsoft-com:office:office" xmlns:r="http://schemas.openxmlformats.org/officeDocument/2006/relationships" xmlns:m="http://schemas.openxmlformats.org/officeDocument/2006/math" xmlns:v="urn:schemas-microsoft-com:vml" xmlns:wp14="http://schemas.microsoft.com/office/word/2010/wordprocessingDrawing" xmlns:wp="http://schemas.openxmlformats.org/drawingml/2006/wordprocessingDrawing" xmlns:w10="urn:schemas-microsoft-com:office:word" xmlns:w="http://schemas.openxmlformats.org/wordprocessingml/2006/main" xmlns:w14="http://schemas.microsoft.com/office/word/2010/wordml" xmlns:w15="http://schemas.microsoft.com/office/word/2012/wordml" xmlns:w16cex="http://schemas.microsoft.com/office/word/2018/wordml/cex" xmlns:w16cid="http://schemas.microsoft.com/office/word/2016/wordml/cid" xmlns:w16="http://schemas.microsoft.com/office/word/2018/wordml" xmlns:w16sdtdh="http://schemas.microsoft.com/office/word/2020/wordml/sdtdatahash" xmlns:w16se="http://schemas.microsoft.com/office/word/2015/wordml/symex" xmlns:wpg="http://schemas.microsoft.com/office/word/2010/wordprocessingGroup" xmlns:wpi="http://schemas.microsoft.com/office/word/2010/wordprocessingInk" xmlns:wne="http://schemas.microsoft.com/office/word/2006/wordml" xmlns:wps="http://schemas.microsoft.com/office/word/2010/wordprocessingShape" mc:Ignorable="w14 w15 w16se w16cid w16 w16cex w16sdtdh wp14">
   <w:body>
+    <w:p>
+      <w:pPr>
+        <w:pStyle w:val="Heading1"/>
+        <w:spacing w:before="8" w:line="350" w:lineRule="atLeast"/>
+        <w:ind w:left="3625" w:right="3623" w:firstLine="470"/>
+      </w:pPr>
+      <w:r>
+        <w:rPr>
+          <w:rFonts w:ascii="Arial" w:hAnsi="Arial" w:cs="Arial"/>
+          <w:noProof/>
+          <w:lang w:val="en-US"/>
+        </w:rPr>
+        <w:drawing>
+          <wp:anchor distT="0" distB="0" distL="0" distR="0" simplePos="0" relativeHeight="251660800" behindDoc="1" locked="0" layoutInCell="1" allowOverlap="1" wp14:anchorId="58D9D70C" wp14:editId="0C779A7A">
+            <wp:simplePos x="0" y="0"/>
+            <wp:positionH relativeFrom="margin">
+              <wp:posOffset>5289</wp:posOffset>
+            </wp:positionH>
+            <wp:positionV relativeFrom="paragraph">
+              <wp:posOffset>15710</wp:posOffset>
+            </wp:positionV>
+            <wp:extent cx="7174230" cy="5417688"/>
+            <wp:effectExtent l="0" t="0" r="7620" b="0"/>
+            <wp:wrapNone/>
+            <wp:docPr id="25" name="image2.png"/>
+            <wp:cNvGraphicFramePr>
+              <a:graphicFrameLocks xmlns:a="http://schemas.openxmlformats.org/drawingml/2006/main" noChangeAspect="1"/>
+            </wp:cNvGraphicFramePr>
+            <a:graphic xmlns:a="http://schemas.openxmlformats.org/drawingml/2006/main">
+              <a:graphicData uri="http://schemas.openxmlformats.org/drawingml/2006/picture">
+                <pic:pic xmlns:pic="http://schemas.openxmlformats.org/drawingml/2006/picture">
+                  <pic:nvPicPr>
+                    <pic:cNvPr id="3" name="image2.png"/>
+                    <pic:cNvPicPr>
+                      <a:picLocks noChangeAspect="1"/>
+                    </pic:cNvPicPr>
+                  </pic:nvPicPr>
+                  <pic:blipFill>
+                    <a:blip r:embed="rId7" cstate="print"/>
+                    <a:stretch>
+                      <a:fillRect/>
+                    </a:stretch>
+                  </pic:blipFill>
+                  <pic:spPr>
+                    <a:xfrm>
+                      <a:off x="0" y="0"/>
+                      <a:ext cx="7182289" cy="5423774"/>
+                    </a:xfrm>
+                    <a:prstGeom prst="rect">
+                      <a:avLst/>
+                    </a:prstGeom>
+                  </pic:spPr>
+                </pic:pic>
+              </a:graphicData>
+            </a:graphic>
+            <wp14:sizeRelH relativeFrom="margin">
+              <wp14:pctWidth>0</wp14:pctWidth>
+            </wp14:sizeRelH>
+            <wp14:sizeRelV relativeFrom="margin">
+              <wp14:pctHeight>0</wp14:pctHeight>
+            </wp14:sizeRelV>
+          </wp:anchor>
+        </w:drawing>
+      </w:r>
+      <w:r>
+        <w:t>BERITA ACARA INSTALASI</w:t>
+      </w:r>
+      <w:r>
+        <w:rPr>
+          <w:spacing w:val="80"/>
+          <w:w w:val="150"/>
+        </w:rPr>
+        <w:t xml:space="preserve"> </w:t>
+      </w:r>
+      <w:r>
+        <w:t>PLN</w:t>
+      </w:r>
+      <w:r>
+        <w:rPr>
+          <w:spacing w:val="-8"/>
+        </w:rPr>
+        <w:t xml:space="preserve"> </w:t>
+      </w:r>
+      <w:r>
+        <w:t>ICONPLUS</w:t>
+      </w:r>
+      <w:r>
+        <w:rPr>
+          <w:spacing w:val="-11"/>
+        </w:rPr>
+        <w:t xml:space="preserve"> </w:t>
+      </w:r>
+      <w:r>
+        <w:t>SBU</w:t>
+      </w:r>
+      <w:r>
+        <w:rPr>
+          <w:spacing w:val="-11"/>
+        </w:rPr>
+        <w:t xml:space="preserve"> </w:t>
+      </w:r>
+      <w:r>
+        <w:t>SUMBAGTENG</w:t>
+      </w:r>
+    </w:p>
+    <w:p>
+      <w:pPr>
+        <w:pStyle w:val="Heading1"/>
+        <w:spacing w:before="8" w:line="350" w:lineRule="atLeast"/>
+        <w:ind w:left="3625" w:right="3623" w:firstLine="470"/>
+      </w:pPr>
+    </w:p>
+    <w:p>
+      <w:pPr>
+        <w:pStyle w:val="BodyText"/>
+        <w:tabs>
+          <w:tab w:val="left" w:pos="2887"/>
+          <w:tab w:val="left" w:pos="3173"/>
+        </w:tabs>
+        <w:spacing w:line="183" w:lineRule="exact"/>
+        <w:ind w:left="197"/>
+      </w:pPr>
+      <w:r>
+        <w:t>No.</w:t>
+      </w:r>
+      <w:r>
+        <w:rPr>
+          <w:spacing w:val="-5"/>
+        </w:rPr>
+        <w:t xml:space="preserve"> PA</w:t>
+      </w:r>
+      <w:r>
+        <w:tab/>
+      </w:r>
+      <w:r>
+        <w:rPr>
+          <w:spacing w:val="-10"/>
+        </w:rPr>
+        <w:t>:</w:t>
+      </w:r>
+      <w:r>
+        <w:t xml:space="preserve"> </w:t>
+      </w:r>
+      <w:r>
+        <w:t xml:space="preserve"> </w:t>
+      </w:r>
+      <w:r>
+        <w:t>Terlampir</w:t>
+      </w:r>
+    </w:p>
+    <w:p>
+      <w:pPr>
+        <w:pStyle w:val="BodyText"/>
+        <w:tabs>
+          <w:tab w:val="left" w:pos="2887"/>
+          <w:tab w:val="left" w:pos="3173"/>
+        </w:tabs>
+        <w:spacing w:line="183" w:lineRule="exact"/>
+        <w:ind w:left="197"/>
+      </w:pPr>
+      <w:r>
+        <w:t>No.</w:t>
+      </w:r>
+      <w:r>
+        <w:rPr>
+          <w:spacing w:val="-1"/>
+        </w:rPr>
+        <w:t xml:space="preserve"> </w:t>
+      </w:r>
+      <w:r>
+        <w:t>Ber</w:t>
+      </w:r>
+      <w:r>
+        <w:t>ita</w:t>
+      </w:r>
+      <w:r>
+        <w:rPr>
+          <w:spacing w:val="2"/>
+        </w:rPr>
+        <w:t xml:space="preserve"> </w:t>
+      </w:r>
+      <w:r>
+        <w:rPr>
+          <w:spacing w:val="-2"/>
+        </w:rPr>
+        <w:t>Acara</w:t>
+      </w:r>
+      <w:r>
+        <w:tab/>
+      </w:r>
+      <w:r>
+        <w:rPr>
+          <w:spacing w:val="-10"/>
+        </w:rPr>
+        <w:t>:</w:t>
+      </w:r>
+      <w:r>
+        <w:rPr>
+          <w:spacing w:val="-10"/>
+        </w:rPr>
+        <w:t xml:space="preserve"> </w:t>
+      </w:r>
+      <w:r>
+        <w:rPr>
+          <w:spacing w:val="-10"/>
+        </w:rPr>
+        <w:t xml:space="preserve"> </w:t>
+      </w:r>
+      <w:r>
+        <w:rPr>
+          <w:spacing w:val="-10"/>
+        </w:rPr>
+        <w:t xml:space="preserve"> </w:t>
+      </w:r>
+      <w:r>
+        <w:rPr>
+          <w:spacing w:val="-10"/>
+        </w:rPr>
+        <w:t>-</w:t>
+      </w:r>
+    </w:p>
+    <w:p>
+      <w:pPr>
+        <w:pStyle w:val="BodyText"/>
+        <w:spacing w:before="145"/>
+      </w:pPr>
+    </w:p>
+    <w:p>
+      <w:pPr>
+        <w:pStyle w:val="BodyText"/>
+        <w:spacing w:before="1" w:line="278" w:lineRule="auto"/>
+        <w:ind w:left="197" w:right="18"/>
+      </w:pPr>
+      <w:r>
+        <w:t xml:space="preserve">Pada hari ini </w:t>
+      </w:r>
+      <w:r>
+        <w:t>{{ hari_ini }}</w:t>
+      </w:r>
+      <w:r>
+        <w:t>, tanggal</w:t>
+      </w:r>
+      <w:r>
+        <w:rPr>
+          <w:spacing w:val="-6"/>
+        </w:rPr>
+        <w:t xml:space="preserve"> </w:t>
+      </w:r>
+      <w:r>
+        <w:t>{{ tgl_terbilang }}</w:t>
+      </w:r>
+      <w:r>
+        <w:rPr>
+          <w:spacing w:val="-7"/>
+        </w:rPr>
+        <w:t xml:space="preserve"> </w:t>
+      </w:r>
+      <w:r>
+        <w:t xml:space="preserve">bulan </w:t>
+      </w:r>
+      <w:r>
+        <w:t>{{ bulan_teks }}</w:t>
+      </w:r>
+      <w:r>
+        <w:t xml:space="preserve"> tahun </w:t>
+      </w:r>
+      <w:r>
+        <w:t>{{ tahun_terbilang }}</w:t>
+      </w:r>
+      <w:r>
+        <w:rPr>
+          <w:spacing w:val="15"/>
+        </w:rPr>
+        <w:t xml:space="preserve"> </w:t>
+      </w:r>
+      <w:r>
+        <w:t>telah dilakukan Pekerjaan Survey, Instalasi &amp; Test Commissioning dengan</w:t>
+      </w:r>
+      <w:r>
+        <w:rPr>
+          <w:spacing w:val="40"/>
+        </w:rPr>
+        <w:t xml:space="preserve"> </w:t>
+      </w:r>
+      <w:r>
+        <w:t>data</w:t>
+      </w:r>
+      <w:r>
+        <w:rPr>
+          <w:spacing w:val="40"/>
+        </w:rPr>
+        <w:t xml:space="preserve"> </w:t>
+      </w:r>
+      <w:r>
+        <w:t>sebagai</w:t>
+      </w:r>
+      <w:r>
+        <w:rPr>
+          <w:spacing w:val="40"/>
+        </w:rPr>
+        <w:t xml:space="preserve"> </w:t>
+      </w:r>
+      <w:r>
+        <w:t>berikut</w:t>
+      </w:r>
+      <w:r>
+        <w:rPr>
+          <w:spacing w:val="40"/>
+        </w:rPr>
+        <w:t xml:space="preserve"> </w:t>
+      </w:r>
+      <w:r>
+        <w:t>:</w:t>
+      </w:r>
+    </w:p>
+    <w:p>
+      <w:pPr>
+        <w:pStyle w:val="BodyText"/>
+        <w:spacing w:before="147"/>
+      </w:pPr>
+    </w:p>
+    <w:p>
+      <w:pPr>
+        <w:pStyle w:val="BodyText"/>
+        <w:tabs>
+          <w:tab w:val="left" w:pos="2887"/>
+          <w:tab w:val="left" w:pos="3173"/>
+        </w:tabs>
+        <w:ind w:left="197"/>
+        <w:sectPr>
+          <w:headerReference w:type="default" r:id="rId8"/>
+          <w:footerReference w:type="default" r:id="rId9"/>
+          <w:type w:val="continuous"/>
+          <w:pgSz w:w="11920" w:h="16850"/>
+          <w:pgMar w:top="1640" w:right="283" w:bottom="100" w:left="283" w:header="502" w:footer="0" w:gutter="0"/>
+          <w:pgNumType w:start="1"/>
+          <w:cols w:space="720"/>
+        </w:sectPr>
+      </w:pPr>
+      <w:r>
+        <w:rPr>
+          <w:noProof/>
+        </w:rPr>
+        <mc:AlternateContent>
+          <mc:Choice Requires="wps">
+            <w:drawing>
+              <wp:anchor distT="0" distB="0" distL="114300" distR="114300" simplePos="0" relativeHeight="251674112" behindDoc="0" locked="0" layoutInCell="1" allowOverlap="1" wp14:anchorId="61CD282D" wp14:editId="0EB25E2A">
+                <wp:simplePos x="0" y="0"/>
+                <wp:positionH relativeFrom="column">
+                  <wp:posOffset>5160645</wp:posOffset>
+                </wp:positionH>
+                <wp:positionV relativeFrom="paragraph">
+                  <wp:posOffset>2781936</wp:posOffset>
+                </wp:positionV>
+                <wp:extent cx="1682750" cy="158750"/>
+                <wp:effectExtent l="0" t="0" r="0" b="0"/>
+                <wp:wrapNone/>
+                <wp:docPr id="28" name="Textbox 15"/>
+                <wp:cNvGraphicFramePr/>
+                <a:graphic xmlns:a="http://schemas.openxmlformats.org/drawingml/2006/main">
+                  <a:graphicData uri="http://schemas.microsoft.com/office/word/2010/wordprocessingShape">
+                    <wps:wsp>
+                      <wps:cNvSpPr txBox="1"/>
+                      <wps:spPr>
+                        <a:xfrm>
+                          <a:off x="0" y="0"/>
+                          <a:ext cx="1682750" cy="158750"/>
+                        </a:xfrm>
+                        <a:prstGeom prst="rect">
+                          <a:avLst/>
+                        </a:prstGeom>
+                      </wps:spPr>
+                      <wps:txbx>
+                        <w:txbxContent>
+                          <w:p>
+                            <w:pPr>
+                              <w:spacing w:line="179" w:lineRule="exact"/>
+                              <w:jc w:val="center"/>
+                              <w:rPr>
+                                <w:rFonts w:ascii="Arial MT"/>
+                                <w:sz w:val="16"/>
+                                <w:lang w:val="en-US"/>
+                              </w:rPr>
+                            </w:pPr>
+                            <w:proofErr w:type="spellStart"/>
+                            <w:r>
+                              <w:rPr>
+                                <w:rFonts w:ascii="Arial MT"/>
+                                <w:sz w:val="16"/>
+                                <w:lang w:val="en-US"/>
+                              </w:rPr>
+                              <w:t>Pekanbaru</w:t>
+                            </w:r>
+                            <w:proofErr w:type="spellEnd"/>
+                            <w:r>
+                              <w:rPr>
+                                <w:rFonts w:ascii="Arial MT"/>
+                                <w:sz w:val="16"/>
+                                <w:lang w:val="en-US"/>
+                              </w:rPr>
+                              <w:t xml:space="preserve">, </w:t>
+                            </w:r>
+                            <w:r>
+                              <w:rPr>
+                                <w:rFonts w:ascii="Arial MT"/>
+                                <w:sz w:val="16"/>
+                                <w:lang w:val="en-US"/>
+                              </w:rPr>
+                              <w:t xml:space="preserve">{{ </w:t>
+                            </w:r>
+                            <w:proofErr w:type="spellStart"/>
+                            <w:r>
+                              <w:rPr>
+                                <w:rFonts w:ascii="Arial MT"/>
+                                <w:sz w:val="16"/>
+                                <w:lang w:val="en-US"/>
+                              </w:rPr>
+                              <w:t>tanggal_ttd</w:t>
+                            </w:r>
+                            <w:proofErr w:type="spellEnd"/>
+                            <w:r>
+                              <w:rPr>
+                                <w:rFonts w:ascii="Arial MT"/>
+                                <w:sz w:val="16"/>
+                                <w:lang w:val="en-US"/>
+                              </w:rPr>
+                              <w:t xml:space="preserve"> }}</w:t>
+                            </w:r>
+                          </w:p>
+                        </w:txbxContent>
+                      </wps:txbx>
+                      <wps:bodyPr wrap="square" lIns="0" tIns="0" rIns="0" bIns="0" rtlCol="0">
+                        <a:noAutofit/>
+                      </wps:bodyPr>
+                    </wps:wsp>
+                  </a:graphicData>
+                </a:graphic>
+                <wp14:sizeRelH relativeFrom="margin">
+                  <wp14:pctWidth>0</wp14:pctWidth>
+                </wp14:sizeRelH>
+                <wp14:sizeRelV relativeFrom="margin">
+                  <wp14:pctHeight>0</wp14:pctHeight>
+                </wp14:sizeRelV>
+              </wp:anchor>
+            </w:drawing>
+          </mc:Choice>
+          <mc:Fallback>
+            <w:pict>
+              <v:shapetype w14:anchorId="61CD282D" id="_x0000_t202" coordsize="21600,21600" o:spt="202" path="m,l,21600r21600,l21600,xe">
+                <v:stroke joinstyle="miter"/>
+                <v:path gradientshapeok="t" o:connecttype="rect"/>
+              </v:shapetype>
+              <v:shape id="Textbox 15" o:spid="_x0000_s1026" type="#_x0000_t202" style="position:absolute;left:0;text-align:left;margin-left:406.35pt;margin-top:219.05pt;width:132.5pt;height:12.5pt;z-index:251674112;visibility:visible;mso-wrap-style:square;mso-width-percent:0;mso-height-percent:0;mso-wrap-distance-left:9pt;mso-wrap-distance-top:0;mso-wrap-distance-right:9pt;mso-wrap-distance-bottom:0;mso-position-horizontal:absolute;mso-position-horizontal-relative:text;mso-position-vertical:absolute;mso-position-vertical-relative:text;mso-width-percent:0;mso-height-percent:0;mso-width-relative:margin;mso-height-relative:margin;v-text-anchor:top" o:gfxdata="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" filled="f" stroked="f">
+                <v:textbox inset="0,0,0,0">
+                  <w:txbxContent>
+                    <w:p>
+                      <w:pPr>
+                        <w:spacing w:line="179" w:lineRule="exact"/>
+                        <w:jc w:val="center"/>
+                        <w:rPr>
+                          <w:rFonts w:ascii="Arial MT"/>
+                          <w:sz w:val="16"/>
+                          <w:lang w:val="en-US"/>
+                        </w:rPr>
+                      </w:pPr>
+                      <w:proofErr w:type="spellStart"/>
+                      <w:r>
+                        <w:rPr>
+                          <w:rFonts w:ascii="Arial MT"/>
+                          <w:sz w:val="16"/>
+                          <w:lang w:val="en-US"/>
+                        </w:rPr>
+                        <w:t>Pekanbaru</w:t>
+                      </w:r>
+                      <w:proofErr w:type="spellEnd"/>
+                      <w:r>
+                        <w:rPr>
+                          <w:rFonts w:ascii="Arial MT"/>
+                          <w:sz w:val="16"/>
+                          <w:lang w:val="en-US"/>
+                        </w:rPr>
+                        <w:t xml:space="preserve">, </w:t>
+                      </w:r>
+                      <w:r>
+                        <w:rPr>
+                          <w:rFonts w:ascii="Arial MT"/>
+                          <w:sz w:val="16"/>
+                          <w:lang w:val="en-US"/>
+                        </w:rPr>
+                        <w:t xml:space="preserve">{{ </w:t>
+                      </w:r>
+                      <w:proofErr w:type="spellStart"/>
+                      <w:r>
+                        <w:rPr>
+                          <w:rFonts w:ascii="Arial MT"/>
+                          <w:sz w:val="16"/>
+                          <w:lang w:val="en-US"/>
+                        </w:rPr>
+                        <w:t>tanggal_ttd</w:t>
+                      </w:r>
+                      <w:proofErr w:type="spellEnd"/>
+                      <w:r>
+                        <w:rPr>
+                          <w:rFonts w:ascii="Arial MT"/>
+                          <w:sz w:val="16"/>
+                          <w:lang w:val="en-US"/>
+                        </w:rPr>
+                        <w:t xml:space="preserve"> }}</w:t>
+                      </w:r>
+                    </w:p>
+                  </w:txbxContent>
+                </v:textbox>
+              </v:shape>
+            </w:pict>
+          </mc:Fallback>
+        </mc:AlternateContent>
+      </w:r>
+      <w:r>
+        <w:rPr>
+          <w:noProof/>
+          <w:sz w:val="9"/>
+          <w:lang w:val="en-US"/>
+        </w:rPr>
+        <mc:AlternateContent>
+          <mc:Choice Requires="wpg">
+            <w:drawing>
+              <wp:anchor distT="0" distB="0" distL="0" distR="0" simplePos="0" relativeHeight="251656704" behindDoc="1" locked="0" layoutInCell="1" allowOverlap="1" wp14:anchorId="4F0331F2" wp14:editId="6C84E080">
+                <wp:simplePos x="0" y="0"/>
+                <wp:positionH relativeFrom="page">
+                  <wp:posOffset>304800</wp:posOffset>
+                </wp:positionH>
+                <wp:positionV relativeFrom="paragraph">
+                  <wp:posOffset>172085</wp:posOffset>
+                </wp:positionV>
+                <wp:extent cx="6677025" cy="5837555"/>
+                <wp:effectExtent l="0" t="0" r="0" b="0"/>
+                <wp:wrapTopAndBottom/>
+                <wp:docPr id="6" name="Group 6"/>
+                <wp:cNvGraphicFramePr>
+                  <a:graphicFrameLocks xmlns:a="http://schemas.openxmlformats.org/drawingml/2006/main"/>
+                </wp:cNvGraphicFramePr>
+                <a:graphic xmlns:a="http://schemas.openxmlformats.org/drawingml/2006/main">
+                  <a:graphicData uri="http://schemas.microsoft.com/office/word/2010/wordprocessingGroup">
+                    <wpg:wgp>
+                      <wpg:cNvGrpSpPr>
+                        <a:grpSpLocks/>
+                      </wpg:cNvGrpSpPr>
+                      <wpg:grpSpPr>
+                        <a:xfrm>
+                          <a:off x="0" y="0"/>
+                          <a:ext cx="6677025" cy="5837555"/>
+                          <a:chOff x="0" y="-25399"/>
+                          <a:chExt cx="5770880" cy="5837759"/>
+                        </a:xfrm>
+                      </wpg:grpSpPr>
+                      <wps:wsp>
+                        <wps:cNvPr id="9" name="Textbox 9"/>
+                        <wps:cNvSpPr txBox="1"/>
+                        <wps:spPr>
+                          <a:xfrm>
+                            <a:off x="0" y="0"/>
+                            <a:ext cx="840740" cy="311150"/>
+                          </a:xfrm>
+                          <a:prstGeom prst="rect">
+                            <a:avLst/>
+                          </a:prstGeom>
+                        </wps:spPr>
+                        <wps:txbx>
+                          <w:txbxContent>
+                            <w:p>
+                              <w:pPr>
+                                <w:spacing w:line="179" w:lineRule="exact"/>
+                                <w:rPr>
+                                  <w:rFonts w:ascii="Arial MT"/>
+                                  <w:sz w:val="16"/>
+                                </w:rPr>
+                              </w:pPr>
+                              <w:r>
+                                <w:rPr>
+                                  <w:rFonts w:ascii="Arial MT"/>
+                                  <w:sz w:val="16"/>
+                                </w:rPr>
+                                <w:t>Alamat</w:t>
+                              </w:r>
+                              <w:r>
+                                <w:rPr>
+                                  <w:rFonts w:ascii="Arial MT"/>
+                                  <w:spacing w:val="-9"/>
+                                  <w:sz w:val="16"/>
+                                </w:rPr>
+                                <w:t xml:space="preserve"> </w:t>
+                              </w:r>
+                              <w:r>
+                                <w:rPr>
+                                  <w:rFonts w:ascii="Arial MT"/>
+                                  <w:spacing w:val="-2"/>
+                                  <w:sz w:val="16"/>
+                                </w:rPr>
+                                <w:t>Pelanggan</w:t>
+                              </w:r>
+                            </w:p>
+                            <w:p>
+                              <w:pPr>
+                                <w:spacing w:before="125"/>
+                                <w:rPr>
+                                  <w:rFonts w:ascii="Arial MT"/>
+                                  <w:sz w:val="16"/>
+                                </w:rPr>
+                              </w:pPr>
+                              <w:r>
+                                <w:rPr>
+                                  <w:rFonts w:ascii="Arial MT"/>
+                                  <w:spacing w:val="-2"/>
+                                  <w:sz w:val="16"/>
+                                </w:rPr>
+                                <w:t>Koordinat</w:t>
+                              </w:r>
+                            </w:p>
+                          </w:txbxContent>
+                        </wps:txbx>
+                        <wps:bodyPr wrap="square" lIns="0" tIns="0" rIns="0" bIns="0" rtlCol="0">
+                          <a:noAutofit/>
+                        </wps:bodyPr>
+                      </wps:wsp>
+                      <wps:wsp>
+                        <wps:cNvPr id="10" name="Textbox 10"/>
+                        <wps:cNvSpPr txBox="1"/>
+                        <wps:spPr>
+                          <a:xfrm>
+                            <a:off x="1451808" y="-25399"/>
+                            <a:ext cx="3171190" cy="298449"/>
+                          </a:xfrm>
+                          <a:prstGeom prst="rect">
+                            <a:avLst/>
+                          </a:prstGeom>
+                        </wps:spPr>
+                        <wps:txbx>
+                          <w:txbxContent>
+                            <w:p>
+                              <w:pPr>
+                                <w:tabs>
+                                  <w:tab w:val="left" w:pos="286"/>
+                                </w:tabs>
+                                <w:spacing w:line="179" w:lineRule="exact"/>
+                                <w:rPr>
+                                  <w:rFonts w:ascii="Arial MT"/>
+                                  <w:sz w:val="16"/>
+                                </w:rPr>
+                              </w:pPr>
+                              <w:r>
+                                <w:rPr>
+                                  <w:rFonts w:ascii="Arial MT"/>
+                                  <w:sz w:val="16"/>
+                                </w:rPr>
+                                <w:tab/>
+                              </w:r>
+                              <w:r>
+                                <w:rPr>
+                                  <w:rFonts w:ascii="Arial MT"/>
+                                  <w:sz w:val="16"/>
+                                </w:rPr>
+                                <w:t>Sesuai Data Lampiran</w:t>
+                              </w:r>
+                            </w:p>
+                            <w:p>
+                              <w:pPr>
+                                <w:tabs>
+                                  <w:tab w:val="left" w:pos="286"/>
+                                </w:tabs>
+                                <w:spacing w:before="125"/>
+                                <w:rPr>
+                                  <w:rFonts w:ascii="Arial MT"/>
+                                  <w:sz w:val="16"/>
+                                </w:rPr>
+                              </w:pPr>
+                              <w:r>
+                                <w:rPr>
+                                  <w:rFonts w:ascii="Arial MT"/>
+                                  <w:sz w:val="16"/>
+                                </w:rPr>
+                                <w:tab/>
+                              </w:r>
+                              <w:r>
+                                <w:rPr>
+                                  <w:rFonts w:ascii="Arial MT"/>
+                                  <w:sz w:val="16"/>
+                                </w:rPr>
+                                <w:t>Sesuai Data Lampiran</w:t>
+                              </w:r>
+                            </w:p>
+                          </w:txbxContent>
+                        </wps:txbx>
+                        <wps:bodyPr wrap="square" lIns="0" tIns="0" rIns="0" bIns="0" rtlCol="0">
+                          <a:noAutofit/>
+                        </wps:bodyPr>
+                      </wps:wsp>
+                      <wps:wsp>
+                        <wps:cNvPr id="11" name="Textbox 11"/>
+                        <wps:cNvSpPr txBox="1"/>
+                        <wps:spPr>
+                          <a:xfrm>
+                            <a:off x="0" y="582548"/>
+                            <a:ext cx="3054985" cy="114300"/>
+                          </a:xfrm>
+                          <a:prstGeom prst="rect">
+                            <a:avLst/>
+                          </a:prstGeom>
+                        </wps:spPr>
+                        <wps:txbx>
+                          <w:txbxContent>
+                            <w:p>
+                              <w:pPr>
+                                <w:spacing w:line="179" w:lineRule="exact"/>
+                                <w:rPr>
+                                  <w:rFonts w:ascii="Arial MT"/>
+                                  <w:sz w:val="16"/>
+                                </w:rPr>
+                              </w:pPr>
+                              <w:r>
+                                <w:rPr>
+                                  <w:rFonts w:ascii="Arial MT"/>
+                                  <w:sz w:val="16"/>
+                                </w:rPr>
+                                <w:t>Dari</w:t>
+                              </w:r>
+                              <w:r>
+                                <w:rPr>
+                                  <w:rFonts w:ascii="Arial MT"/>
+                                  <w:spacing w:val="-3"/>
+                                  <w:sz w:val="16"/>
+                                </w:rPr>
+                                <w:t xml:space="preserve"> </w:t>
+                              </w:r>
+                              <w:r>
+                                <w:rPr>
+                                  <w:rFonts w:ascii="Arial MT"/>
+                                  <w:sz w:val="16"/>
+                                </w:rPr>
+                                <w:t>PT</w:t>
+                              </w:r>
+                              <w:r>
+                                <w:rPr>
+                                  <w:rFonts w:ascii="Arial MT"/>
+                                  <w:spacing w:val="-8"/>
+                                  <w:sz w:val="16"/>
+                                </w:rPr>
+                                <w:t xml:space="preserve"> </w:t>
+                              </w:r>
+                              <w:r>
+                                <w:rPr>
+                                  <w:rFonts w:ascii="Arial MT"/>
+                                  <w:sz w:val="16"/>
+                                </w:rPr>
+                                <w:t>Indonesia</w:t>
+                              </w:r>
+                              <w:r>
+                                <w:rPr>
+                                  <w:rFonts w:ascii="Arial MT"/>
+                                  <w:spacing w:val="-4"/>
+                                  <w:sz w:val="16"/>
+                                </w:rPr>
+                                <w:t xml:space="preserve"> </w:t>
+                              </w:r>
+                              <w:r>
+                                <w:rPr>
+                                  <w:rFonts w:ascii="Arial MT"/>
+                                  <w:sz w:val="16"/>
+                                </w:rPr>
+                                <w:t>Comnet</w:t>
+                              </w:r>
+                              <w:r>
+                                <w:rPr>
+                                  <w:rFonts w:ascii="Arial MT"/>
+                                  <w:spacing w:val="-3"/>
+                                  <w:sz w:val="16"/>
+                                </w:rPr>
+                                <w:t xml:space="preserve"> </w:t>
+                              </w:r>
+                              <w:r>
+                                <w:rPr>
+                                  <w:rFonts w:ascii="Arial MT"/>
+                                  <w:sz w:val="16"/>
+                                </w:rPr>
+                                <w:t>Plus</w:t>
+                              </w:r>
+                              <w:r>
+                                <w:rPr>
+                                  <w:rFonts w:ascii="Arial MT"/>
+                                  <w:spacing w:val="-3"/>
+                                  <w:sz w:val="16"/>
+                                </w:rPr>
+                                <w:t xml:space="preserve"> </w:t>
+                              </w:r>
+                              <w:r>
+                                <w:rPr>
+                                  <w:rFonts w:ascii="Arial MT"/>
+                                  <w:sz w:val="16"/>
+                                </w:rPr>
+                                <w:t>dengan</w:t>
+                              </w:r>
+                              <w:r>
+                                <w:rPr>
+                                  <w:rFonts w:ascii="Arial MT"/>
+                                  <w:spacing w:val="-2"/>
+                                  <w:sz w:val="16"/>
+                                </w:rPr>
+                                <w:t xml:space="preserve"> </w:t>
+                              </w:r>
+                              <w:r>
+                                <w:rPr>
+                                  <w:rFonts w:ascii="Arial MT"/>
+                                  <w:sz w:val="16"/>
+                                </w:rPr>
+                                <w:t>spesifikasi</w:t>
+                              </w:r>
+                              <w:r>
+                                <w:rPr>
+                                  <w:rFonts w:ascii="Arial MT"/>
+                                  <w:spacing w:val="-3"/>
+                                  <w:sz w:val="16"/>
+                                </w:rPr>
+                                <w:t xml:space="preserve"> </w:t>
+                              </w:r>
+                              <w:r>
+                                <w:rPr>
+                                  <w:rFonts w:ascii="Arial MT"/>
+                                  <w:sz w:val="16"/>
+                                </w:rPr>
+                                <w:t>sebagai</w:t>
+                              </w:r>
+                              <w:r>
+                                <w:rPr>
+                                  <w:rFonts w:ascii="Arial MT"/>
+                                  <w:spacing w:val="-1"/>
+                                  <w:sz w:val="16"/>
+                                </w:rPr>
+                                <w:t xml:space="preserve"> </w:t>
+                              </w:r>
+                              <w:r>
+                                <w:rPr>
+                                  <w:rFonts w:ascii="Arial MT"/>
+                                  <w:spacing w:val="-2"/>
+                                  <w:sz w:val="16"/>
+                                </w:rPr>
+                                <w:t>berikut:</w:t>
+                              </w:r>
+                            </w:p>
+                          </w:txbxContent>
+                        </wps:txbx>
+                        <wps:bodyPr wrap="square" lIns="0" tIns="0" rIns="0" bIns="0" rtlCol="0">
+                          <a:noAutofit/>
+                        </wps:bodyPr>
+                      </wps:wsp>
+                      <wps:wsp>
+                        <wps:cNvPr id="12" name="Textbox 12"/>
+                        <wps:cNvSpPr txBox="1"/>
+                        <wps:spPr>
+                          <a:xfrm>
+                            <a:off x="0" y="891921"/>
+                            <a:ext cx="1041400" cy="1030605"/>
+                          </a:xfrm>
+                          <a:prstGeom prst="rect">
+                            <a:avLst/>
+                          </a:prstGeom>
+                        </wps:spPr>
+                        <wps:txbx>
+                          <w:txbxContent>
+                            <w:p>
+                              <w:pPr>
+                                <w:spacing w:line="179" w:lineRule="exact"/>
+                                <w:rPr>
+                                  <w:rFonts w:ascii="Arial MT"/>
+                                  <w:sz w:val="16"/>
+                                </w:rPr>
+                              </w:pPr>
+                              <w:r>
+                                <w:rPr>
+                                  <w:rFonts w:ascii="Arial MT"/>
+                                  <w:sz w:val="16"/>
+                                </w:rPr>
+                                <w:t>Nama</w:t>
+                              </w:r>
+                              <w:r>
+                                <w:rPr>
+                                  <w:rFonts w:ascii="Arial MT"/>
+                                  <w:spacing w:val="-5"/>
+                                  <w:sz w:val="16"/>
+                                </w:rPr>
+                                <w:t xml:space="preserve"> </w:t>
+                              </w:r>
+                              <w:r>
+                                <w:rPr>
+                                  <w:rFonts w:ascii="Arial MT"/>
+                                  <w:spacing w:val="-2"/>
+                                  <w:sz w:val="16"/>
+                                </w:rPr>
+                                <w:t>Perangkat</w:t>
+                              </w:r>
+                            </w:p>
+                            <w:p>
+                              <w:pPr>
+                                <w:spacing w:before="92"/>
+                                <w:rPr>
+                                  <w:rFonts w:ascii="Arial MT"/>
+                                  <w:sz w:val="16"/>
+                                </w:rPr>
+                              </w:pPr>
+                              <w:r>
+                                <w:rPr>
+                                  <w:rFonts w:ascii="Arial MT"/>
+                                  <w:sz w:val="16"/>
+                                </w:rPr>
+                                <w:t>Kanal</w:t>
+                              </w:r>
+                              <w:r>
+                                <w:rPr>
+                                  <w:rFonts w:ascii="Arial MT"/>
+                                  <w:spacing w:val="-2"/>
+                                  <w:sz w:val="16"/>
+                                </w:rPr>
+                                <w:t xml:space="preserve"> </w:t>
+                              </w:r>
+                              <w:r>
+                                <w:rPr>
+                                  <w:rFonts w:ascii="Arial MT"/>
+                                  <w:spacing w:val="-4"/>
+                                  <w:sz w:val="16"/>
+                                </w:rPr>
+                                <w:t>Port</w:t>
+                              </w:r>
+                            </w:p>
+                            <w:p>
+                              <w:pPr>
+                                <w:spacing w:before="92"/>
+                                <w:ind w:right="244"/>
+                                <w:rPr>
+                                  <w:rFonts w:ascii="Arial MT"/>
+                                  <w:sz w:val="16"/>
+                                </w:rPr>
+                              </w:pPr>
+                              <w:r>
+                                <w:rPr>
+                                  <w:rFonts w:ascii="Arial MT"/>
+                                  <w:sz w:val="16"/>
+                                </w:rPr>
+                                <w:t>Alamat/Lokasi</w:t>
+                              </w:r>
+                              <w:r>
+                                <w:rPr>
+                                  <w:rFonts w:ascii="Arial MT"/>
+                                  <w:spacing w:val="-12"/>
+                                  <w:sz w:val="16"/>
+                                </w:rPr>
+                                <w:t xml:space="preserve"> </w:t>
+                              </w:r>
+                              <w:r>
+                                <w:rPr>
+                                  <w:rFonts w:ascii="Arial MT"/>
+                                  <w:sz w:val="16"/>
+                                </w:rPr>
+                                <w:t xml:space="preserve">POP </w:t>
+                              </w:r>
+                              <w:r>
+                                <w:rPr>
+                                  <w:rFonts w:ascii="Arial MT"/>
+                                  <w:spacing w:val="-2"/>
+                                  <w:sz w:val="16"/>
+                                </w:rPr>
+                                <w:t>Koordinat</w:t>
+                              </w:r>
+                            </w:p>
+                            <w:p>
+                              <w:pPr>
+                                <w:spacing w:before="16" w:line="262" w:lineRule="exact"/>
+                                <w:rPr>
+                                  <w:rFonts w:ascii="Arial MT"/>
+                                  <w:sz w:val="16"/>
+                                </w:rPr>
+                              </w:pPr>
+                              <w:r>
+                                <w:rPr>
+                                  <w:rFonts w:ascii="Arial MT"/>
+                                  <w:sz w:val="16"/>
+                                </w:rPr>
+                                <w:t>Nama</w:t>
+                              </w:r>
+                              <w:r>
+                                <w:rPr>
+                                  <w:rFonts w:ascii="Arial MT"/>
+                                  <w:spacing w:val="-12"/>
+                                  <w:sz w:val="16"/>
+                                </w:rPr>
+                                <w:t xml:space="preserve"> </w:t>
+                              </w:r>
+                              <w:r>
+                                <w:rPr>
+                                  <w:rFonts w:ascii="Arial MT"/>
+                                  <w:sz w:val="16"/>
+                                </w:rPr>
+                                <w:t>Perangkat</w:t>
+                              </w:r>
+                              <w:r>
+                                <w:rPr>
+                                  <w:rFonts w:ascii="Arial MT"/>
+                                  <w:spacing w:val="-11"/>
+                                  <w:sz w:val="16"/>
+                                </w:rPr>
+                                <w:t xml:space="preserve"> </w:t>
+                              </w:r>
+                              <w:r>
+                                <w:rPr>
+                                  <w:rFonts w:ascii="Arial MT"/>
+                                  <w:sz w:val="16"/>
+                                </w:rPr>
+                                <w:t>&amp;</w:t>
+                              </w:r>
+                              <w:r>
+                                <w:rPr>
+                                  <w:rFonts w:ascii="Arial MT"/>
+                                  <w:spacing w:val="-11"/>
+                                  <w:sz w:val="16"/>
+                                </w:rPr>
+                                <w:t xml:space="preserve"> </w:t>
+                              </w:r>
+                              <w:r>
+                                <w:rPr>
+                                  <w:rFonts w:ascii="Arial MT"/>
+                                  <w:sz w:val="16"/>
+                                </w:rPr>
+                                <w:t>SN Kanal / Port</w:t>
+                              </w:r>
+                            </w:p>
+                            <w:p>
+                              <w:pPr>
+                                <w:spacing w:line="166" w:lineRule="exact"/>
+                                <w:rPr>
+                                  <w:rFonts w:ascii="Arial MT"/>
+                                  <w:sz w:val="16"/>
+                                </w:rPr>
+                              </w:pPr>
+                              <w:r>
+                                <w:rPr>
+                                  <w:rFonts w:ascii="Arial MT"/>
+                                  <w:w w:val="105"/>
+                                  <w:sz w:val="16"/>
+                                </w:rPr>
+                                <w:t>Jarak</w:t>
+                              </w:r>
+                              <w:r>
+                                <w:rPr>
+                                  <w:rFonts w:ascii="Arial MT"/>
+                                  <w:spacing w:val="-9"/>
+                                  <w:w w:val="105"/>
+                                  <w:sz w:val="16"/>
+                                </w:rPr>
+                                <w:t xml:space="preserve"> </w:t>
+                              </w:r>
+                              <w:r>
+                                <w:rPr>
+                                  <w:rFonts w:ascii="Arial MT"/>
+                                  <w:spacing w:val="-4"/>
+                                  <w:w w:val="105"/>
+                                  <w:sz w:val="16"/>
+                                </w:rPr>
+                                <w:t>OTDR</w:t>
+                              </w:r>
+                            </w:p>
+                          </w:txbxContent>
+                        </wps:txbx>
+                        <wps:bodyPr wrap="square" lIns="0" tIns="0" rIns="0" bIns="0" rtlCol="0">
+                          <a:noAutofit/>
+                        </wps:bodyPr>
+                      </wps:wsp>
+                      <wps:wsp>
+                        <wps:cNvPr id="13" name="Textbox 13"/>
+                        <wps:cNvSpPr txBox="1"/>
+                        <wps:spPr>
+                          <a:xfrm>
+                            <a:off x="1451808" y="874326"/>
+                            <a:ext cx="499745" cy="1030605"/>
+                          </a:xfrm>
+                          <a:prstGeom prst="rect">
+                            <a:avLst/>
+                          </a:prstGeom>
+                        </wps:spPr>
+                        <wps:txbx>
+                          <w:txbxContent>
+                            <w:p>
+                              <w:pPr>
+                                <w:spacing w:line="179" w:lineRule="exact"/>
+                                <w:rPr>
+                                  <w:rFonts w:ascii="Arial MT"/>
+                                  <w:sz w:val="16"/>
+                                </w:rPr>
+                              </w:pPr>
+                              <w:r>
+                                <w:rPr>
+                                  <w:rFonts w:ascii="Arial MT"/>
+                                  <w:sz w:val="16"/>
+                                </w:rPr>
+                                <w:t>:</w:t>
+                              </w:r>
+                              <w:r>
+                                <w:rPr>
+                                  <w:rFonts w:ascii="Arial MT"/>
+                                  <w:spacing w:val="2"/>
+                                  <w:sz w:val="16"/>
+                                </w:rPr>
+                                <w:t xml:space="preserve"> </w:t>
+                              </w:r>
+                              <w:r>
+                                <w:rPr>
+                                  <w:rFonts w:ascii="Arial MT"/>
+                                  <w:spacing w:val="-2"/>
+                                  <w:sz w:val="16"/>
+                                </w:rPr>
+                                <w:t>Terlampir</w:t>
+                              </w:r>
+                            </w:p>
+                            <w:p>
+                              <w:pPr>
+                                <w:spacing w:before="92"/>
+                                <w:rPr>
+                                  <w:rFonts w:ascii="Arial MT"/>
+                                  <w:sz w:val="16"/>
+                                </w:rPr>
+                              </w:pPr>
+                              <w:r>
+                                <w:rPr>
+                                  <w:rFonts w:ascii="Arial MT"/>
+                                  <w:sz w:val="16"/>
+                                </w:rPr>
+                                <w:t>:</w:t>
+                              </w:r>
+                              <w:r>
+                                <w:rPr>
+                                  <w:rFonts w:ascii="Arial MT"/>
+                                  <w:spacing w:val="2"/>
+                                  <w:sz w:val="16"/>
+                                </w:rPr>
+                                <w:t xml:space="preserve"> </w:t>
+                              </w:r>
+                              <w:r>
+                                <w:rPr>
+                                  <w:rFonts w:ascii="Arial MT"/>
+                                  <w:spacing w:val="-2"/>
+                                  <w:sz w:val="16"/>
+                                </w:rPr>
+                                <w:t>Terlampir</w:t>
+                              </w:r>
+                            </w:p>
+                            <w:p>
+                              <w:pPr>
+                                <w:spacing w:before="92"/>
+                                <w:rPr>
+                                  <w:rFonts w:ascii="Arial MT"/>
+                                  <w:sz w:val="16"/>
+                                </w:rPr>
+                              </w:pPr>
+                              <w:r>
+                                <w:rPr>
+                                  <w:rFonts w:ascii="Arial MT"/>
+                                  <w:sz w:val="16"/>
+                                </w:rPr>
+                                <w:t>:</w:t>
+                              </w:r>
+                              <w:r>
+                                <w:rPr>
+                                  <w:rFonts w:ascii="Arial MT"/>
+                                  <w:spacing w:val="2"/>
+                                  <w:sz w:val="16"/>
+                                </w:rPr>
+                                <w:t xml:space="preserve"> </w:t>
+                              </w:r>
+                              <w:r>
+                                <w:rPr>
+                                  <w:rFonts w:ascii="Arial MT"/>
+                                  <w:spacing w:val="-2"/>
+                                  <w:sz w:val="16"/>
+                                </w:rPr>
+                                <w:t>Terlampir</w:t>
+                              </w:r>
+                            </w:p>
+                            <w:p>
+                              <w:pPr>
+                                <w:spacing w:before="1"/>
+                                <w:rPr>
+                                  <w:rFonts w:ascii="Arial MT"/>
+                                  <w:sz w:val="16"/>
+                                </w:rPr>
+                              </w:pPr>
+                              <w:r>
+                                <w:rPr>
+                                  <w:rFonts w:ascii="Arial MT"/>
+                                  <w:sz w:val="16"/>
+                                </w:rPr>
+                                <w:t>:</w:t>
+                              </w:r>
+                              <w:r>
+                                <w:rPr>
+                                  <w:rFonts w:ascii="Arial MT"/>
+                                  <w:spacing w:val="2"/>
+                                  <w:sz w:val="16"/>
+                                </w:rPr>
+                                <w:t xml:space="preserve"> </w:t>
+                              </w:r>
+                              <w:r>
+                                <w:rPr>
+                                  <w:rFonts w:ascii="Arial MT"/>
+                                  <w:spacing w:val="-12"/>
+                                  <w:sz w:val="16"/>
+                                </w:rPr>
+                                <w:t>-</w:t>
+                              </w:r>
+                            </w:p>
+                            <w:p>
+                              <w:pPr>
+                                <w:spacing w:before="75"/>
+                                <w:rPr>
+                                  <w:rFonts w:ascii="Arial MT"/>
+                                  <w:sz w:val="16"/>
+                                </w:rPr>
+                              </w:pPr>
+                              <w:r>
+                                <w:rPr>
+                                  <w:rFonts w:ascii="Arial MT"/>
+                                  <w:sz w:val="16"/>
+                                </w:rPr>
+                                <w:t>:</w:t>
+                              </w:r>
+                              <w:r>
+                                <w:rPr>
+                                  <w:rFonts w:ascii="Arial MT"/>
+                                  <w:spacing w:val="2"/>
+                                  <w:sz w:val="16"/>
+                                </w:rPr>
+                                <w:t xml:space="preserve"> </w:t>
+                              </w:r>
+                              <w:r>
+                                <w:rPr>
+                                  <w:rFonts w:ascii="Arial MT"/>
+                                  <w:spacing w:val="-2"/>
+                                  <w:sz w:val="16"/>
+                                </w:rPr>
+                                <w:t>Terlampir</w:t>
+                              </w:r>
+                            </w:p>
+                            <w:p>
+                              <w:pPr>
+                                <w:spacing w:before="77"/>
+                                <w:rPr>
+                                  <w:rFonts w:ascii="Arial MT"/>
+                                  <w:sz w:val="16"/>
+                                </w:rPr>
+                              </w:pPr>
+                              <w:r>
+                                <w:rPr>
+                                  <w:rFonts w:ascii="Arial MT"/>
+                                  <w:sz w:val="16"/>
+                                </w:rPr>
+                                <w:t>:</w:t>
+                              </w:r>
+                              <w:r>
+                                <w:rPr>
+                                  <w:rFonts w:ascii="Arial MT"/>
+                                  <w:spacing w:val="2"/>
+                                  <w:sz w:val="16"/>
+                                </w:rPr>
+                                <w:t xml:space="preserve"> </w:t>
+                              </w:r>
+                              <w:r>
+                                <w:rPr>
+                                  <w:rFonts w:ascii="Arial MT"/>
+                                  <w:spacing w:val="-2"/>
+                                  <w:sz w:val="16"/>
+                                </w:rPr>
+                                <w:t>Terlampir</w:t>
+                              </w:r>
+                            </w:p>
+                            <w:p>
+                              <w:pPr>
+                                <w:spacing w:before="1"/>
+                                <w:rPr>
+                                  <w:rFonts w:ascii="Arial MT"/>
+                                  <w:sz w:val="16"/>
+                                </w:rPr>
+                              </w:pPr>
+                              <w:r>
+                                <w:rPr>
+                                  <w:rFonts w:ascii="Arial MT"/>
+                                  <w:w w:val="105"/>
+                                  <w:sz w:val="16"/>
+                                </w:rPr>
+                                <w:t>:</w:t>
+                              </w:r>
+                              <w:r>
+                                <w:rPr>
+                                  <w:rFonts w:ascii="Arial MT"/>
+                                  <w:spacing w:val="46"/>
+                                  <w:w w:val="105"/>
+                                  <w:sz w:val="16"/>
+                                </w:rPr>
+                                <w:t xml:space="preserve"> </w:t>
+                              </w:r>
+                              <w:r>
+                                <w:rPr>
+                                  <w:rFonts w:ascii="Arial MT"/>
+                                  <w:spacing w:val="-10"/>
+                                  <w:w w:val="105"/>
+                                  <w:sz w:val="16"/>
+                                </w:rPr>
+                                <w:t>-</w:t>
+                              </w:r>
+                            </w:p>
+                          </w:txbxContent>
+                        </wps:txbx>
+                        <wps:bodyPr wrap="square" lIns="0" tIns="0" rIns="0" bIns="0" rtlCol="0">
+                          <a:noAutofit/>
+                        </wps:bodyPr>
+                      </wps:wsp>
+                      <wps:wsp>
+                        <wps:cNvPr id="14" name="Textbox 14"/>
+                        <wps:cNvSpPr txBox="1"/>
+                        <wps:spPr>
+                          <a:xfrm>
+                            <a:off x="0" y="2117217"/>
+                            <a:ext cx="4089400" cy="451484"/>
+                          </a:xfrm>
+                          <a:prstGeom prst="rect">
+                            <a:avLst/>
+                          </a:prstGeom>
+                        </wps:spPr>
+                        <wps:txbx>
+                          <w:txbxContent>
+                            <w:p>
+                              <w:pPr>
+                                <w:spacing w:line="179" w:lineRule="exact"/>
+                                <w:rPr>
+                                  <w:rFonts w:ascii="Arial MT" w:hAnsi="Arial MT"/>
+                                  <w:sz w:val="16"/>
+                                </w:rPr>
+                              </w:pPr>
+                              <w:r>
+                                <w:rPr>
+                                  <w:rFonts w:ascii="Arial MT" w:hAnsi="Arial MT"/>
+                                  <w:spacing w:val="-2"/>
+                                  <w:sz w:val="16"/>
+                                </w:rPr>
+                                <w:t>Demikian</w:t>
+                              </w:r>
+                              <w:r>
+                                <w:rPr>
+                                  <w:rFonts w:ascii="Arial MT" w:hAnsi="Arial MT"/>
+                                  <w:spacing w:val="1"/>
+                                  <w:sz w:val="16"/>
+                                </w:rPr>
+                                <w:t xml:space="preserve"> </w:t>
+                              </w:r>
+                              <w:r>
+                                <w:rPr>
+                                  <w:rFonts w:ascii="Arial MT" w:hAnsi="Arial MT"/>
+                                  <w:spacing w:val="-2"/>
+                                  <w:sz w:val="16"/>
+                                </w:rPr>
+                                <w:t>Beíita</w:t>
+                              </w:r>
+                              <w:r>
+                                <w:rPr>
+                                  <w:rFonts w:ascii="Arial MT" w:hAnsi="Arial MT"/>
+                                  <w:sz w:val="16"/>
+                                </w:rPr>
+                                <w:t xml:space="preserve"> </w:t>
+                              </w:r>
+                              <w:r>
+                                <w:rPr>
+                                  <w:rFonts w:ascii="Arial MT" w:hAnsi="Arial MT"/>
+                                  <w:spacing w:val="-2"/>
+                                  <w:sz w:val="16"/>
+                                </w:rPr>
+                                <w:t>Acara</w:t>
+                              </w:r>
+                              <w:r>
+                                <w:rPr>
+                                  <w:rFonts w:ascii="Arial MT" w:hAnsi="Arial MT"/>
+                                  <w:spacing w:val="1"/>
+                                  <w:sz w:val="16"/>
+                                </w:rPr>
+                                <w:t xml:space="preserve"> </w:t>
+                              </w:r>
+                              <w:r>
+                                <w:rPr>
+                                  <w:rFonts w:ascii="Arial MT" w:hAnsi="Arial MT"/>
+                                  <w:spacing w:val="-2"/>
+                                  <w:sz w:val="16"/>
+                                </w:rPr>
+                                <w:t>Instalasi</w:t>
+                              </w:r>
+                              <w:r>
+                                <w:rPr>
+                                  <w:rFonts w:ascii="Arial MT" w:hAnsi="Arial MT"/>
+                                  <w:sz w:val="16"/>
+                                </w:rPr>
+                                <w:t xml:space="preserve"> </w:t>
+                              </w:r>
+                              <w:r>
+                                <w:rPr>
+                                  <w:rFonts w:ascii="Arial MT" w:hAnsi="Arial MT"/>
+                                  <w:spacing w:val="-2"/>
+                                  <w:sz w:val="16"/>
+                                </w:rPr>
+                                <w:t>&amp;</w:t>
+                              </w:r>
+                              <w:r>
+                                <w:rPr>
+                                  <w:rFonts w:ascii="Arial MT" w:hAnsi="Arial MT"/>
+                                  <w:spacing w:val="-3"/>
+                                  <w:sz w:val="16"/>
+                                </w:rPr>
+                                <w:t xml:space="preserve"> </w:t>
+                              </w:r>
+                              <w:r>
+                                <w:rPr>
+                                  <w:rFonts w:ascii="Arial MT" w:hAnsi="Arial MT"/>
+                                  <w:spacing w:val="-2"/>
+                                  <w:sz w:val="16"/>
+                                </w:rPr>
+                                <w:t>Test</w:t>
+                              </w:r>
+                              <w:r>
+                                <w:rPr>
+                                  <w:rFonts w:ascii="Arial MT" w:hAnsi="Arial MT"/>
+                                  <w:spacing w:val="1"/>
+                                  <w:sz w:val="16"/>
+                                </w:rPr>
+                                <w:t xml:space="preserve"> </w:t>
+                              </w:r>
+                              <w:r>
+                                <w:rPr>
+                                  <w:rFonts w:ascii="Arial MT" w:hAnsi="Arial MT"/>
+                                  <w:spacing w:val="-2"/>
+                                  <w:sz w:val="16"/>
+                                </w:rPr>
+                                <w:t>Commissioning</w:t>
+                              </w:r>
+                              <w:r>
+                                <w:rPr>
+                                  <w:rFonts w:ascii="Arial MT" w:hAnsi="Arial MT"/>
+                                  <w:spacing w:val="3"/>
+                                  <w:sz w:val="16"/>
+                                </w:rPr>
+                                <w:t xml:space="preserve"> </w:t>
+                              </w:r>
+                              <w:r>
+                                <w:rPr>
+                                  <w:rFonts w:ascii="Arial MT" w:hAnsi="Arial MT"/>
+                                  <w:spacing w:val="-2"/>
+                                  <w:sz w:val="16"/>
+                                </w:rPr>
+                                <w:t>ini</w:t>
+                              </w:r>
+                              <w:r>
+                                <w:rPr>
+                                  <w:rFonts w:ascii="Arial MT" w:hAnsi="Arial MT"/>
+                                  <w:spacing w:val="1"/>
+                                  <w:sz w:val="16"/>
+                                </w:rPr>
+                                <w:t xml:space="preserve"> </w:t>
+                              </w:r>
+                              <w:r>
+                                <w:rPr>
+                                  <w:rFonts w:ascii="Arial MT" w:hAnsi="Arial MT"/>
+                                  <w:spacing w:val="-2"/>
+                                  <w:sz w:val="16"/>
+                                </w:rPr>
+                                <w:t>dibuat</w:t>
+                              </w:r>
+                              <w:r>
+                                <w:rPr>
+                                  <w:rFonts w:ascii="Arial MT" w:hAnsi="Arial MT"/>
+                                  <w:spacing w:val="1"/>
+                                  <w:sz w:val="16"/>
+                                </w:rPr>
+                                <w:t xml:space="preserve"> </w:t>
+                              </w:r>
+                              <w:r>
+                                <w:rPr>
+                                  <w:rFonts w:ascii="Arial MT" w:hAnsi="Arial MT"/>
+                                  <w:spacing w:val="-2"/>
+                                  <w:sz w:val="16"/>
+                                </w:rPr>
+                                <w:t>dengan</w:t>
+                              </w:r>
+                              <w:r>
+                                <w:rPr>
+                                  <w:rFonts w:ascii="Arial MT" w:hAnsi="Arial MT"/>
+                                  <w:sz w:val="16"/>
+                                </w:rPr>
+                                <w:t xml:space="preserve"> </w:t>
+                              </w:r>
+                              <w:r>
+                                <w:rPr>
+                                  <w:rFonts w:ascii="Arial MT" w:hAnsi="Arial MT"/>
+                                  <w:spacing w:val="-2"/>
+                                  <w:sz w:val="16"/>
+                                </w:rPr>
+                                <w:t>sebenar-benarnya.</w:t>
+                              </w:r>
+                            </w:p>
+                            <w:p>
+                              <w:pPr>
+                                <w:spacing w:before="162"/>
+                                <w:rPr>
+                                  <w:rFonts w:ascii="Arial MT"/>
+                                  <w:sz w:val="16"/>
+                                </w:rPr>
+                              </w:pPr>
+                            </w:p>
+                            <w:p>
+                              <w:pPr>
+                                <w:ind w:left="1546"/>
+                                <w:rPr>
+                                  <w:rFonts w:ascii="Arial MT"/>
+                                  <w:sz w:val="16"/>
+                                </w:rPr>
+                              </w:pPr>
+                              <w:r>
+                                <w:rPr>
+                                  <w:rFonts w:ascii="Arial MT"/>
+                                  <w:sz w:val="16"/>
+                                </w:rPr>
+                                <w:t xml:space="preserve">  </w:t>
+                              </w:r>
+                              <w:r>
+                                <w:rPr>
+                                  <w:rFonts w:ascii="Arial MT"/>
+                                  <w:sz w:val="16"/>
+                                </w:rPr>
+                                <w:t xml:space="preserve">           </w:t>
+                              </w:r>
+                              <w:r>
+                                <w:rPr>
+                                  <w:rFonts w:ascii="Arial MT"/>
+                                  <w:sz w:val="16"/>
+                                </w:rPr>
+                                <w:t xml:space="preserve"> </w:t>
+                              </w:r>
+                            </w:p>
+                          </w:txbxContent>
+                        </wps:txbx>
+                        <wps:bodyPr wrap="square" lIns="0" tIns="0" rIns="0" bIns="0" rtlCol="0">
+                          <a:noAutofit/>
+                        </wps:bodyPr>
+                      </wps:wsp>
+                      <wps:wsp>
+                        <wps:cNvPr id="15" name="Textbox 15"/>
+                        <wps:cNvSpPr txBox="1"/>
+                        <wps:spPr>
+                          <a:xfrm>
+                            <a:off x="4637399" y="2832053"/>
+                            <a:ext cx="780536" cy="126857"/>
+                          </a:xfrm>
+                          <a:prstGeom prst="rect">
+                            <a:avLst/>
+                          </a:prstGeom>
+                        </wps:spPr>
+                        <wps:txbx>
+                          <w:txbxContent>
+                            <w:p>
+                              <w:pPr>
+                                <w:spacing w:line="179" w:lineRule="exact"/>
+                                <w:jc w:val="center"/>
+                                <w:rPr>
+                                  <w:rFonts w:ascii="Arial MT"/>
+                                  <w:sz w:val="16"/>
+                                  <w:lang w:val="en-US"/>
+                                </w:rPr>
+                              </w:pPr>
+                              <w:r>
+                                <w:rPr>
+                                  <w:rFonts w:ascii="Arial MT"/>
+                                  <w:sz w:val="16"/>
+                                  <w:lang w:val="en-US"/>
+                                </w:rPr>
+                                <w:t>PLN ICONPLUS</w:t>
+                              </w:r>
+                            </w:p>
+                          </w:txbxContent>
+                        </wps:txbx>
+                        <wps:bodyPr wrap="square" lIns="0" tIns="0" rIns="0" bIns="0" rtlCol="0">
+                          <a:noAutofit/>
+                        </wps:bodyPr>
+                      </wps:wsp>
+                      <wps:wsp>
+                        <wps:cNvPr id="16" name="Textbox 16"/>
+                        <wps:cNvSpPr txBox="1"/>
+                        <wps:spPr>
+                          <a:xfrm>
+                            <a:off x="388301" y="2766695"/>
+                            <a:ext cx="1831865" cy="451218"/>
+                          </a:xfrm>
+                          <a:prstGeom prst="rect">
+                            <a:avLst/>
+                          </a:prstGeom>
+                        </wps:spPr>
+                        <wps:txbx>
+                          <w:txbxContent>
+                            <w:p>
+                              <w:pPr>
+                                <w:spacing w:line="179" w:lineRule="exact"/>
+                                <w:jc w:val="center"/>
+                                <w:rPr>
+                                  <w:rFonts w:ascii="Arial MT"/>
+                                  <w:sz w:val="16"/>
+                                </w:rPr>
+                              </w:pPr>
+                              <w:r>
+                                <w:rPr>
+                                  <w:rFonts w:ascii="Arial MT"/>
+                                  <w:sz w:val="16"/>
+                                </w:rPr>
+                                <w:t>{{ nama_pelanggan }}</w:t>
+                              </w:r>
+                            </w:p>
+                          </w:txbxContent>
+                        </wps:txbx>
+                        <wps:bodyPr wrap="square" lIns="0" tIns="0" rIns="0" bIns="0" rtlCol="0">
+                          <a:noAutofit/>
+                        </wps:bodyPr>
+                      </wps:wsp>
+                      <wps:wsp>
+                        <wps:cNvPr id="18" name="Textbox 18"/>
+                        <wps:cNvSpPr txBox="1"/>
+                        <wps:spPr>
+                          <a:xfrm>
+                            <a:off x="768400" y="3767963"/>
+                            <a:ext cx="46990" cy="114300"/>
+                          </a:xfrm>
+                          <a:prstGeom prst="rect">
+                            <a:avLst/>
+                          </a:prstGeom>
+                        </wps:spPr>
+                        <wps:txbx>
+                          <w:txbxContent>
+                            <w:p>
+                              <w:pPr>
+                                <w:spacing w:line="179" w:lineRule="exact"/>
+                                <w:rPr>
+                                  <w:rFonts w:ascii="Arial MT"/>
+                                  <w:sz w:val="16"/>
+                                </w:rPr>
+                              </w:pPr>
+                              <w:r>
+                                <w:rPr>
+                                  <w:rFonts w:ascii="Arial MT"/>
+                                  <w:spacing w:val="-10"/>
+                                  <w:sz w:val="16"/>
+                                </w:rPr>
+                                <w:t>(</w:t>
+                              </w:r>
+                            </w:p>
+                          </w:txbxContent>
+                        </wps:txbx>
+                        <wps:bodyPr wrap="square" lIns="0" tIns="0" rIns="0" bIns="0" rtlCol="0">
+                          <a:noAutofit/>
+                        </wps:bodyPr>
+                      </wps:wsp>
+                      <wps:wsp>
+                        <wps:cNvPr id="19" name="Textbox 19"/>
+                        <wps:cNvSpPr txBox="1"/>
+                        <wps:spPr>
+                          <a:xfrm>
+                            <a:off x="1931542" y="3767963"/>
+                            <a:ext cx="46990" cy="114300"/>
+                          </a:xfrm>
+                          <a:prstGeom prst="rect">
+                            <a:avLst/>
+                          </a:prstGeom>
+                        </wps:spPr>
+                        <wps:txbx>
+                          <w:txbxContent>
+                            <w:p>
+                              <w:pPr>
+                                <w:spacing w:line="179" w:lineRule="exact"/>
+                                <w:rPr>
+                                  <w:rFonts w:ascii="Arial MT"/>
+                                  <w:sz w:val="16"/>
+                                </w:rPr>
+                              </w:pPr>
+                              <w:r>
+                                <w:rPr>
+                                  <w:rFonts w:ascii="Arial MT"/>
+                                  <w:spacing w:val="-10"/>
+                                  <w:sz w:val="16"/>
+                                </w:rPr>
+                                <w:t>)</w:t>
+                              </w:r>
+                            </w:p>
+                          </w:txbxContent>
+                        </wps:txbx>
+                        <wps:bodyPr wrap="square" lIns="0" tIns="0" rIns="0" bIns="0" rtlCol="0">
+                          <a:noAutofit/>
+                        </wps:bodyPr>
+                      </wps:wsp>
+                      <wps:wsp>
+                        <wps:cNvPr id="20" name="Textbox 20"/>
+                        <wps:cNvSpPr txBox="1"/>
+                        <wps:spPr>
+                          <a:xfrm>
+                            <a:off x="4418965" y="3767963"/>
+                            <a:ext cx="46990" cy="114300"/>
+                          </a:xfrm>
+                          <a:prstGeom prst="rect">
+                            <a:avLst/>
+                          </a:prstGeom>
+                        </wps:spPr>
+                        <wps:txbx>
+                          <w:txbxContent>
+                            <w:p>
+                              <w:pPr>
+                                <w:spacing w:line="179" w:lineRule="exact"/>
+                                <w:rPr>
+                                  <w:rFonts w:ascii="Arial MT"/>
+                                  <w:sz w:val="16"/>
+                                </w:rPr>
+                              </w:pPr>
+                              <w:r>
+                                <w:rPr>
+                                  <w:rFonts w:ascii="Arial MT"/>
+                                  <w:spacing w:val="-10"/>
+                                  <w:sz w:val="16"/>
+                                </w:rPr>
+                                <w:t>(</w:t>
+                              </w:r>
+                            </w:p>
+                          </w:txbxContent>
+                        </wps:txbx>
+                        <wps:bodyPr wrap="square" lIns="0" tIns="0" rIns="0" bIns="0" rtlCol="0">
+                          <a:noAutofit/>
+                        </wps:bodyPr>
+                      </wps:wsp>
+                      <wps:wsp>
+                        <wps:cNvPr id="21" name="Textbox 21"/>
+                        <wps:cNvSpPr txBox="1"/>
+                        <wps:spPr>
+                          <a:xfrm>
+                            <a:off x="5723890" y="3767963"/>
+                            <a:ext cx="46990" cy="114300"/>
+                          </a:xfrm>
+                          <a:prstGeom prst="rect">
+                            <a:avLst/>
+                          </a:prstGeom>
+                        </wps:spPr>
+                        <wps:txbx>
+                          <w:txbxContent>
+                            <w:p>
+                              <w:pPr>
+                                <w:spacing w:line="179" w:lineRule="exact"/>
+                                <w:rPr>
+                                  <w:rFonts w:ascii="Arial MT"/>
+                                  <w:sz w:val="16"/>
+                                </w:rPr>
+                              </w:pPr>
+                              <w:r>
+                                <w:rPr>
+                                  <w:rFonts w:ascii="Arial MT"/>
+                                  <w:spacing w:val="-10"/>
+                                  <w:sz w:val="16"/>
+                                </w:rPr>
+                                <w:t>)</w:t>
+                              </w:r>
+                            </w:p>
+                          </w:txbxContent>
+                        </wps:txbx>
+                        <wps:bodyPr wrap="square" lIns="0" tIns="0" rIns="0" bIns="0" rtlCol="0">
+                          <a:noAutofit/>
+                        </wps:bodyPr>
+                      </wps:wsp>
+                      <wps:wsp>
+                        <wps:cNvPr id="23" name="Textbox 23"/>
+                        <wps:cNvSpPr txBox="1"/>
+                        <wps:spPr>
+                          <a:xfrm>
+                            <a:off x="2523615" y="5647895"/>
+                            <a:ext cx="60960" cy="164465"/>
+                          </a:xfrm>
+                          <a:prstGeom prst="rect">
+                            <a:avLst/>
+                          </a:prstGeom>
+                        </wps:spPr>
+                        <wps:txbx>
+                          <w:txbxContent>
+                            <w:p>
+                              <w:pPr>
+                                <w:spacing w:line="259" w:lineRule="exact"/>
+                                <w:rPr>
+                                  <w:rFonts w:ascii="Roboto"/>
+                                </w:rPr>
+                              </w:pPr>
+                            </w:p>
+                          </w:txbxContent>
+                        </wps:txbx>
+                        <wps:bodyPr wrap="square" lIns="0" tIns="0" rIns="0" bIns="0" rtlCol="0">
+                          <a:noAutofit/>
+                        </wps:bodyPr>
+                      </wps:wsp>
+                    </wpg:wgp>
+                  </a:graphicData>
+                </a:graphic>
+                <wp14:sizeRelH relativeFrom="margin">
+                  <wp14:pctWidth>0</wp14:pctWidth>
+                </wp14:sizeRelH>
+                <wp14:sizeRelV relativeFrom="margin">
+                  <wp14:pctHeight>0</wp14:pctHeight>
+                </wp14:sizeRelV>
+              </wp:anchor>
+            </w:drawing>
+          </mc:Choice>
+          <mc:Fallback>
+            <w:pict>
+              <v:group w14:anchorId="4F0331F2" id="Group 6" o:spid="_x0000_s1027" style="position:absolute;left:0;text-align:left;margin-left:24pt;margin-top:13.55pt;width:525.75pt;height:459.65pt;z-index:-251659776;mso-wrap-distance-left:0;mso-wrap-distance-right:0;mso-position-horizontal-relative:page;mso-width-relative:margin;mso-height-relative:margin" coordorigin=",-253" coordsize="57708,58377" o:gfxdata="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">
+                <v:shape id="Textbox 9" o:spid="_x0000_s1028" type="#_x0000_t202" style="position:absolute;width:8407;height:3111;visibility:visible;mso-wrap-style:square;v-text-anchor:top" o:gfxdata="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" filled="f" stroked="f">
+                  <v:textbox inset="0,0,0,0">
+                    <w:txbxContent>
+                      <w:p>
+                        <w:pPr>
+                          <w:spacing w:line="179" w:lineRule="exact"/>
+                          <w:rPr>
+                            <w:rFonts w:ascii="Arial MT"/>
+                            <w:sz w:val="16"/>
+                          </w:rPr>
+                        </w:pPr>
+                        <w:r>
+                          <w:rPr>
+                            <w:rFonts w:ascii="Arial MT"/>
+                            <w:sz w:val="16"/>
+                          </w:rPr>
+                          <w:t>Alamat</w:t>
+                        </w:r>
+                        <w:r>
+                          <w:rPr>
+                            <w:rFonts w:ascii="Arial MT"/>
+                            <w:spacing w:val="-9"/>
+                            <w:sz w:val="16"/>
+                          </w:rPr>
+                          <w:t xml:space="preserve"> </w:t>
+                        </w:r>
+                        <w:r>
+                          <w:rPr>
+                            <w:rFonts w:ascii="Arial MT"/>
+                            <w:spacing w:val="-2"/>
+                            <w:sz w:val="16"/>
+                          </w:rPr>
+                          <w:t>Pelanggan</w:t>
+                        </w:r>
+                      </w:p>
+                      <w:p>
+                        <w:pPr>
+                          <w:spacing w:before="125"/>
+                          <w:rPr>
+                            <w:rFonts w:ascii="Arial MT"/>
+                            <w:sz w:val="16"/>
+                          </w:rPr>
+                        </w:pPr>
+                        <w:r>
+                          <w:rPr>
+                            <w:rFonts w:ascii="Arial MT"/>
+                            <w:spacing w:val="-2"/>
+                            <w:sz w:val="16"/>
+                          </w:rPr>
+                          <w:t>Koordinat</w:t>
+                        </w:r>
+                      </w:p>
+                    </w:txbxContent>
+                  </v:textbox>
+                </v:shape>
+                <v:shape id="Textbox 10" o:spid="_x0000_s1029" type="#_x0000_t202" style="position:absolute;left:14518;top:-253;width:31711;height:2983;visibility:visible;mso-wrap-style:square;v-text-anchor:top" o:gfxdata="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" filled="f" stroked="f">
+                  <v:textbox inset="0,0,0,0">
+                    <w:txbxContent>
+                      <w:p>
+                        <w:pPr>
+                          <w:tabs>
+                            <w:tab w:val="left" w:pos="286"/>
+                          </w:tabs>
+                          <w:spacing w:line="179" w:lineRule="exact"/>
+                          <w:rPr>
+                            <w:rFonts w:ascii="Arial MT"/>
+                            <w:sz w:val="16"/>
+                          </w:rPr>
+                        </w:pPr>
+                        <w:r>
+                          <w:rPr>
+                            <w:rFonts w:ascii="Arial MT"/>
+                            <w:sz w:val="16"/>
+                          </w:rPr>
+                          <w:tab/>
+                        </w:r>
+                        <w:r>
+                          <w:rPr>
+                            <w:rFonts w:ascii="Arial MT"/>
+                            <w:sz w:val="16"/>
+                          </w:rPr>
+                          <w:t>Sesuai Data Lampiran</w:t>
+                        </w:r>
+                      </w:p>
+                      <w:p>
+                        <w:pPr>
+                          <w:tabs>
+                            <w:tab w:val="left" w:pos="286"/>
+                          </w:tabs>
+                          <w:spacing w:before="125"/>
+                          <w:rPr>
+                            <w:rFonts w:ascii="Arial MT"/>
+                            <w:sz w:val="16"/>
+                          </w:rPr>
+                        </w:pPr>
+                        <w:r>
+                          <w:rPr>
+                            <w:rFonts w:ascii="Arial MT"/>
+                            <w:sz w:val="16"/>
+                          </w:rPr>
+                          <w:tab/>
+                        </w:r>
+                        <w:r>
+                          <w:rPr>
+                            <w:rFonts w:ascii="Arial MT"/>
+                            <w:sz w:val="16"/>
+                          </w:rPr>
+                          <w:t>Sesuai Data Lampiran</w:t>
+                        </w:r>
+                      </w:p>
+                    </w:txbxContent>
+                  </v:textbox>
+                </v:shape>
+                <v:shape id="Textbox 11" o:spid="_x0000_s1030" type="#_x0000_t202" style="position:absolute;top:5825;width:30549;height:1143;visibility:visible;mso-wrap-style:square;v-text-anchor:top" o:gfxdata="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" filled="f" stroked="f">
+                  <v:textbox inset="0,0,0,0">
+                    <w:txbxContent>
+                      <w:p>
+                        <w:pPr>
+                          <w:spacing w:line="179" w:lineRule="exact"/>
+                          <w:rPr>
+                            <w:rFonts w:ascii="Arial MT"/>
+                            <w:sz w:val="16"/>
+                          </w:rPr>
+                        </w:pPr>
+                        <w:r>
+                          <w:rPr>
+                            <w:rFonts w:ascii="Arial MT"/>
+                            <w:sz w:val="16"/>
+                          </w:rPr>
+                          <w:t>Dari</w:t>
+                        </w:r>
+                        <w:r>
+                          <w:rPr>
+                            <w:rFonts w:ascii="Arial MT"/>
+                            <w:spacing w:val="-3"/>
+                            <w:sz w:val="16"/>
+                          </w:rPr>
+                          <w:t xml:space="preserve"> </w:t>
+                        </w:r>
+                        <w:r>
+                          <w:rPr>
+                            <w:rFonts w:ascii="Arial MT"/>
+                            <w:sz w:val="16"/>
+                          </w:rPr>
+                          <w:t>PT</w:t>
+                        </w:r>
+                        <w:r>
+                          <w:rPr>
+                            <w:rFonts w:ascii="Arial MT"/>
+                            <w:spacing w:val="-8"/>
+                            <w:sz w:val="16"/>
+                          </w:rPr>
+                          <w:t xml:space="preserve"> </w:t>
+                        </w:r>
+                        <w:r>
+                          <w:rPr>
+                            <w:rFonts w:ascii="Arial MT"/>
+                            <w:sz w:val="16"/>
+                          </w:rPr>
+                          <w:t>Indonesia</w:t>
+                        </w:r>
+                        <w:r>
+                          <w:rPr>
+                            <w:rFonts w:ascii="Arial MT"/>
+                            <w:spacing w:val="-4"/>
+                            <w:sz w:val="16"/>
+                          </w:rPr>
+                          <w:t xml:space="preserve"> </w:t>
+                        </w:r>
+                        <w:r>
+                          <w:rPr>
+                            <w:rFonts w:ascii="Arial MT"/>
+                            <w:sz w:val="16"/>
+                          </w:rPr>
+                          <w:t>Comnet</w:t>
+                        </w:r>
+                        <w:r>
+                          <w:rPr>
+                            <w:rFonts w:ascii="Arial MT"/>
+                            <w:spacing w:val="-3"/>
+                            <w:sz w:val="16"/>
+                          </w:rPr>
+                          <w:t xml:space="preserve"> </w:t>
+                        </w:r>
+                        <w:r>
+                          <w:rPr>
+                            <w:rFonts w:ascii="Arial MT"/>
+                            <w:sz w:val="16"/>
+                          </w:rPr>
+                          <w:t>Plus</w:t>
+                        </w:r>
+                        <w:r>
+                          <w:rPr>
+                            <w:rFonts w:ascii="Arial MT"/>
+                            <w:spacing w:val="-3"/>
+                            <w:sz w:val="16"/>
+                          </w:rPr>
+                          <w:t xml:space="preserve"> </w:t>
+                        </w:r>
+                        <w:r>
+                          <w:rPr>
+                            <w:rFonts w:ascii="Arial MT"/>
+                            <w:sz w:val="16"/>
+                          </w:rPr>
+                          <w:t>dengan</w:t>
+                        </w:r>
+                        <w:r>
+                          <w:rPr>
+                            <w:rFonts w:ascii="Arial MT"/>
+                            <w:spacing w:val="-2"/>
+                            <w:sz w:val="16"/>
+                          </w:rPr>
+                          <w:t xml:space="preserve"> </w:t>
+                        </w:r>
+                        <w:r>
+                          <w:rPr>
+                            <w:rFonts w:ascii="Arial MT"/>
+                            <w:sz w:val="16"/>
+                          </w:rPr>
+                          <w:t>spesifikasi</w:t>
+                        </w:r>
+                        <w:r>
+                          <w:rPr>
+                            <w:rFonts w:ascii="Arial MT"/>
+                            <w:spacing w:val="-3"/>
+                            <w:sz w:val="16"/>
+                          </w:rPr>
+                          <w:t xml:space="preserve"> </w:t>
+                        </w:r>
+                        <w:r>
+                          <w:rPr>
+                            <w:rFonts w:ascii="Arial MT"/>
+                            <w:sz w:val="16"/>
+                          </w:rPr>
+                          <w:t>sebagai</w:t>
+                        </w:r>
+                        <w:r>
+                          <w:rPr>
+                            <w:rFonts w:ascii="Arial MT"/>
+                            <w:spacing w:val="-1"/>
+                            <w:sz w:val="16"/>
+                          </w:rPr>
+                          <w:t xml:space="preserve"> </w:t>
+                        </w:r>
+                        <w:r>
+                          <w:rPr>
+                            <w:rFonts w:ascii="Arial MT"/>
+                            <w:spacing w:val="-2"/>
+                            <w:sz w:val="16"/>
+                          </w:rPr>
+                          <w:t>berikut:</w:t>
+                        </w:r>
+                      </w:p>
+                    </w:txbxContent>
+                  </v:textbox>
+                </v:shape>
+                <v:shape id="Textbox 12" o:spid="_x0000_s1031" type="#_x0000_t202" style="position:absolute;top:8919;width:10414;height:10306;visibility:visible;mso-wrap-style:square;v-text-anchor:top" o:gfxdata="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" filled="f" stroked="f">
+                  <v:textbox inset="0,0,0,0">
+                    <w:txbxContent>
+                      <w:p>
+                        <w:pPr>
+                          <w:spacing w:line="179" w:lineRule="exact"/>
+                          <w:rPr>
+                            <w:rFonts w:ascii="Arial MT"/>
+                            <w:sz w:val="16"/>
+                          </w:rPr>
+                        </w:pPr>
+                        <w:r>
+                          <w:rPr>
+                            <w:rFonts w:ascii="Arial MT"/>
+                            <w:sz w:val="16"/>
+                          </w:rPr>
+                          <w:t>Nama</w:t>
+                        </w:r>
+                        <w:r>
+                          <w:rPr>
+                            <w:rFonts w:ascii="Arial MT"/>
+                            <w:spacing w:val="-5"/>
+                            <w:sz w:val="16"/>
+                          </w:rPr>
+                          <w:t xml:space="preserve"> </w:t>
+                        </w:r>
+                        <w:r>
+                          <w:rPr>
+                            <w:rFonts w:ascii="Arial MT"/>
+                            <w:spacing w:val="-2"/>
+                            <w:sz w:val="16"/>
+                          </w:rPr>
+                          <w:t>Perangkat</w:t>
+                        </w:r>
+                      </w:p>
+                      <w:p>
+                        <w:pPr>
+                          <w:spacing w:before="92"/>
+                          <w:rPr>
+                            <w:rFonts w:ascii="Arial MT"/>
+                            <w:sz w:val="16"/>
+                          </w:rPr>
+                        </w:pPr>
+                        <w:r>
+                          <w:rPr>
+                            <w:rFonts w:ascii="Arial MT"/>
+                            <w:sz w:val="16"/>
+                          </w:rPr>
+                          <w:t>Kanal</w:t>
+                        </w:r>
+                        <w:r>
+                          <w:rPr>
+                            <w:rFonts w:ascii="Arial MT"/>
+                            <w:spacing w:val="-2"/>
+                            <w:sz w:val="16"/>
+                          </w:rPr>
+                          <w:t xml:space="preserve"> </w:t>
+                        </w:r>
+                        <w:r>
+                          <w:rPr>
+                            <w:rFonts w:ascii="Arial MT"/>
+                            <w:spacing w:val="-4"/>
+                            <w:sz w:val="16"/>
+                          </w:rPr>
+                          <w:t>Port</w:t>
+                        </w:r>
+                      </w:p>
+                      <w:p>
+                        <w:pPr>
+                          <w:spacing w:before="92"/>
+                          <w:ind w:right="244"/>
+                          <w:rPr>
+                            <w:rFonts w:ascii="Arial MT"/>
+                            <w:sz w:val="16"/>
+                          </w:rPr>
+                        </w:pPr>
+                        <w:r>
+                          <w:rPr>
+                            <w:rFonts w:ascii="Arial MT"/>
+                            <w:sz w:val="16"/>
+                          </w:rPr>
+                          <w:t>Alamat/Lokasi</w:t>
+                        </w:r>
+                        <w:r>
+                          <w:rPr>
+                            <w:rFonts w:ascii="Arial MT"/>
+                            <w:spacing w:val="-12"/>
+                            <w:sz w:val="16"/>
+                          </w:rPr>
+                          <w:t xml:space="preserve"> </w:t>
+                        </w:r>
+                        <w:r>
+                          <w:rPr>
+                            <w:rFonts w:ascii="Arial MT"/>
+                            <w:sz w:val="16"/>
+                          </w:rPr>
+                          <w:t xml:space="preserve">POP </w:t>
+                        </w:r>
+                        <w:r>
+                          <w:rPr>
+                            <w:rFonts w:ascii="Arial MT"/>
+                            <w:spacing w:val="-2"/>
+                            <w:sz w:val="16"/>
+                          </w:rPr>
+                          <w:t>Koordinat</w:t>
+                        </w:r>
+                      </w:p>
+                      <w:p>
+                        <w:pPr>
+                          <w:spacing w:before="16" w:line="262" w:lineRule="exact"/>
+                          <w:rPr>
+                            <w:rFonts w:ascii="Arial MT"/>
+                            <w:sz w:val="16"/>
+                          </w:rPr>
+                        </w:pPr>
+                        <w:r>
+                          <w:rPr>
+                            <w:rFonts w:ascii="Arial MT"/>
+                            <w:sz w:val="16"/>
+                          </w:rPr>
+                          <w:t>Nama</w:t>
+                        </w:r>
+                        <w:r>
+                          <w:rPr>
+                            <w:rFonts w:ascii="Arial MT"/>
+                            <w:spacing w:val="-12"/>
+                            <w:sz w:val="16"/>
+                          </w:rPr>
+                          <w:t xml:space="preserve"> </w:t>
+                        </w:r>
+                        <w:r>
+                          <w:rPr>
+                            <w:rFonts w:ascii="Arial MT"/>
+                            <w:sz w:val="16"/>
+                          </w:rPr>
+                          <w:t>Perangkat</w:t>
+                        </w:r>
+                        <w:r>
+                          <w:rPr>
+                            <w:rFonts w:ascii="Arial MT"/>
+                            <w:spacing w:val="-11"/>
+                            <w:sz w:val="16"/>
+                          </w:rPr>
+                          <w:t xml:space="preserve"> </w:t>
+                        </w:r>
+                        <w:r>
+                          <w:rPr>
+                            <w:rFonts w:ascii="Arial MT"/>
+                            <w:sz w:val="16"/>
+                          </w:rPr>
+                          <w:t>&amp;</w:t>
+                        </w:r>
+                        <w:r>
+                          <w:rPr>
+                            <w:rFonts w:ascii="Arial MT"/>
+                            <w:spacing w:val="-11"/>
+                            <w:sz w:val="16"/>
+                          </w:rPr>
+                          <w:t xml:space="preserve"> </w:t>
+                        </w:r>
+                        <w:r>
+                          <w:rPr>
+                            <w:rFonts w:ascii="Arial MT"/>
+                            <w:sz w:val="16"/>
+                          </w:rPr>
+                          <w:t>SN Kanal / Port</w:t>
+                        </w:r>
+                      </w:p>
+                      <w:p>
+                        <w:pPr>
+                          <w:spacing w:line="166" w:lineRule="exact"/>
+                          <w:rPr>
+                            <w:rFonts w:ascii="Arial MT"/>
+                            <w:sz w:val="16"/>
+                          </w:rPr>
+                        </w:pPr>
+                        <w:r>
+                          <w:rPr>
+                            <w:rFonts w:ascii="Arial MT"/>
+                            <w:w w:val="105"/>
+                            <w:sz w:val="16"/>
+                          </w:rPr>
+                          <w:t>Jarak</w:t>
+                        </w:r>
+                        <w:r>
+                          <w:rPr>
+                            <w:rFonts w:ascii="Arial MT"/>
+                            <w:spacing w:val="-9"/>
+                            <w:w w:val="105"/>
+                            <w:sz w:val="16"/>
+                          </w:rPr>
+                          <w:t xml:space="preserve"> </w:t>
+                        </w:r>
+                        <w:r>
+                          <w:rPr>
+                            <w:rFonts w:ascii="Arial MT"/>
+                            <w:spacing w:val="-4"/>
+                            <w:w w:val="105"/>
+                            <w:sz w:val="16"/>
+                          </w:rPr>
+                          <w:t>OTDR</w:t>
+                        </w:r>
+                      </w:p>
+                    </w:txbxContent>
+                  </v:textbox>
+                </v:shape>
+                <v:shape id="Textbox 13" o:spid="_x0000_s1032" type="#_x0000_t202" style="position:absolute;left:14518;top:8743;width:4997;height:10306;visibility:visible;mso-wrap-style:square;v-text-anchor:top" o:gfxdata="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" filled="f" stroked="f">
+                  <v:textbox inset="0,0,0,0">
+                    <w:txbxContent>
+                      <w:p>
+                        <w:pPr>
+                          <w:spacing w:line="179" w:lineRule="exact"/>
+                          <w:rPr>
+                            <w:rFonts w:ascii="Arial MT"/>
+                            <w:sz w:val="16"/>
+                          </w:rPr>
+                        </w:pPr>
+                        <w:r>
+                          <w:rPr>
+                            <w:rFonts w:ascii="Arial MT"/>
+                            <w:sz w:val="16"/>
+                          </w:rPr>
+                          <w:t>:</w:t>
+                        </w:r>
+                        <w:r>
+                          <w:rPr>
+                            <w:rFonts w:ascii="Arial MT"/>
+                            <w:spacing w:val="2"/>
+                            <w:sz w:val="16"/>
+                          </w:rPr>
+                          <w:t xml:space="preserve"> </w:t>
+                        </w:r>
+                        <w:r>
+                          <w:rPr>
+                            <w:rFonts w:ascii="Arial MT"/>
+                            <w:spacing w:val="-2"/>
+                            <w:sz w:val="16"/>
+                          </w:rPr>
+                          <w:t>Terlampir</w:t>
+                        </w:r>
+                      </w:p>
+                      <w:p>
+                        <w:pPr>
+                          <w:spacing w:before="92"/>
+                          <w:rPr>
+                            <w:rFonts w:ascii="Arial MT"/>
+                            <w:sz w:val="16"/>
+                          </w:rPr>
+                        </w:pPr>
+                        <w:r>
+                          <w:rPr>
+                            <w:rFonts w:ascii="Arial MT"/>
+                            <w:sz w:val="16"/>
+                          </w:rPr>
+                          <w:t>:</w:t>
+                        </w:r>
+                        <w:r>
+                          <w:rPr>
+                            <w:rFonts w:ascii="Arial MT"/>
+                            <w:spacing w:val="2"/>
+                            <w:sz w:val="16"/>
+                          </w:rPr>
+                          <w:t xml:space="preserve"> </w:t>
+                        </w:r>
+                        <w:r>
+                          <w:rPr>
+                            <w:rFonts w:ascii="Arial MT"/>
+                            <w:spacing w:val="-2"/>
+                            <w:sz w:val="16"/>
+                          </w:rPr>
+                          <w:t>Terlampir</w:t>
+                        </w:r>
+                      </w:p>
+                      <w:p>
+                        <w:pPr>
+                          <w:spacing w:before="92"/>
+                          <w:rPr>
+                            <w:rFonts w:ascii="Arial MT"/>
+                            <w:sz w:val="16"/>
+                          </w:rPr>
+                        </w:pPr>
+                        <w:r>
+                          <w:rPr>
+                            <w:rFonts w:ascii="Arial MT"/>
+                            <w:sz w:val="16"/>
+                          </w:rPr>
+                          <w:t>:</w:t>
+                        </w:r>
+                        <w:r>
+                          <w:rPr>
+                            <w:rFonts w:ascii="Arial MT"/>
+                            <w:spacing w:val="2"/>
+                            <w:sz w:val="16"/>
+                          </w:rPr>
+                          <w:t xml:space="preserve"> </w:t>
+                        </w:r>
+                        <w:r>
+                          <w:rPr>
+                            <w:rFonts w:ascii="Arial MT"/>
+                            <w:spacing w:val="-2"/>
+                            <w:sz w:val="16"/>
+                          </w:rPr>
+                          <w:t>Terlampir</w:t>
+                        </w:r>
+                      </w:p>
+                      <w:p>
+                        <w:pPr>
+                          <w:spacing w:before="1"/>
+                          <w:rPr>
+                            <w:rFonts w:ascii="Arial MT"/>
+                            <w:sz w:val="16"/>
+                          </w:rPr>
+                        </w:pPr>
+                        <w:r>
+                          <w:rPr>
+                            <w:rFonts w:ascii="Arial MT"/>
+                            <w:sz w:val="16"/>
+                          </w:rPr>
+                          <w:t>:</w:t>
+                        </w:r>
+                        <w:r>
+                          <w:rPr>
+                            <w:rFonts w:ascii="Arial MT"/>
+                            <w:spacing w:val="2"/>
+                            <w:sz w:val="16"/>
+                          </w:rPr>
+                          <w:t xml:space="preserve"> </w:t>
+                        </w:r>
+                        <w:r>
+                          <w:rPr>
+                            <w:rFonts w:ascii="Arial MT"/>
+                            <w:spacing w:val="-12"/>
+                            <w:sz w:val="16"/>
+                          </w:rPr>
+                          <w:t>-</w:t>
+                        </w:r>
+                      </w:p>
+                      <w:p>
+                        <w:pPr>
+                          <w:spacing w:before="75"/>
+                          <w:rPr>
+                            <w:rFonts w:ascii="Arial MT"/>
+                            <w:sz w:val="16"/>
+                          </w:rPr>
+                        </w:pPr>
+                        <w:r>
+                          <w:rPr>
+                            <w:rFonts w:ascii="Arial MT"/>
+                            <w:sz w:val="16"/>
+                          </w:rPr>
+                          <w:t>:</w:t>
+                        </w:r>
+                        <w:r>
+                          <w:rPr>
+                            <w:rFonts w:ascii="Arial MT"/>
+                            <w:spacing w:val="2"/>
+                            <w:sz w:val="16"/>
+                          </w:rPr>
+                          <w:t xml:space="preserve"> </w:t>
+                        </w:r>
+                        <w:r>
+                          <w:rPr>
+                            <w:rFonts w:ascii="Arial MT"/>
+                            <w:spacing w:val="-2"/>
+                            <w:sz w:val="16"/>
+                          </w:rPr>
+                          <w:t>Terlampir</w:t>
+                        </w:r>
+                      </w:p>
+                      <w:p>
+                        <w:pPr>
+                          <w:spacing w:before="77"/>
+                          <w:rPr>
+                            <w:rFonts w:ascii="Arial MT"/>
+                            <w:sz w:val="16"/>
+                          </w:rPr>
+                        </w:pPr>
+                        <w:r>
+                          <w:rPr>
+                            <w:rFonts w:ascii="Arial MT"/>
+                            <w:sz w:val="16"/>
+                          </w:rPr>
+                          <w:t>:</w:t>
+                        </w:r>
+                        <w:r>
+                          <w:rPr>
+                            <w:rFonts w:ascii="Arial MT"/>
+                            <w:spacing w:val="2"/>
+                            <w:sz w:val="16"/>
+                          </w:rPr>
+                          <w:t xml:space="preserve"> </w:t>
+                        </w:r>
+                        <w:r>
+                          <w:rPr>
+                            <w:rFonts w:ascii="Arial MT"/>
+                            <w:spacing w:val="-2"/>
+                            <w:sz w:val="16"/>
+                          </w:rPr>
+                          <w:t>Terlampir</w:t>
+                        </w:r>
+                      </w:p>
+                      <w:p>
+                        <w:pPr>
+                          <w:spacing w:before="1"/>
+                          <w:rPr>
+                            <w:rFonts w:ascii="Arial MT"/>
+                            <w:sz w:val="16"/>
+                          </w:rPr>
+                        </w:pPr>
+                        <w:r>
+                          <w:rPr>
+                            <w:rFonts w:ascii="Arial MT"/>
+                            <w:w w:val="105"/>
+                            <w:sz w:val="16"/>
+                          </w:rPr>
+                          <w:t>:</w:t>
+                        </w:r>
+                        <w:r>
+                          <w:rPr>
+                            <w:rFonts w:ascii="Arial MT"/>
+                            <w:spacing w:val="46"/>
+                            <w:w w:val="105"/>
+                            <w:sz w:val="16"/>
+                          </w:rPr>
+                          <w:t xml:space="preserve"> </w:t>
+                        </w:r>
+                        <w:r>
+                          <w:rPr>
+                            <w:rFonts w:ascii="Arial MT"/>
+                            <w:spacing w:val="-10"/>
+                            <w:w w:val="105"/>
+                            <w:sz w:val="16"/>
+                          </w:rPr>
+                          <w:t>-</w:t>
+                        </w:r>
+                      </w:p>
+                    </w:txbxContent>
+                  </v:textbox>
+                </v:shape>
+                <v:shape id="Textbox 14" o:spid="_x0000_s1033" type="#_x0000_t202" style="position:absolute;top:21172;width:40894;height:4515;visibility:visible;mso-wrap-style:square;v-text-anchor:top" o:gfxdata="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" filled="f" stroked="f">
+                  <v:textbox inset="0,0,0,0">
+                    <w:txbxContent>
+                      <w:p>
+                        <w:pPr>
+                          <w:spacing w:line="179" w:lineRule="exact"/>
+                          <w:rPr>
+                            <w:rFonts w:ascii="Arial MT" w:hAnsi="Arial MT"/>
+                            <w:sz w:val="16"/>
+                          </w:rPr>
+                        </w:pPr>
+                        <w:r>
+                          <w:rPr>
+                            <w:rFonts w:ascii="Arial MT" w:hAnsi="Arial MT"/>
+                            <w:spacing w:val="-2"/>
+                            <w:sz w:val="16"/>
+                          </w:rPr>
+                          <w:t>Demikian</w:t>
+                        </w:r>
+                        <w:r>
+                          <w:rPr>
+                            <w:rFonts w:ascii="Arial MT" w:hAnsi="Arial MT"/>
+                            <w:spacing w:val="1"/>
+                            <w:sz w:val="16"/>
+                          </w:rPr>
+                          <w:t xml:space="preserve"> </w:t>
+                        </w:r>
+                        <w:r>
+                          <w:rPr>
+                            <w:rFonts w:ascii="Arial MT" w:hAnsi="Arial MT"/>
+                            <w:spacing w:val="-2"/>
+                            <w:sz w:val="16"/>
+                          </w:rPr>
+                          <w:t>Beíita</w:t>
+                        </w:r>
+                        <w:r>
+                          <w:rPr>
+                            <w:rFonts w:ascii="Arial MT" w:hAnsi="Arial MT"/>
+                            <w:sz w:val="16"/>
+                          </w:rPr>
+                          <w:t xml:space="preserve"> </w:t>
+                        </w:r>
+                        <w:r>
+                          <w:rPr>
+                            <w:rFonts w:ascii="Arial MT" w:hAnsi="Arial MT"/>
+                            <w:spacing w:val="-2"/>
+                            <w:sz w:val="16"/>
+                          </w:rPr>
+                          <w:t>Acara</w:t>
+                        </w:r>
+                        <w:r>
+                          <w:rPr>
+                            <w:rFonts w:ascii="Arial MT" w:hAnsi="Arial MT"/>
+                            <w:spacing w:val="1"/>
+                            <w:sz w:val="16"/>
+                          </w:rPr>
+                          <w:t xml:space="preserve"> </w:t>
+                        </w:r>
+                        <w:r>
+                          <w:rPr>
+                            <w:rFonts w:ascii="Arial MT" w:hAnsi="Arial MT"/>
+                            <w:spacing w:val="-2"/>
+                            <w:sz w:val="16"/>
+                          </w:rPr>
+                          <w:t>Instalasi</w:t>
+                        </w:r>
+                        <w:r>
+                          <w:rPr>
+                            <w:rFonts w:ascii="Arial MT" w:hAnsi="Arial MT"/>
+                            <w:sz w:val="16"/>
+                          </w:rPr>
+                          <w:t xml:space="preserve"> </w:t>
+                        </w:r>
+                        <w:r>
+                          <w:rPr>
+                            <w:rFonts w:ascii="Arial MT" w:hAnsi="Arial MT"/>
+                            <w:spacing w:val="-2"/>
+                            <w:sz w:val="16"/>
+                          </w:rPr>
+                          <w:t>&amp;</w:t>
+                        </w:r>
+                        <w:r>
+                          <w:rPr>
+                            <w:rFonts w:ascii="Arial MT" w:hAnsi="Arial MT"/>
+                            <w:spacing w:val="-3"/>
+                            <w:sz w:val="16"/>
+                          </w:rPr>
+                          <w:t xml:space="preserve"> </w:t>
+                        </w:r>
+                        <w:r>
+                          <w:rPr>
+                            <w:rFonts w:ascii="Arial MT" w:hAnsi="Arial MT"/>
+                            <w:spacing w:val="-2"/>
+                            <w:sz w:val="16"/>
+                          </w:rPr>
+                          <w:t>Test</w:t>
+                        </w:r>
+                        <w:r>
+                          <w:rPr>
+                            <w:rFonts w:ascii="Arial MT" w:hAnsi="Arial MT"/>
+                            <w:spacing w:val="1"/>
+                            <w:sz w:val="16"/>
+                          </w:rPr>
+                          <w:t xml:space="preserve"> </w:t>
+                        </w:r>
+                        <w:r>
+                          <w:rPr>
+                            <w:rFonts w:ascii="Arial MT" w:hAnsi="Arial MT"/>
+                            <w:spacing w:val="-2"/>
+                            <w:sz w:val="16"/>
+                          </w:rPr>
+                          <w:t>Commissioning</w:t>
+                        </w:r>
+                        <w:r>
+                          <w:rPr>
+                            <w:rFonts w:ascii="Arial MT" w:hAnsi="Arial MT"/>
+                            <w:spacing w:val="3"/>
+                            <w:sz w:val="16"/>
+                          </w:rPr>
+                          <w:t xml:space="preserve"> </w:t>
+                        </w:r>
+                        <w:r>
+                          <w:rPr>
+                            <w:rFonts w:ascii="Arial MT" w:hAnsi="Arial MT"/>
+                            <w:spacing w:val="-2"/>
+                            <w:sz w:val="16"/>
+                          </w:rPr>
+                          <w:t>ini</w:t>
+                        </w:r>
+                        <w:r>
+                          <w:rPr>
+                            <w:rFonts w:ascii="Arial MT" w:hAnsi="Arial MT"/>
+                            <w:spacing w:val="1"/>
+                            <w:sz w:val="16"/>
+                          </w:rPr>
+                          <w:t xml:space="preserve"> </w:t>
+                        </w:r>
+                        <w:r>
+                          <w:rPr>
+                            <w:rFonts w:ascii="Arial MT" w:hAnsi="Arial MT"/>
+                            <w:spacing w:val="-2"/>
+                            <w:sz w:val="16"/>
+                          </w:rPr>
+                          <w:t>dibuat</w:t>
+                        </w:r>
+                        <w:r>
+                          <w:rPr>
+                            <w:rFonts w:ascii="Arial MT" w:hAnsi="Arial MT"/>
+                            <w:spacing w:val="1"/>
+                            <w:sz w:val="16"/>
+                          </w:rPr>
+                          <w:t xml:space="preserve"> </w:t>
+                        </w:r>
+                        <w:r>
+                          <w:rPr>
+                            <w:rFonts w:ascii="Arial MT" w:hAnsi="Arial MT"/>
+                            <w:spacing w:val="-2"/>
+                            <w:sz w:val="16"/>
+                          </w:rPr>
+                          <w:t>dengan</w:t>
+                        </w:r>
+                        <w:r>
+                          <w:rPr>
+                            <w:rFonts w:ascii="Arial MT" w:hAnsi="Arial MT"/>
+                            <w:sz w:val="16"/>
+                          </w:rPr>
+                          <w:t xml:space="preserve"> </w:t>
+                        </w:r>
+                        <w:r>
+                          <w:rPr>
+                            <w:rFonts w:ascii="Arial MT" w:hAnsi="Arial MT"/>
+                            <w:spacing w:val="-2"/>
+                            <w:sz w:val="16"/>
+                          </w:rPr>
+                          <w:t>sebenar-benarnya.</w:t>
+                        </w:r>
+                      </w:p>
+                      <w:p>
+                        <w:pPr>
+                          <w:spacing w:before="162"/>
+                          <w:rPr>
+                            <w:rFonts w:ascii="Arial MT"/>
+                            <w:sz w:val="16"/>
+                          </w:rPr>
+                        </w:pPr>
+                      </w:p>
+                      <w:p>
+                        <w:pPr>
+                          <w:ind w:left="1546"/>
+                          <w:rPr>
+                            <w:rFonts w:ascii="Arial MT"/>
+                            <w:sz w:val="16"/>
+                          </w:rPr>
+                        </w:pPr>
+                        <w:r>
+                          <w:rPr>
+                            <w:rFonts w:ascii="Arial MT"/>
+                            <w:sz w:val="16"/>
+                          </w:rPr>
+                          <w:t xml:space="preserve">  </w:t>
+                        </w:r>
+                        <w:r>
+                          <w:rPr>
+                            <w:rFonts w:ascii="Arial MT"/>
+                            <w:sz w:val="16"/>
+                          </w:rPr>
+                          <w:t xml:space="preserve">           </w:t>
+                        </w:r>
+                        <w:r>
+                          <w:rPr>
+                            <w:rFonts w:ascii="Arial MT"/>
+                            <w:sz w:val="16"/>
+                          </w:rPr>
+                          <w:t xml:space="preserve"> </w:t>
+                        </w:r>
+                      </w:p>
+                    </w:txbxContent>
+                  </v:textbox>
+                </v:shape>
+                <v:shape id="_x0000_s1034" type="#_x0000_t202" style="position:absolute;left:46373;top:28320;width:7806;height:1269;visibility:visible;mso-wrap-style:square;v-text-anchor:top" o:gfxdata="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" filled="f" stroked="f">
+                  <v:textbox inset="0,0,0,0">
+                    <w:txbxContent>
+                      <w:p>
+                        <w:pPr>
+                          <w:spacing w:line="179" w:lineRule="exact"/>
+                          <w:jc w:val="center"/>
+                          <w:rPr>
+                            <w:rFonts w:ascii="Arial MT"/>
+                            <w:sz w:val="16"/>
+                            <w:lang w:val="en-US"/>
+                          </w:rPr>
+                        </w:pPr>
+                        <w:r>
+                          <w:rPr>
+                            <w:rFonts w:ascii="Arial MT"/>
+                            <w:sz w:val="16"/>
+                            <w:lang w:val="en-US"/>
+                          </w:rPr>
+                          <w:t>PLN ICONPLUS</w:t>
+                        </w:r>
+                      </w:p>
+                    </w:txbxContent>
+                  </v:textbox>
+                </v:shape>
+                <v:shape id="Textbox 16" o:spid="_x0000_s1035" type="#_x0000_t202" style="position:absolute;left:3883;top:27666;width:18318;height:4513;visibility:visible;mso-wrap-style:square;v-text-anchor:top" o:gfxdata="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" filled="f" stroked="f">
+                  <v:textbox inset="0,0,0,0">
+                    <w:txbxContent>
+                      <w:p>
+                        <w:pPr>
+                          <w:spacing w:line="179" w:lineRule="exact"/>
+                          <w:jc w:val="center"/>
+                          <w:rPr>
+                            <w:rFonts w:ascii="Arial MT"/>
+                            <w:sz w:val="16"/>
+                          </w:rPr>
+                        </w:pPr>
+                        <w:r>
+                          <w:rPr>
+                            <w:rFonts w:ascii="Arial MT"/>
+                            <w:sz w:val="16"/>
+                          </w:rPr>
+                          <w:t>{{ nama_pelanggan }}</w:t>
+                        </w:r>
+                      </w:p>
+                    </w:txbxContent>
+                  </v:textbox>
+                </v:shape>
+                <v:shape id="Textbox 18" o:spid="_x0000_s1036" type="#_x0000_t202" style="position:absolute;left:7684;top:37679;width:469;height:1143;visibility:visible;mso-wrap-style:square;v-text-anchor:top" o:gfxdata="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" filled="f" stroked="f">
+                  <v:textbox inset="0,0,0,0">
+                    <w:txbxContent>
+                      <w:p>
+                        <w:pPr>
+                          <w:spacing w:line="179" w:lineRule="exact"/>
+                          <w:rPr>
+                            <w:rFonts w:ascii="Arial MT"/>
+                            <w:sz w:val="16"/>
+                          </w:rPr>
+                        </w:pPr>
+                        <w:r>
+                          <w:rPr>
+                            <w:rFonts w:ascii="Arial MT"/>
+                            <w:spacing w:val="-10"/>
+                            <w:sz w:val="16"/>
+                          </w:rPr>
+                          <w:t>(</w:t>
+                        </w:r>
+                      </w:p>
+                    </w:txbxContent>
+                  </v:textbox>
+                </v:shape>
+                <v:shape id="Textbox 19" o:spid="_x0000_s1037" type="#_x0000_t202" style="position:absolute;left:19315;top:37679;width:470;height:1143;visibility:visible;mso-wrap-style:square;v-text-anchor:top" o:gfxdata="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" filled="f" stroked="f">
+                  <v:textbox inset="0,0,0,0">
+                    <w:txbxContent>
+                      <w:p>
+                        <w:pPr>
+                          <w:spacing w:line="179" w:lineRule="exact"/>
+                          <w:rPr>
+                            <w:rFonts w:ascii="Arial MT"/>
+                            <w:sz w:val="16"/>
+                          </w:rPr>
+                        </w:pPr>
+                        <w:r>
+                          <w:rPr>
+                            <w:rFonts w:ascii="Arial MT"/>
+                            <w:spacing w:val="-10"/>
+                            <w:sz w:val="16"/>
+                          </w:rPr>
+                          <w:t>)</w:t>
+                        </w:r>
+                      </w:p>
+                    </w:txbxContent>
+                  </v:textbox>
+                </v:shape>
+                <v:shape id="Textbox 20" o:spid="_x0000_s1038" type="#_x0000_t202" style="position:absolute;left:44189;top:37679;width:470;height:1143;visibility:visible;mso-wrap-style:square;v-text-anchor:top" o:gfxdata="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" filled="f" stroked="f">
+                  <v:textbox inset="0,0,0,0">
+                    <w:txbxContent>
+                      <w:p>
+                        <w:pPr>
+                          <w:spacing w:line="179" w:lineRule="exact"/>
+                          <w:rPr>
+                            <w:rFonts w:ascii="Arial MT"/>
+                            <w:sz w:val="16"/>
+                          </w:rPr>
+                        </w:pPr>
+                        <w:r>
+                          <w:rPr>
+                            <w:rFonts w:ascii="Arial MT"/>
+                            <w:spacing w:val="-10"/>
+                            <w:sz w:val="16"/>
+                          </w:rPr>
+                          <w:t>(</w:t>
+                        </w:r>
+                      </w:p>
+                    </w:txbxContent>
+                  </v:textbox>
+                </v:shape>
+                <v:shape id="Textbox 21" o:spid="_x0000_s1039" type="#_x0000_t202" style="position:absolute;left:57238;top:37679;width:470;height:1143;visibility:visible;mso-wrap-style:square;v-text-anchor:top" o:gfxdata="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" filled="f" stroked="f">
+                  <v:textbox inset="0,0,0,0">
+                    <w:txbxContent>
+                      <w:p>
+                        <w:pPr>
+                          <w:spacing w:line="179" w:lineRule="exact"/>
+                          <w:rPr>
+                            <w:rFonts w:ascii="Arial MT"/>
+                            <w:sz w:val="16"/>
+                          </w:rPr>
+                        </w:pPr>
+                        <w:r>
+                          <w:rPr>
+                            <w:rFonts w:ascii="Arial MT"/>
+                            <w:spacing w:val="-10"/>
+                            <w:sz w:val="16"/>
+                          </w:rPr>
+                          <w:t>)</w:t>
+                        </w:r>
+                      </w:p>
+                    </w:txbxContent>
+                  </v:textbox>
+                </v:shape>
+                <v:shape id="Textbox 23" o:spid="_x0000_s1040" type="#_x0000_t202" style="position:absolute;left:25236;top:56478;width:609;height:1645;visibility:visible;mso-wrap-style:square;v-text-anchor:top" o:gfxdata="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" filled="f" stroked="f">
+                  <v:textbox inset="0,0,0,0">
+                    <w:txbxContent>
+                      <w:p>
+                        <w:pPr>
+                          <w:spacing w:line="259" w:lineRule="exact"/>
+                          <w:rPr>
+                            <w:rFonts w:ascii="Roboto"/>
+                          </w:rPr>
+                        </w:pPr>
+                      </w:p>
+                    </w:txbxContent>
+                  </v:textbox>
+                </v:shape>
+                <w10:wrap type="topAndBottom" anchorx="page"/>
+              </v:group>
+            </w:pict>
+          </mc:Fallback>
+        </mc:AlternateContent>
+      </w:r>
+      <w:r>
+        <w:rPr>
+          <w:noProof/>
+          <w:lang w:val="en-US"/>
+        </w:rPr>
+        <mc:AlternateContent>
+          <mc:Choice Requires="wps">
+            <w:drawing>
+              <wp:anchor distT="182880" distB="182880" distL="114300" distR="114300" simplePos="0" relativeHeight="251664896" behindDoc="1" locked="0" layoutInCell="1" allowOverlap="1" wp14:anchorId="3C17479A" wp14:editId="79EDDA52">
+                <wp:simplePos x="0" y="0"/>
+                <wp:positionH relativeFrom="margin">
+                  <wp:posOffset>-621665</wp:posOffset>
+                </wp:positionH>
+                <wp:positionV relativeFrom="margin">
+                  <wp:posOffset>1778000</wp:posOffset>
+                </wp:positionV>
+                <wp:extent cx="4945380" cy="388620"/>
+                <wp:effectExtent l="0" t="0" r="7620" b="11430"/>
+                <wp:wrapNone/>
+                <wp:docPr id="26" name="Text Box 26" descr="Pull quote"/>
+                <wp:cNvGraphicFramePr/>
+                <a:graphic xmlns:a="http://schemas.openxmlformats.org/drawingml/2006/main">
+                  <a:graphicData uri="http://schemas.microsoft.com/office/word/2010/wordprocessingShape">
+                    <wps:wsp>
+                      <wps:cNvSpPr txBox="1"/>
+                      <wps:spPr>
+                        <a:xfrm>
+                          <a:off x="0" y="0"/>
+                          <a:ext cx="4945380" cy="388620"/>
+                        </a:xfrm>
+                        <a:prstGeom prst="rect">
+                          <a:avLst/>
+                        </a:prstGeom>
+                        <a:noFill/>
+                        <a:ln w="6350">
+                          <a:noFill/>
+                        </a:ln>
+                        <a:effectLst/>
+                      </wps:spPr>
+                      <wps:style>
+                        <a:lnRef idx="0">
+                          <a:schemeClr val="accent1"/>
+                        </a:lnRef>
+                        <a:fillRef idx="0">
+                          <a:schemeClr val="accent1"/>
+                        </a:fillRef>
+                        <a:effectRef idx="0">
+                          <a:schemeClr val="accent1"/>
+                        </a:effectRef>
+                        <a:fontRef idx="minor">
+                          <a:schemeClr val="dk1"/>
+                        </a:fontRef>
+                      </wps:style>
+                      <wps:txbx>
+                        <w:txbxContent>
+                          <w:p>
+                            <w:pPr>
+                              <w:spacing w:line="360" w:lineRule="auto"/>
+                              <w:jc w:val="center"/>
+                              <w:rPr>
+                                <w:rFonts w:ascii="Arial MT" w:hAnsi="Arial MT"/>
+                                <w:sz w:val="16"/>
+                                <w:szCs w:val="16"/>
+                              </w:rPr>
+                            </w:pPr>
+                            <w:r>
+                              <w:rPr>
+                                <w:rFonts w:ascii="Arial MT" w:hAnsi="Arial MT"/>
+                                <w:sz w:val="16"/>
+                                <w:szCs w:val="16"/>
+                              </w:rPr>
+                              <w:t>:</w:t>
+                            </w:r>
+                          </w:p>
+                          <w:p>
+                            <w:pPr>
+                              <w:spacing w:line="480" w:lineRule="auto"/>
+                              <w:jc w:val="center"/>
+                              <w:rPr>
+                                <w:rFonts w:ascii="Arial MT" w:hAnsi="Arial MT"/>
+                                <w:sz w:val="16"/>
+                                <w:szCs w:val="16"/>
+                              </w:rPr>
+                            </w:pPr>
+                            <w:r>
+                              <w:rPr>
+                                <w:rFonts w:ascii="Arial MT" w:hAnsi="Arial MT"/>
+                                <w:sz w:val="16"/>
+                                <w:szCs w:val="16"/>
+                              </w:rPr>
+                              <w:t>:</w:t>
+                            </w:r>
+                          </w:p>
+                        </w:txbxContent>
+                      </wps:txbx>
+                      <wps:bodyPr rot="0" spcFirstLastPara="0" vertOverflow="overflow" horzOverflow="overflow" vert="horz" wrap="square" lIns="0" tIns="0" rIns="0" bIns="0" numCol="1" spcCol="0" rtlCol="0" fromWordArt="0" anchor="t" anchorCtr="0" forceAA="0" compatLnSpc="1">
+                        <a:prstTxWarp prst="textNoShape">
+                          <a:avLst/>
+                        </a:prstTxWarp>
+                        <a:noAutofit/>
+                      </wps:bodyPr>
+                    </wps:wsp>
+                  </a:graphicData>
+                </a:graphic>
+                <wp14:sizeRelH relativeFrom="margin">
+                  <wp14:pctWidth>0</wp14:pctWidth>
+                </wp14:sizeRelH>
+                <wp14:sizeRelV relativeFrom="margin">
+                  <wp14:pctHeight>0</wp14:pctHeight>
+                </wp14:sizeRelV>
+              </wp:anchor>
+            </w:drawing>
+          </mc:Choice>
+          <mc:Fallback>
+            <w:pict>
+              <v:shape w14:anchorId="3C17479A" id="Text Box 26" o:spid="_x0000_s1041" type="#_x0000_t202" alt="Pull quote" style="position:absolute;left:0;text-align:left;margin-left:-48.95pt;margin-top:140pt;width:389.4pt;height:30.6pt;z-index:-251651584;visibility:visible;mso-wrap-style:square;mso-width-percent:0;mso-height-percent:0;mso-wrap-distance-left:9pt;mso-wrap-distance-top:14.4pt;mso-wrap-distance-right:9pt;mso-wrap-distance-bottom:14.4pt;mso-position-horizontal:absolute;mso-position-horizontal-relative:margin;mso-position-vertical:absolute;mso-position-vertical-relative:margin;mso-width-percent:0;mso-height-percent:0;mso-width-relative:margin;mso-height-relative:margin;v-text-anchor:top" o:gfxdata="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" filled="f" stroked="f" strokeweight=".5pt">
+                <v:textbox inset="0,0,0,0">
+                  <w:txbxContent>
+                    <w:p>
+                      <w:pPr>
+                        <w:spacing w:line="360" w:lineRule="auto"/>
+                        <w:jc w:val="center"/>
+                        <w:rPr>
+                          <w:rFonts w:ascii="Arial MT" w:hAnsi="Arial MT"/>
+                          <w:sz w:val="16"/>
+                          <w:szCs w:val="16"/>
+                        </w:rPr>
+                      </w:pPr>
+                      <w:r>
+                        <w:rPr>
+                          <w:rFonts w:ascii="Arial MT" w:hAnsi="Arial MT"/>
+                          <w:sz w:val="16"/>
+                          <w:szCs w:val="16"/>
+                        </w:rPr>
+                        <w:t>:</w:t>
+                      </w:r>
+                    </w:p>
+                    <w:p>
+                      <w:pPr>
+                        <w:spacing w:line="480" w:lineRule="auto"/>
+                        <w:jc w:val="center"/>
+                        <w:rPr>
+                          <w:rFonts w:ascii="Arial MT" w:hAnsi="Arial MT"/>
+                          <w:sz w:val="16"/>
+                          <w:szCs w:val="16"/>
+                        </w:rPr>
+                      </w:pPr>
+                      <w:r>
+                        <w:rPr>
+                          <w:rFonts w:ascii="Arial MT" w:hAnsi="Arial MT"/>
+                          <w:sz w:val="16"/>
+                          <w:szCs w:val="16"/>
+                        </w:rPr>
+                        <w:t>:</w:t>
+                      </w:r>
+                    </w:p>
+                  </w:txbxContent>
+                </v:textbox>
+                <w10:wrap anchorx="margin" anchory="margin"/>
+              </v:shape>
+            </w:pict>
+          </mc:Fallback>
+        </mc:AlternateContent>
+      </w:r>
+      <w:r>
+        <w:t>Nama</w:t>
+      </w:r>
+      <w:r>
+        <w:rPr>
+          <w:spacing w:val="-2"/>
+        </w:rPr>
+        <w:t xml:space="preserve"> Pelanggan</w:t>
+      </w:r>
+      <w:r>
+        <w:tab/>
+      </w:r>
+      <w:r>
+        <w:rPr>
+          <w:spacing w:val="-10"/>
+        </w:rPr>
+        <w:t>:</w:t>
+      </w:r>
+      <w:r>
+        <w:tab/>
+      </w:r>
+      <w:r>
+        <w:t>{{ nama_pelanggan }}</w:t>
+      </w:r>
+    </w:p>
     <w:tbl>
       <w:tblPr>
         <w:tblStyle w:val="TableGrid"/>
-        <w:tblpPr w:leftFromText="180" w:rightFromText="180" w:vertAnchor="text" w:horzAnchor="margin" w:tblpY="-79"/>
+        <w:tblpPr w:leftFromText="180" w:rightFromText="180" w:vertAnchor="text" w:horzAnchor="margin" w:tblpXSpec="center" w:tblpY="592"/>
         <w:tblW w:w="0" w:type="auto"/>
         <w:tblLook w:val="04A0" w:firstRow="1" w:lastRow="0" w:firstColumn="1" w:lastColumn="0" w:noHBand="0" w:noVBand="1"/>
       </w:tblPr>
@@ -28,17 +3111,14 @@
                 <w:noProof/>
               </w:rPr>
             </w:pPr>
+            <w:bookmarkStart w:id="0" w:name="Lampiran_Project_PANIKI.pdf"/>
+            <w:bookmarkEnd w:id="0"/>
             <w:r>
               <w:rPr>
                 <w:noProof/>
               </w:rPr>
-              <w:t>No</w:t>
-            </w:r>
-            <w:r>
-              <w:rPr>
-                <w:noProof/>
-              </w:rPr>
-              <w:t>mor</w:t>
+              <w:lastRenderedPageBreak/>
+              <w:t>Nomor</w:t>
             </w:r>
           </w:p>
         </w:tc>
@@ -56,13 +3136,7 @@
               <w:rPr>
                 <w:noProof/>
               </w:rPr>
-              <w:t>ID</w:t>
-            </w:r>
-            <w:r>
-              <w:rPr>
-                <w:noProof/>
-              </w:rPr>
-              <w:t xml:space="preserve"> PA</w:t>
+              <w:t>ID PA</w:t>
             </w:r>
           </w:p>
         </w:tc>
@@ -116,13 +3190,7 @@
               <w:rPr>
                 <w:noProof/>
               </w:rPr>
-              <w:t>S</w:t>
-            </w:r>
-            <w:r>
-              <w:rPr>
-                <w:noProof/>
-              </w:rPr>
-              <w:t>N Perangkat</w:t>
+              <w:t>SN Perangkat</w:t>
             </w:r>
           </w:p>
         </w:tc>
@@ -146,18 +3214,403 @@
         </w:tc>
       </w:tr>
     </w:tbl>
-    <w:p/>
-    <w:p/>
-    <w:p/>
-    <w:p/>
+    <w:p>
+      <w:pPr>
+        <w:spacing w:before="82"/>
+        <w:ind w:right="3"/>
+      </w:pPr>
+    </w:p>
     <w:sectPr>
-      <w:pgSz w:w="11906" w:h="16838"/>
-      <w:pgMar w:top="1440" w:right="1440" w:bottom="1440" w:left="1440" w:header="708" w:footer="708" w:gutter="0"/>
-      <w:cols w:space="708"/>
-      <w:docGrid w:linePitch="360"/>
+      <w:pgSz w:w="11920" w:h="16850"/>
+      <w:pgMar w:top="1640" w:right="283" w:bottom="100" w:left="283" w:header="502" w:footer="0" w:gutter="0"/>
+      <w:cols w:space="720"/>
     </w:sectPr>
   </w:body>
 </w:document>
+</file>
+
+<file path=word/endnotes.xml><?xml version="1.0" encoding="utf-8"?>
+<w:endnotes xmlns:wpc="http://schemas.microsoft.com/office/word/2010/wordprocessingCanvas" xmlns:cx="http://schemas.microsoft.com/office/drawing/2014/chartex" xmlns:cx1="http://schemas.microsoft.com/office/drawing/2015/9/8/chartex" xmlns:cx2="http://schemas.microsoft.com/office/drawing/2015/10/21/chartex" xmlns:cx3="http://schemas.microsoft.com/office/drawing/2016/5/9/chartex" xmlns:cx4="http://schemas.microsoft.com/office/drawing/2016/5/10/chartex" xmlns:cx5="http://schemas.microsoft.com/office/drawing/2016/5/11/chartex" xmlns:cx6="http://schemas.microsoft.com/office/drawing/2016/5/12/chartex" xmlns:cx7="http://schemas.microsoft.com/office/drawing/2016/5/13/chartex" xmlns:cx8="http://schemas.microsoft.com/office/drawing/2016/5/14/chartex" xmlns:mc="http://schemas.openxmlformats.org/markup-compatibility/2006" xmlns:aink="http://schemas.microsoft.com/office/drawing/2016/ink" xmlns:am3d="http://schemas.microsoft.com/office/drawing/2017/model3d" xmlns:o="urn:schemas-microsoft-com:office:office" xmlns:r="http://schemas.openxmlformats.org/officeDocument/2006/relationships" xmlns:m="http://schemas.openxmlformats.org/officeDocument/2006/math" xmlns:v="urn:schemas-microsoft-com:vml" xmlns:wp14="http://schemas.microsoft.com/office/word/2010/wordprocessingDrawing" xmlns:wp="http://schemas.openxmlformats.org/drawingml/2006/wordprocessingDrawing" xmlns:w10="urn:schemas-microsoft-com:office:word" xmlns:w="http://schemas.openxmlformats.org/wordprocessingml/2006/main" xmlns:w14="http://schemas.microsoft.com/office/word/2010/wordml" xmlns:w15="http://schemas.microsoft.com/office/word/2012/wordml" xmlns:w16cex="http://schemas.microsoft.com/office/word/2018/wordml/cex" xmlns:w16cid="http://schemas.microsoft.com/office/word/2016/wordml/cid" xmlns:w16="http://schemas.microsoft.com/office/word/2018/wordml" xmlns:w16sdtdh="http://schemas.microsoft.com/office/word/2020/wordml/sdtdatahash" xmlns:w16se="http://schemas.microsoft.com/office/word/2015/wordml/symex" xmlns:wpg="http://schemas.microsoft.com/office/word/2010/wordprocessingGroup" xmlns:wpi="http://schemas.microsoft.com/office/word/2010/wordprocessingInk" xmlns:wne="http://schemas.microsoft.com/office/word/2006/wordml" xmlns:wps="http://schemas.microsoft.com/office/word/2010/wordprocessingShape" mc:Ignorable="w14 w15 w16se w16cid w16 w16cex w16sdtdh wp14">
+  <w:endnote w:type="separator" w:id="-1">
+    <w:p>
+      <w:r>
+        <w:separator/>
+      </w:r>
+    </w:p>
+  </w:endnote>
+  <w:endnote w:type="continuationSeparator" w:id="0">
+    <w:p>
+      <w:r>
+        <w:continuationSeparator/>
+      </w:r>
+    </w:p>
+  </w:endnote>
+</w:endnotes>
+</file>
+
+<file path=word/footer1.xml><?xml version="1.0" encoding="utf-8"?>
+<w:ftr xmlns:wpc="http://schemas.microsoft.com/office/word/2010/wordprocessingCanvas" xmlns:cx="http://schemas.microsoft.com/office/drawing/2014/chartex" xmlns:cx1="http://schemas.microsoft.com/office/drawing/2015/9/8/chartex" xmlns:cx2="http://schemas.microsoft.com/office/drawing/2015/10/21/chartex" xmlns:cx3="http://schemas.microsoft.com/office/drawing/2016/5/9/chartex" xmlns:cx4="http://schemas.microsoft.com/office/drawing/2016/5/10/chartex" xmlns:cx5="http://schemas.microsoft.com/office/drawing/2016/5/11/chartex" xmlns:cx6="http://schemas.microsoft.com/office/drawing/2016/5/12/chartex" xmlns:cx7="http://schemas.microsoft.com/office/drawing/2016/5/13/chartex" xmlns:cx8="http://schemas.microsoft.com/office/drawing/2016/5/14/chartex" xmlns:mc="http://schemas.openxmlformats.org/markup-compatibility/2006" xmlns:aink="http://schemas.microsoft.com/office/drawing/2016/ink" xmlns:am3d="http://schemas.microsoft.com/office/drawing/2017/model3d" xmlns:o="urn:schemas-microsoft-com:office:office" xmlns:r="http://schemas.openxmlformats.org/officeDocument/2006/relationships" xmlns:m="http://schemas.openxmlformats.org/officeDocument/2006/math" xmlns:v="urn:schemas-microsoft-com:vml" xmlns:wp14="http://schemas.microsoft.com/office/word/2010/wordprocessingDrawing" xmlns:wp="http://schemas.openxmlformats.org/drawingml/2006/wordprocessingDrawing" xmlns:w10="urn:schemas-microsoft-com:office:word" xmlns:w="http://schemas.openxmlformats.org/wordprocessingml/2006/main" xmlns:w14="http://schemas.microsoft.com/office/word/2010/wordml" xmlns:w15="http://schemas.microsoft.com/office/word/2012/wordml" xmlns:w16cex="http://schemas.microsoft.com/office/word/2018/wordml/cex" xmlns:w16cid="http://schemas.microsoft.com/office/word/2016/wordml/cid" xmlns:w16="http://schemas.microsoft.com/office/word/2018/wordml" xmlns:w16sdtdh="http://schemas.microsoft.com/office/word/2020/wordml/sdtdatahash" xmlns:w16se="http://schemas.microsoft.com/office/word/2015/wordml/symex" xmlns:wpg="http://schemas.microsoft.com/office/word/2010/wordprocessingGroup" xmlns:wpi="http://schemas.microsoft.com/office/word/2010/wordprocessingInk" xmlns:wne="http://schemas.microsoft.com/office/word/2006/wordml" xmlns:wps="http://schemas.microsoft.com/office/word/2010/wordprocessingShape" mc:Ignorable="w14 w15 w16se w16cid w16 w16cex w16sdtdh wp14">
+  <w:p>
+    <w:pPr>
+      <w:pStyle w:val="BodyText"/>
+      <w:spacing w:line="14" w:lineRule="auto"/>
+      <w:rPr>
+        <w:sz w:val="11"/>
+      </w:rPr>
+    </w:pPr>
+    <w:r>
+      <w:rPr>
+        <w:noProof/>
+        <w:sz w:val="11"/>
+        <w:lang w:val="en-US"/>
+      </w:rPr>
+      <mc:AlternateContent>
+        <mc:Choice Requires="wps">
+          <w:drawing>
+            <wp:anchor distT="0" distB="0" distL="0" distR="0" simplePos="0" relativeHeight="487162368" behindDoc="1" locked="0" layoutInCell="1" allowOverlap="1" wp14:anchorId="09F79320" wp14:editId="79D3ECD7">
+              <wp:simplePos x="0" y="0"/>
+              <wp:positionH relativeFrom="page">
+                <wp:posOffset>0</wp:posOffset>
+              </wp:positionH>
+              <wp:positionV relativeFrom="page">
+                <wp:posOffset>10621645</wp:posOffset>
+              </wp:positionV>
+              <wp:extent cx="7559675" cy="63500"/>
+              <wp:effectExtent l="0" t="0" r="0" b="0"/>
+              <wp:wrapNone/>
+              <wp:docPr id="4" name="Graphic 4"/>
+              <wp:cNvGraphicFramePr>
+                <a:graphicFrameLocks xmlns:a="http://schemas.openxmlformats.org/drawingml/2006/main"/>
+              </wp:cNvGraphicFramePr>
+              <a:graphic xmlns:a="http://schemas.openxmlformats.org/drawingml/2006/main">
+                <a:graphicData uri="http://schemas.microsoft.com/office/word/2010/wordprocessingShape">
+                  <wps:wsp>
+                    <wps:cNvSpPr>
+                      <a:spLocks/>
+                    </wps:cNvSpPr>
+                    <wps:spPr>
+                      <a:xfrm>
+                        <a:off x="0" y="0"/>
+                        <a:ext cx="7559675" cy="63500"/>
+                      </a:xfrm>
+                      <a:custGeom>
+                        <a:avLst/>
+                        <a:gdLst/>
+                        <a:ahLst/>
+                        <a:cxnLst/>
+                        <a:rect l="l" t="t" r="r" b="b"/>
+                        <a:pathLst>
+                          <a:path w="7559675" h="63500">
+                            <a:moveTo>
+                              <a:pt x="7559675" y="0"/>
+                            </a:moveTo>
+                            <a:lnTo>
+                              <a:pt x="0" y="0"/>
+                            </a:lnTo>
+                            <a:lnTo>
+                              <a:pt x="0" y="63499"/>
+                            </a:lnTo>
+                            <a:lnTo>
+                              <a:pt x="7559675" y="63499"/>
+                            </a:lnTo>
+                            <a:lnTo>
+                              <a:pt x="7559675" y="0"/>
+                            </a:lnTo>
+                            <a:close/>
+                          </a:path>
+                        </a:pathLst>
+                      </a:custGeom>
+                      <a:solidFill>
+                        <a:srgbClr val="1DADEB"/>
+                      </a:solidFill>
+                    </wps:spPr>
+                    <wps:bodyPr wrap="square" lIns="0" tIns="0" rIns="0" bIns="0" rtlCol="0">
+                      <a:prstTxWarp prst="textNoShape">
+                        <a:avLst/>
+                      </a:prstTxWarp>
+                      <a:noAutofit/>
+                    </wps:bodyPr>
+                  </wps:wsp>
+                </a:graphicData>
+              </a:graphic>
+            </wp:anchor>
+          </w:drawing>
+        </mc:Choice>
+        <mc:Fallback>
+          <w:pict>
+            <v:shape w14:anchorId="06770B59" id="Graphic 4" o:spid="_x0000_s1026" style="position:absolute;margin-left:0;margin-top:836.35pt;width:595.25pt;height:5pt;z-index:-16154112;visibility:visible;mso-wrap-style:square;mso-wrap-distance-left:0;mso-wrap-distance-top:0;mso-wrap-distance-right:0;mso-wrap-distance-bottom:0;mso-position-horizontal:absolute;mso-position-horizontal-relative:page;mso-position-vertical:absolute;mso-position-vertical-relative:page;v-text-anchor:top" coordsize="7559675,63500" o:gfxdata="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" path="m7559675,l,,,63499r7559675,l7559675,xe" fillcolor="#1dadeb" stroked="f">
+              <v:path arrowok="t"/>
+              <w10:wrap anchorx="page" anchory="page"/>
+            </v:shape>
+          </w:pict>
+        </mc:Fallback>
+      </mc:AlternateContent>
+    </w:r>
+  </w:p>
+</w:ftr>
+</file>
+
+<file path=word/footnotes.xml><?xml version="1.0" encoding="utf-8"?>
+<w:footnotes xmlns:wpc="http://schemas.microsoft.com/office/word/2010/wordprocessingCanvas" xmlns:cx="http://schemas.microsoft.com/office/drawing/2014/chartex" xmlns:cx1="http://schemas.microsoft.com/office/drawing/2015/9/8/chartex" xmlns:cx2="http://schemas.microsoft.com/office/drawing/2015/10/21/chartex" xmlns:cx3="http://schemas.microsoft.com/office/drawing/2016/5/9/chartex" xmlns:cx4="http://schemas.microsoft.com/office/drawing/2016/5/10/chartex" xmlns:cx5="http://schemas.microsoft.com/office/drawing/2016/5/11/chartex" xmlns:cx6="http://schemas.microsoft.com/office/drawing/2016/5/12/chartex" xmlns:cx7="http://schemas.microsoft.com/office/drawing/2016/5/13/chartex" xmlns:cx8="http://schemas.microsoft.com/office/drawing/2016/5/14/chartex" xmlns:mc="http://schemas.openxmlformats.org/markup-compatibility/2006" xmlns:aink="http://schemas.microsoft.com/office/drawing/2016/ink" xmlns:am3d="http://schemas.microsoft.com/office/drawing/2017/model3d" xmlns:o="urn:schemas-microsoft-com:office:office" xmlns:r="http://schemas.openxmlformats.org/officeDocument/2006/relationships" xmlns:m="http://schemas.openxmlformats.org/officeDocument/2006/math" xmlns:v="urn:schemas-microsoft-com:vml" xmlns:wp14="http://schemas.microsoft.com/office/word/2010/wordprocessingDrawing" xmlns:wp="http://schemas.openxmlformats.org/drawingml/2006/wordprocessingDrawing" xmlns:w10="urn:schemas-microsoft-com:office:word" xmlns:w="http://schemas.openxmlformats.org/wordprocessingml/2006/main" xmlns:w14="http://schemas.microsoft.com/office/word/2010/wordml" xmlns:w15="http://schemas.microsoft.com/office/word/2012/wordml" xmlns:w16cex="http://schemas.microsoft.com/office/word/2018/wordml/cex" xmlns:w16cid="http://schemas.microsoft.com/office/word/2016/wordml/cid" xmlns:w16="http://schemas.microsoft.com/office/word/2018/wordml" xmlns:w16sdtdh="http://schemas.microsoft.com/office/word/2020/wordml/sdtdatahash" xmlns:w16se="http://schemas.microsoft.com/office/word/2015/wordml/symex" xmlns:wpg="http://schemas.microsoft.com/office/word/2010/wordprocessingGroup" xmlns:wpi="http://schemas.microsoft.com/office/word/2010/wordprocessingInk" xmlns:wne="http://schemas.microsoft.com/office/word/2006/wordml" xmlns:wps="http://schemas.microsoft.com/office/word/2010/wordprocessingShape" mc:Ignorable="w14 w15 w16se w16cid w16 w16cex w16sdtdh wp14">
+  <w:footnote w:type="separator" w:id="-1">
+    <w:p>
+      <w:r>
+        <w:separator/>
+      </w:r>
+    </w:p>
+  </w:footnote>
+  <w:footnote w:type="continuationSeparator" w:id="0">
+    <w:p>
+      <w:r>
+        <w:continuationSeparator/>
+      </w:r>
+    </w:p>
+  </w:footnote>
+</w:footnotes>
+</file>
+
+<file path=word/header1.xml><?xml version="1.0" encoding="utf-8"?>
+<w:hdr xmlns:wpc="http://schemas.microsoft.com/office/word/2010/wordprocessingCanvas" xmlns:cx="http://schemas.microsoft.com/office/drawing/2014/chartex" xmlns:cx1="http://schemas.microsoft.com/office/drawing/2015/9/8/chartex" xmlns:cx2="http://schemas.microsoft.com/office/drawing/2015/10/21/chartex" xmlns:cx3="http://schemas.microsoft.com/office/drawing/2016/5/9/chartex" xmlns:cx4="http://schemas.microsoft.com/office/drawing/2016/5/10/chartex" xmlns:cx5="http://schemas.microsoft.com/office/drawing/2016/5/11/chartex" xmlns:cx6="http://schemas.microsoft.com/office/drawing/2016/5/12/chartex" xmlns:cx7="http://schemas.microsoft.com/office/drawing/2016/5/13/chartex" xmlns:cx8="http://schemas.microsoft.com/office/drawing/2016/5/14/chartex" xmlns:mc="http://schemas.openxmlformats.org/markup-compatibility/2006" xmlns:aink="http://schemas.microsoft.com/office/drawing/2016/ink" xmlns:am3d="http://schemas.microsoft.com/office/drawing/2017/model3d" xmlns:o="urn:schemas-microsoft-com:office:office" xmlns:r="http://schemas.openxmlformats.org/officeDocument/2006/relationships" xmlns:m="http://schemas.openxmlformats.org/officeDocument/2006/math" xmlns:v="urn:schemas-microsoft-com:vml" xmlns:wp14="http://schemas.microsoft.com/office/word/2010/wordprocessingDrawing" xmlns:wp="http://schemas.openxmlformats.org/drawingml/2006/wordprocessingDrawing" xmlns:w10="urn:schemas-microsoft-com:office:word" xmlns:w="http://schemas.openxmlformats.org/wordprocessingml/2006/main" xmlns:w14="http://schemas.microsoft.com/office/word/2010/wordml" xmlns:w15="http://schemas.microsoft.com/office/word/2012/wordml" xmlns:w16cex="http://schemas.microsoft.com/office/word/2018/wordml/cex" xmlns:w16cid="http://schemas.microsoft.com/office/word/2016/wordml/cid" xmlns:w16="http://schemas.microsoft.com/office/word/2018/wordml" xmlns:w16sdtdh="http://schemas.microsoft.com/office/word/2020/wordml/sdtdatahash" xmlns:w16se="http://schemas.microsoft.com/office/word/2015/wordml/symex" xmlns:wpg="http://schemas.microsoft.com/office/word/2010/wordprocessingGroup" xmlns:wpi="http://schemas.microsoft.com/office/word/2010/wordprocessingInk" xmlns:wne="http://schemas.microsoft.com/office/word/2006/wordml" xmlns:wps="http://schemas.microsoft.com/office/word/2010/wordprocessingShape" mc:Ignorable="w14 w15 w16se w16cid w16 w16cex w16sdtdh wp14">
+  <w:p>
+    <w:pPr>
+      <w:pStyle w:val="BodyText"/>
+      <w:spacing w:line="14" w:lineRule="auto"/>
+      <w:rPr>
+        <w:sz w:val="20"/>
+      </w:rPr>
+    </w:pPr>
+    <w:r>
+      <w:rPr>
+        <w:noProof/>
+        <w:sz w:val="20"/>
+        <w:lang w:val="en-US"/>
+      </w:rPr>
+      <mc:AlternateContent>
+        <mc:Choice Requires="wps">
+          <w:drawing>
+            <wp:anchor distT="0" distB="0" distL="0" distR="0" simplePos="0" relativeHeight="487161856" behindDoc="1" locked="0" layoutInCell="1" allowOverlap="1" wp14:anchorId="370BDBF3" wp14:editId="4E45BF31">
+              <wp:simplePos x="0" y="0"/>
+              <wp:positionH relativeFrom="margin">
+                <wp:align>right</wp:align>
+              </wp:positionH>
+              <wp:positionV relativeFrom="page">
+                <wp:posOffset>724032</wp:posOffset>
+              </wp:positionV>
+              <wp:extent cx="1067681" cy="142710"/>
+              <wp:effectExtent l="0" t="0" r="0" b="0"/>
+              <wp:wrapNone/>
+              <wp:docPr id="3" name="Textbox 3"/>
+              <wp:cNvGraphicFramePr>
+                <a:graphicFrameLocks xmlns:a="http://schemas.openxmlformats.org/drawingml/2006/main"/>
+              </wp:cNvGraphicFramePr>
+              <a:graphic xmlns:a="http://schemas.openxmlformats.org/drawingml/2006/main">
+                <a:graphicData uri="http://schemas.microsoft.com/office/word/2010/wordprocessingShape">
+                  <wps:wsp>
+                    <wps:cNvSpPr txBox="1">
+                      <a:spLocks/>
+                    </wps:cNvSpPr>
+                    <wps:spPr>
+                      <a:xfrm>
+                        <a:off x="0" y="0"/>
+                        <a:ext cx="1067681" cy="142710"/>
+                      </a:xfrm>
+                      <a:prstGeom prst="rect">
+                        <a:avLst/>
+                      </a:prstGeom>
+                    </wps:spPr>
+                    <wps:txbx>
+                      <w:txbxContent>
+                        <w:p>
+                          <w:pPr>
+                            <w:pStyle w:val="BodyText"/>
+                            <w:spacing w:before="15"/>
+                            <w:rPr>
+                              <w:lang w:val="en-US"/>
+                            </w:rPr>
+                          </w:pPr>
+                          <w:r>
+                            <w:t>{{ tanggal_generate }}</w:t>
+                          </w:r>
+                        </w:p>
+                      </w:txbxContent>
+                    </wps:txbx>
+                    <wps:bodyPr wrap="square" lIns="0" tIns="0" rIns="0" bIns="0" rtlCol="0">
+                      <a:noAutofit/>
+                    </wps:bodyPr>
+                  </wps:wsp>
+                </a:graphicData>
+              </a:graphic>
+              <wp14:sizeRelH relativeFrom="margin">
+                <wp14:pctWidth>0</wp14:pctWidth>
+              </wp14:sizeRelH>
+              <wp14:sizeRelV relativeFrom="margin">
+                <wp14:pctHeight>0</wp14:pctHeight>
+              </wp14:sizeRelV>
+            </wp:anchor>
+          </w:drawing>
+        </mc:Choice>
+        <mc:Fallback>
+          <w:pict>
+            <v:shapetype w14:anchorId="370BDBF3" id="_x0000_t202" coordsize="21600,21600" o:spt="202" path="m,l,21600r21600,l21600,xe">
+              <v:stroke joinstyle="miter"/>
+              <v:path gradientshapeok="t" o:connecttype="rect"/>
+            </v:shapetype>
+            <v:shape id="Textbox 3" o:spid="_x0000_s1042" type="#_x0000_t202" style="position:absolute;margin-left:32.85pt;margin-top:57pt;width:84.05pt;height:11.25pt;z-index:-16154624;visibility:visible;mso-wrap-style:square;mso-width-percent:0;mso-height-percent:0;mso-wrap-distance-left:0;mso-wrap-distance-top:0;mso-wrap-distance-right:0;mso-wrap-distance-bottom:0;mso-position-horizontal:right;mso-position-horizontal-relative:margin;mso-position-vertical:absolute;mso-position-vertical-relative:page;mso-width-percent:0;mso-height-percent:0;mso-width-relative:margin;mso-height-relative:margin;v-text-anchor:top" o:gfxdata="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" filled="f" stroked="f">
+              <v:textbox inset="0,0,0,0">
+                <w:txbxContent>
+                  <w:p>
+                    <w:pPr>
+                      <w:pStyle w:val="BodyText"/>
+                      <w:spacing w:before="15"/>
+                      <w:rPr>
+                        <w:lang w:val="en-US"/>
+                      </w:rPr>
+                    </w:pPr>
+                    <w:r>
+                      <w:t>{{ tanggal_generate }}</w:t>
+                    </w:r>
+                  </w:p>
+                </w:txbxContent>
+              </v:textbox>
+              <w10:wrap anchorx="margin" anchory="page"/>
+            </v:shape>
+          </w:pict>
+        </mc:Fallback>
+      </mc:AlternateContent>
+    </w:r>
+    <w:r>
+      <w:rPr>
+        <w:noProof/>
+        <w:sz w:val="20"/>
+        <w:lang w:val="en-US"/>
+      </w:rPr>
+      <w:drawing>
+        <wp:anchor distT="0" distB="0" distL="0" distR="0" simplePos="0" relativeHeight="487160832" behindDoc="1" locked="0" layoutInCell="1" allowOverlap="1" wp14:anchorId="28358CC8" wp14:editId="29669F5D">
+          <wp:simplePos x="0" y="0"/>
+          <wp:positionH relativeFrom="page">
+            <wp:posOffset>304800</wp:posOffset>
+          </wp:positionH>
+          <wp:positionV relativeFrom="page">
+            <wp:posOffset>319023</wp:posOffset>
+          </wp:positionV>
+          <wp:extent cx="1269428" cy="393065"/>
+          <wp:effectExtent l="0" t="0" r="0" b="0"/>
+          <wp:wrapNone/>
+          <wp:docPr id="29" name="Image 1"/>
+          <wp:cNvGraphicFramePr>
+            <a:graphicFrameLocks xmlns:a="http://schemas.openxmlformats.org/drawingml/2006/main"/>
+          </wp:cNvGraphicFramePr>
+          <a:graphic xmlns:a="http://schemas.openxmlformats.org/drawingml/2006/main">
+            <a:graphicData uri="http://schemas.openxmlformats.org/drawingml/2006/picture">
+              <pic:pic xmlns:pic="http://schemas.openxmlformats.org/drawingml/2006/picture">
+                <pic:nvPicPr>
+                  <pic:cNvPr id="1" name="Image 1"/>
+                  <pic:cNvPicPr/>
+                </pic:nvPicPr>
+                <pic:blipFill>
+                  <a:blip r:embed="rId1" cstate="print"/>
+                  <a:stretch>
+                    <a:fillRect/>
+                  </a:stretch>
+                </pic:blipFill>
+                <pic:spPr>
+                  <a:xfrm>
+                    <a:off x="0" y="0"/>
+                    <a:ext cx="1269428" cy="393065"/>
+                  </a:xfrm>
+                  <a:prstGeom prst="rect">
+                    <a:avLst/>
+                  </a:prstGeom>
+                </pic:spPr>
+              </pic:pic>
+            </a:graphicData>
+          </a:graphic>
+        </wp:anchor>
+      </w:drawing>
+    </w:r>
+    <w:r>
+      <w:rPr>
+        <w:noProof/>
+        <w:sz w:val="20"/>
+        <w:lang w:val="en-US"/>
+      </w:rPr>
+      <mc:AlternateContent>
+        <mc:Choice Requires="wps">
+          <w:drawing>
+            <wp:anchor distT="0" distB="0" distL="0" distR="0" simplePos="0" relativeHeight="487161344" behindDoc="1" locked="0" layoutInCell="1" allowOverlap="1" wp14:anchorId="60FC69EE" wp14:editId="4E78C3AD">
+              <wp:simplePos x="0" y="0"/>
+              <wp:positionH relativeFrom="page">
+                <wp:posOffset>304800</wp:posOffset>
+              </wp:positionH>
+              <wp:positionV relativeFrom="page">
+                <wp:posOffset>912113</wp:posOffset>
+              </wp:positionV>
+              <wp:extent cx="6934200" cy="1270"/>
+              <wp:effectExtent l="0" t="0" r="0" b="0"/>
+              <wp:wrapNone/>
+              <wp:docPr id="2" name="Graphic 2"/>
+              <wp:cNvGraphicFramePr>
+                <a:graphicFrameLocks xmlns:a="http://schemas.openxmlformats.org/drawingml/2006/main"/>
+              </wp:cNvGraphicFramePr>
+              <a:graphic xmlns:a="http://schemas.openxmlformats.org/drawingml/2006/main">
+                <a:graphicData uri="http://schemas.microsoft.com/office/word/2010/wordprocessingShape">
+                  <wps:wsp>
+                    <wps:cNvSpPr>
+                      <a:spLocks/>
+                    </wps:cNvSpPr>
+                    <wps:spPr>
+                      <a:xfrm>
+                        <a:off x="0" y="0"/>
+                        <a:ext cx="6934200" cy="1270"/>
+                      </a:xfrm>
+                      <a:custGeom>
+                        <a:avLst/>
+                        <a:gdLst/>
+                        <a:ahLst/>
+                        <a:cxnLst/>
+                        <a:rect l="l" t="t" r="r" b="b"/>
+                        <a:pathLst>
+                          <a:path w="6934200">
+                            <a:moveTo>
+                              <a:pt x="0" y="0"/>
+                            </a:moveTo>
+                            <a:lnTo>
+                              <a:pt x="6934200" y="0"/>
+                            </a:lnTo>
+                          </a:path>
+                        </a:pathLst>
+                      </a:custGeom>
+                      <a:ln w="25400">
+                        <a:solidFill>
+                          <a:srgbClr val="1DADEB"/>
+                        </a:solidFill>
+                        <a:prstDash val="solid"/>
+                      </a:ln>
+                    </wps:spPr>
+                    <wps:bodyPr wrap="square" lIns="0" tIns="0" rIns="0" bIns="0" rtlCol="0">
+                      <a:prstTxWarp prst="textNoShape">
+                        <a:avLst/>
+                      </a:prstTxWarp>
+                      <a:noAutofit/>
+                    </wps:bodyPr>
+                  </wps:wsp>
+                </a:graphicData>
+              </a:graphic>
+            </wp:anchor>
+          </w:drawing>
+        </mc:Choice>
+        <mc:Fallback>
+          <w:pict>
+            <v:shape w14:anchorId="1521D6C3" id="Graphic 2" o:spid="_x0000_s1026" style="position:absolute;margin-left:24pt;margin-top:71.8pt;width:546pt;height:.1pt;z-index:-16155136;visibility:visible;mso-wrap-style:square;mso-wrap-distance-left:0;mso-wrap-distance-top:0;mso-wrap-distance-right:0;mso-wrap-distance-bottom:0;mso-position-horizontal:absolute;mso-position-horizontal-relative:page;mso-position-vertical:absolute;mso-position-vertical-relative:page;v-text-anchor:top" coordsize="6934200,1270" o:gfxdata="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" path="m,l6934200,e" filled="f" strokecolor="#1dadeb" strokeweight="2pt">
+              <v:path arrowok="t"/>
+              <w10:wrap anchorx="page" anchory="page"/>
+            </v:shape>
+          </w:pict>
+        </mc:Fallback>
+      </mc:AlternateContent>
+    </w:r>
+  </w:p>
+</w:hdr>
 </file>
 
 <file path=word/styles.xml><?xml version="1.0" encoding="utf-8"?>
@@ -168,12 +3621,14 @@
         <w:rFonts w:asciiTheme="minorHAnsi" w:eastAsiaTheme="minorHAnsi" w:hAnsiTheme="minorHAnsi" w:cstheme="minorBidi"/>
         <w:sz w:val="22"/>
         <w:szCs w:val="22"/>
-        <w:lang w:val="en-ID" w:eastAsia="en-US" w:bidi="ar-SA"/>
+        <w:lang w:val="en-US" w:eastAsia="en-US" w:bidi="ar-SA"/>
       </w:rPr>
     </w:rPrDefault>
     <w:pPrDefault>
       <w:pPr>
-        <w:spacing w:after="160" w:line="259" w:lineRule="auto"/>
+        <w:widowControl w:val="0"/>
+        <w:autoSpaceDE w:val="0"/>
+        <w:autoSpaceDN w:val="0"/>
       </w:pPr>
     </w:pPrDefault>
   </w:docDefaults>
@@ -557,7 +4012,27 @@
   </w:latentStyles>
   <w:style w:type="paragraph" w:default="1" w:styleId="Normal">
     <w:name w:val="Normal"/>
+    <w:uiPriority w:val="1"/>
     <w:qFormat/>
+    <w:rPr>
+      <w:rFonts w:ascii="Calibri" w:eastAsia="Calibri" w:hAnsi="Calibri" w:cs="Calibri"/>
+      <w:lang w:val="ms"/>
+    </w:rPr>
+  </w:style>
+  <w:style w:type="paragraph" w:styleId="Heading1">
+    <w:name w:val="heading 1"/>
+    <w:basedOn w:val="Normal"/>
+    <w:uiPriority w:val="1"/>
+    <w:qFormat/>
+    <w:pPr>
+      <w:ind w:right="-15"/>
+      <w:outlineLvl w:val="0"/>
+    </w:pPr>
+    <w:rPr>
+      <w:rFonts w:ascii="Arial MT" w:eastAsia="Arial MT" w:hAnsi="Arial MT" w:cs="Arial MT"/>
+      <w:sz w:val="24"/>
+      <w:szCs w:val="24"/>
+    </w:rPr>
   </w:style>
   <w:style w:type="character" w:default="1" w:styleId="DefaultParagraphFont">
     <w:name w:val="Default Paragraph Font"/>
@@ -586,14 +4061,97 @@
     <w:semiHidden/>
     <w:unhideWhenUsed/>
   </w:style>
+  <w:style w:type="paragraph" w:styleId="BodyText">
+    <w:name w:val="Body Text"/>
+    <w:basedOn w:val="Normal"/>
+    <w:uiPriority w:val="1"/>
+    <w:qFormat/>
+    <w:rPr>
+      <w:rFonts w:ascii="Arial MT" w:eastAsia="Arial MT" w:hAnsi="Arial MT" w:cs="Arial MT"/>
+      <w:sz w:val="16"/>
+      <w:szCs w:val="16"/>
+    </w:rPr>
+  </w:style>
+  <w:style w:type="paragraph" w:styleId="ListParagraph">
+    <w:name w:val="List Paragraph"/>
+    <w:basedOn w:val="Normal"/>
+    <w:uiPriority w:val="1"/>
+    <w:qFormat/>
+  </w:style>
+  <w:style w:type="paragraph" w:customStyle="1" w:styleId="TableParagraph">
+    <w:name w:val="Table Paragraph"/>
+    <w:basedOn w:val="Normal"/>
+    <w:uiPriority w:val="1"/>
+    <w:qFormat/>
+    <w:pPr>
+      <w:spacing w:before="9" w:line="127" w:lineRule="exact"/>
+      <w:ind w:left="20"/>
+      <w:jc w:val="center"/>
+    </w:pPr>
+  </w:style>
+  <w:style w:type="paragraph" w:styleId="Header">
+    <w:name w:val="header"/>
+    <w:basedOn w:val="Normal"/>
+    <w:link w:val="HeaderChar"/>
+    <w:uiPriority w:val="99"/>
+    <w:unhideWhenUsed/>
+    <w:rsid w:val="00CB638A"/>
+    <w:pPr>
+      <w:tabs>
+        <w:tab w:val="center" w:pos="4680"/>
+        <w:tab w:val="right" w:pos="9360"/>
+      </w:tabs>
+    </w:pPr>
+  </w:style>
+  <w:style w:type="character" w:customStyle="1" w:styleId="HeaderChar">
+    <w:name w:val="Header Char"/>
+    <w:basedOn w:val="DefaultParagraphFont"/>
+    <w:link w:val="Header"/>
+    <w:uiPriority w:val="99"/>
+    <w:rsid w:val="00CB638A"/>
+    <w:rPr>
+      <w:rFonts w:ascii="Calibri" w:eastAsia="Calibri" w:hAnsi="Calibri" w:cs="Calibri"/>
+      <w:lang w:val="ms"/>
+    </w:rPr>
+  </w:style>
+  <w:style w:type="paragraph" w:styleId="Footer">
+    <w:name w:val="footer"/>
+    <w:basedOn w:val="Normal"/>
+    <w:link w:val="FooterChar"/>
+    <w:uiPriority w:val="99"/>
+    <w:unhideWhenUsed/>
+    <w:rsid w:val="00CB638A"/>
+    <w:pPr>
+      <w:tabs>
+        <w:tab w:val="center" w:pos="4680"/>
+        <w:tab w:val="right" w:pos="9360"/>
+      </w:tabs>
+    </w:pPr>
+  </w:style>
+  <w:style w:type="character" w:customStyle="1" w:styleId="FooterChar">
+    <w:name w:val="Footer Char"/>
+    <w:basedOn w:val="DefaultParagraphFont"/>
+    <w:link w:val="Footer"/>
+    <w:uiPriority w:val="99"/>
+    <w:rsid w:val="00CB638A"/>
+    <w:rPr>
+      <w:rFonts w:ascii="Calibri" w:eastAsia="Calibri" w:hAnsi="Calibri" w:cs="Calibri"/>
+      <w:lang w:val="ms"/>
+    </w:rPr>
+  </w:style>
   <w:style w:type="table" w:styleId="TableGrid">
     <w:name w:val="Table Grid"/>
     <w:basedOn w:val="TableNormal"/>
     <w:uiPriority w:val="39"/>
-    <w:rsid w:val="00A336E0"/>
+    <w:rsid w:val="00FD63A8"/>
     <w:pPr>
-      <w:spacing w:after="0" w:line="240" w:lineRule="auto"/>
+      <w:widowControl/>
+      <w:autoSpaceDE/>
+      <w:autoSpaceDN/>
     </w:pPr>
+    <w:rPr>
+      <w:lang w:val="en-ID"/>
+    </w:rPr>
     <w:tblPr>
       <w:tblBorders>
         <w:top w:val="single" w:sz="4" w:space="0" w:color="auto"/>
@@ -619,44 +4177,44 @@
         <a:sysClr val="window" lastClr="FFFFFF"/>
       </a:lt1>
       <a:dk2>
-        <a:srgbClr val="44546A"/>
+        <a:srgbClr val="1F497D"/>
       </a:dk2>
       <a:lt2>
-        <a:srgbClr val="E7E6E6"/>
+        <a:srgbClr val="EEECE1"/>
       </a:lt2>
       <a:accent1>
-        <a:srgbClr val="4472C4"/>
+        <a:srgbClr val="4F81BD"/>
       </a:accent1>
       <a:accent2>
-        <a:srgbClr val="ED7D31"/>
+        <a:srgbClr val="C0504D"/>
       </a:accent2>
       <a:accent3>
-        <a:srgbClr val="A5A5A5"/>
+        <a:srgbClr val="9BBB59"/>
       </a:accent3>
       <a:accent4>
-        <a:srgbClr val="FFC000"/>
+        <a:srgbClr val="8064A2"/>
       </a:accent4>
       <a:accent5>
-        <a:srgbClr val="5B9BD5"/>
+        <a:srgbClr val="4BACC6"/>
       </a:accent5>
       <a:accent6>
-        <a:srgbClr val="70AD47"/>
+        <a:srgbClr val="F79646"/>
       </a:accent6>
       <a:hlink>
-        <a:srgbClr val="0563C1"/>
+        <a:srgbClr val="0000FF"/>
       </a:hlink>
       <a:folHlink>
-        <a:srgbClr val="954F72"/>
+        <a:srgbClr val="800080"/>
       </a:folHlink>
     </a:clrScheme>
     <a:fontScheme name="Office">
       <a:majorFont>
-        <a:latin typeface="Calibri Light" panose="020F0302020204030204"/>
+        <a:latin typeface="Cambria"/>
         <a:ea typeface=""/>
         <a:cs typeface=""/>
-        <a:font script="Jpan" typeface="游ゴシック Light"/>
+        <a:font script="Jpan" typeface="ＭＳ ゴシック"/>
         <a:font script="Hang" typeface="맑은 고딕"/>
-        <a:font script="Hans" typeface="等线 Light"/>
+        <a:font script="Hans" typeface="宋体"/>
         <a:font script="Hant" typeface="新細明體"/>
         <a:font script="Arab" typeface="Times New Roman"/>
         <a:font script="Hebr" typeface="Times New Roman"/>
@@ -683,32 +4241,14 @@
         <a:font script="Mong" typeface="Mongolian Baiti"/>
         <a:font script="Viet" typeface="Times New Roman"/>
         <a:font script="Uigh" typeface="Microsoft Uighur"/>
-        <a:font script="Geor" typeface="Sylfaen"/>
-        <a:font script="Armn" typeface="Arial"/>
-        <a:font script="Bugi" typeface="Leelawadee UI"/>
-        <a:font script="Bopo" typeface="Microsoft JhengHei"/>
-        <a:font script="Java" typeface="Javanese Text"/>
-        <a:font script="Lisu" typeface="Segoe UI"/>
-        <a:font script="Mymr" typeface="Myanmar Text"/>
-        <a:font script="Nkoo" typeface="Ebrima"/>
-        <a:font script="Olck" typeface="Nirmala UI"/>
-        <a:font script="Osma" typeface="Ebrima"/>
-        <a:font script="Phag" typeface="Phagspa"/>
-        <a:font script="Syrn" typeface="Estrangelo Edessa"/>
-        <a:font script="Syrj" typeface="Estrangelo Edessa"/>
-        <a:font script="Syre" typeface="Estrangelo Edessa"/>
-        <a:font script="Sora" typeface="Nirmala UI"/>
-        <a:font script="Tale" typeface="Microsoft Tai Le"/>
-        <a:font script="Talu" typeface="Microsoft New Tai Lue"/>
-        <a:font script="Tfng" typeface="Ebrima"/>
       </a:majorFont>
       <a:minorFont>
-        <a:latin typeface="Calibri" panose="020F0502020204030204"/>
+        <a:latin typeface="Calibri"/>
         <a:ea typeface=""/>
         <a:cs typeface=""/>
-        <a:font script="Jpan" typeface="游明朝"/>
+        <a:font script="Jpan" typeface="ＭＳ 明朝"/>
         <a:font script="Hang" typeface="맑은 고딕"/>
-        <a:font script="Hans" typeface="等线"/>
+        <a:font script="Hans" typeface="宋体"/>
         <a:font script="Hant" typeface="新細明體"/>
         <a:font script="Arab" typeface="Arial"/>
         <a:font script="Hebr" typeface="Arial"/>
@@ -735,24 +4275,6 @@
         <a:font script="Mong" typeface="Mongolian Baiti"/>
         <a:font script="Viet" typeface="Arial"/>
         <a:font script="Uigh" typeface="Microsoft Uighur"/>
-        <a:font script="Geor" typeface="Sylfaen"/>
-        <a:font script="Armn" typeface="Arial"/>
-        <a:font script="Bugi" typeface="Leelawadee UI"/>
-        <a:font script="Bopo" typeface="Microsoft JhengHei"/>
-        <a:font script="Java" typeface="Javanese Text"/>
-        <a:font script="Lisu" typeface="Segoe UI"/>
-        <a:font script="Mymr" typeface="Myanmar Text"/>
-        <a:font script="Nkoo" typeface="Ebrima"/>
-        <a:font script="Olck" typeface="Nirmala UI"/>
-        <a:font script="Osma" typeface="Ebrima"/>
-        <a:font script="Phag" typeface="Phagspa"/>
-        <a:font script="Syrn" typeface="Estrangelo Edessa"/>
-        <a:font script="Syrj" typeface="Estrangelo Edessa"/>
-        <a:font script="Syre" typeface="Estrangelo Edessa"/>
-        <a:font script="Sora" typeface="Nirmala UI"/>
-        <a:font script="Tale" typeface="Microsoft Tai Le"/>
-        <a:font script="Talu" typeface="Microsoft New Tai Lue"/>
-        <a:font script="Tfng" typeface="Ebrima"/>
       </a:minorFont>
     </a:fontScheme>
     <a:fmtScheme name="Office">
@@ -764,141 +4286,177 @@
           <a:gsLst>
             <a:gs pos="0">
               <a:schemeClr val="phClr">
-                <a:lumMod val="110000"/>
-                <a:satMod val="105000"/>
-                <a:tint val="67000"/>
+                <a:tint val="50000"/>
+                <a:satMod val="300000"/>
               </a:schemeClr>
             </a:gs>
-            <a:gs pos="50000">
+            <a:gs pos="35000">
               <a:schemeClr val="phClr">
-                <a:lumMod val="105000"/>
-                <a:satMod val="103000"/>
-                <a:tint val="73000"/>
+                <a:tint val="37000"/>
+                <a:satMod val="300000"/>
               </a:schemeClr>
             </a:gs>
             <a:gs pos="100000">
               <a:schemeClr val="phClr">
-                <a:lumMod val="105000"/>
-                <a:satMod val="109000"/>
-                <a:tint val="81000"/>
+                <a:tint val="15000"/>
+                <a:satMod val="350000"/>
               </a:schemeClr>
             </a:gs>
           </a:gsLst>
-          <a:lin ang="5400000" scaled="0"/>
+          <a:lin ang="16200000" scaled="1"/>
         </a:gradFill>
         <a:gradFill rotWithShape="1">
           <a:gsLst>
             <a:gs pos="0">
               <a:schemeClr val="phClr">
-                <a:satMod val="103000"/>
-                <a:lumMod val="102000"/>
-                <a:tint val="94000"/>
+                <a:shade val="51000"/>
+                <a:satMod val="130000"/>
               </a:schemeClr>
             </a:gs>
-            <a:gs pos="50000">
+            <a:gs pos="80000">
               <a:schemeClr val="phClr">
-                <a:satMod val="110000"/>
-                <a:lumMod val="100000"/>
-                <a:shade val="100000"/>
+                <a:shade val="93000"/>
+                <a:satMod val="130000"/>
               </a:schemeClr>
             </a:gs>
             <a:gs pos="100000">
               <a:schemeClr val="phClr">
-                <a:lumMod val="99000"/>
-                <a:satMod val="120000"/>
-                <a:shade val="78000"/>
+                <a:shade val="94000"/>
+                <a:satMod val="135000"/>
               </a:schemeClr>
             </a:gs>
           </a:gsLst>
-          <a:lin ang="5400000" scaled="0"/>
+          <a:lin ang="16200000" scaled="0"/>
         </a:gradFill>
       </a:fillStyleLst>
       <a:lnStyleLst>
-        <a:ln w="6350" cap="flat" cmpd="sng" algn="ctr">
+        <a:ln w="9525" cap="flat" cmpd="sng" algn="ctr">
+          <a:solidFill>
+            <a:schemeClr val="phClr">
+              <a:shade val="95000"/>
+              <a:satMod val="105000"/>
+            </a:schemeClr>
+          </a:solidFill>
+          <a:prstDash val="solid"/>
+        </a:ln>
+        <a:ln w="25400" cap="flat" cmpd="sng" algn="ctr">
           <a:solidFill>
             <a:schemeClr val="phClr"/>
           </a:solidFill>
           <a:prstDash val="solid"/>
-          <a:miter lim="800000"/>
         </a:ln>
-        <a:ln w="12700" cap="flat" cmpd="sng" algn="ctr">
+        <a:ln w="38100" cap="flat" cmpd="sng" algn="ctr">
           <a:solidFill>
             <a:schemeClr val="phClr"/>
           </a:solidFill>
           <a:prstDash val="solid"/>
-          <a:miter lim="800000"/>
-        </a:ln>
-        <a:ln w="19050" cap="flat" cmpd="sng" algn="ctr">
-          <a:solidFill>
-            <a:schemeClr val="phClr"/>
-          </a:solidFill>
-          <a:prstDash val="solid"/>
-          <a:miter lim="800000"/>
         </a:ln>
       </a:lnStyleLst>
       <a:effectStyleLst>
         <a:effectStyle>
-          <a:effectLst/>
-        </a:effectStyle>
-        <a:effectStyle>
-          <a:effectLst/>
+          <a:effectLst>
+            <a:outerShdw blurRad="40000" dist="20000" dir="5400000" rotWithShape="0">
+              <a:srgbClr val="000000">
+                <a:alpha val="38000"/>
+              </a:srgbClr>
+            </a:outerShdw>
+          </a:effectLst>
         </a:effectStyle>
         <a:effectStyle>
           <a:effectLst>
-            <a:outerShdw blurRad="57150" dist="19050" dir="5400000" algn="ctr" rotWithShape="0">
+            <a:outerShdw blurRad="40000" dist="23000" dir="5400000" rotWithShape="0">
               <a:srgbClr val="000000">
-                <a:alpha val="63000"/>
+                <a:alpha val="35000"/>
               </a:srgbClr>
             </a:outerShdw>
           </a:effectLst>
+        </a:effectStyle>
+        <a:effectStyle>
+          <a:effectLst>
+            <a:outerShdw blurRad="40000" dist="23000" dir="5400000" rotWithShape="0">
+              <a:srgbClr val="000000">
+                <a:alpha val="35000"/>
+              </a:srgbClr>
+            </a:outerShdw>
+          </a:effectLst>
+          <a:scene3d>
+            <a:camera prst="orthographicFront">
+              <a:rot lat="0" lon="0" rev="0"/>
+            </a:camera>
+            <a:lightRig rig="threePt" dir="t">
+              <a:rot lat="0" lon="0" rev="1200000"/>
+            </a:lightRig>
+          </a:scene3d>
+          <a:sp3d>
+            <a:bevelT w="63500" h="25400"/>
+          </a:sp3d>
         </a:effectStyle>
       </a:effectStyleLst>
       <a:bgFillStyleLst>
         <a:solidFill>
           <a:schemeClr val="phClr"/>
         </a:solidFill>
-        <a:solidFill>
-          <a:schemeClr val="phClr">
-            <a:tint val="95000"/>
-            <a:satMod val="170000"/>
-          </a:schemeClr>
-        </a:solidFill>
         <a:gradFill rotWithShape="1">
           <a:gsLst>
             <a:gs pos="0">
               <a:schemeClr val="phClr">
-                <a:tint val="93000"/>
-                <a:satMod val="150000"/>
-                <a:shade val="98000"/>
-                <a:lumMod val="102000"/>
+                <a:tint val="40000"/>
+                <a:satMod val="350000"/>
               </a:schemeClr>
             </a:gs>
-            <a:gs pos="50000">
+            <a:gs pos="40000">
               <a:schemeClr val="phClr">
-                <a:tint val="98000"/>
-                <a:satMod val="130000"/>
-                <a:shade val="90000"/>
-                <a:lumMod val="103000"/>
+                <a:tint val="45000"/>
+                <a:shade val="99000"/>
+                <a:satMod val="350000"/>
               </a:schemeClr>
             </a:gs>
             <a:gs pos="100000">
               <a:schemeClr val="phClr">
-                <a:shade val="63000"/>
-                <a:satMod val="120000"/>
+                <a:shade val="20000"/>
+                <a:satMod val="255000"/>
               </a:schemeClr>
             </a:gs>
           </a:gsLst>
-          <a:lin ang="5400000" scaled="0"/>
+          <a:path path="circle">
+            <a:fillToRect l="50000" t="-80000" r="50000" b="180000"/>
+          </a:path>
+        </a:gradFill>
+        <a:gradFill rotWithShape="1">
+          <a:gsLst>
+            <a:gs pos="0">
+              <a:schemeClr val="phClr">
+                <a:tint val="80000"/>
+                <a:satMod val="300000"/>
+              </a:schemeClr>
+            </a:gs>
+            <a:gs pos="100000">
+              <a:schemeClr val="phClr">
+                <a:shade val="30000"/>
+                <a:satMod val="200000"/>
+              </a:schemeClr>
+            </a:gs>
+          </a:gsLst>
+          <a:path path="circle">
+            <a:fillToRect l="50000" t="50000" r="50000" b="50000"/>
+          </a:path>
         </a:gradFill>
       </a:bgFillStyleLst>
     </a:fmtScheme>
   </a:themeElements>
   <a:objectDefaults/>
   <a:extraClrSchemeLst/>
-  <a:extLst>
-    <a:ext uri="{05A4C25C-085E-4340-85A3-A5531E510DB2}">
-      <thm15:themeFamily xmlns:thm15="http://schemas.microsoft.com/office/thememl/2012/main" name="Office Theme" id="{62F939B6-93AF-4DB8-9C6B-D6C7DFDC589F}" vid="{4A3C46E8-61CC-4603-A589-7422A47A8E4A}"/>
-    </a:ext>
-  </a:extLst>
 </a:theme>
+</file>
+
+<file path=customXml/item1.xml><?xml version="1.0" encoding="utf-8"?>
+<b:Sources xmlns:b="http://schemas.openxmlformats.org/officeDocument/2006/bibliography" xmlns="http://schemas.openxmlformats.org/officeDocument/2006/bibliography" SelectedStyle="\APASixthEditionOfficeOnline.xsl" StyleName="APA" Version="6"/>
+</file>
+
+<file path=customXml/itemProps1.xml><?xml version="1.0" encoding="utf-8"?>
+<ds:datastoreItem xmlns:ds="http://schemas.openxmlformats.org/officeDocument/2006/customXml" ds:itemID="{B8669208-347E-4A84-B44D-68201ED48E22}">
+  <ds:schemaRefs>
+    <ds:schemaRef ds:uri="http://schemas.openxmlformats.org/officeDocument/2006/bibliography"/>
+  </ds:schemaRefs>
+</ds:datastoreItem>
 </file>
--- a/template_bai_lampiran.docx
+++ b/template_bai_lampiran.docx
@@ -7,10 +7,17 @@
         <w:pStyle w:val="Heading1"/>
         <w:spacing w:before="8" w:line="350" w:lineRule="atLeast"/>
         <w:ind w:left="3625" w:right="3623" w:firstLine="470"/>
+        <w:rPr>
+          <w:rFonts w:ascii="Times New Roman" w:hAnsi="Times New Roman" w:cs="Times New Roman"/>
+          <w:b/>
+          <w:bCs/>
+        </w:rPr>
       </w:pPr>
       <w:r>
         <w:rPr>
-          <w:rFonts w:ascii="Arial" w:hAnsi="Arial" w:cs="Arial"/>
+          <w:rFonts w:ascii="Times New Roman" w:hAnsi="Times New Roman" w:cs="Times New Roman"/>
+          <w:b/>
+          <w:bCs/>
           <w:noProof/>
           <w:lang w:val="en-US"/>
         </w:rPr>
@@ -67,43 +74,80 @@
         </w:drawing>
       </w:r>
       <w:r>
+        <w:rPr>
+          <w:rFonts w:ascii="Times New Roman" w:hAnsi="Times New Roman" w:cs="Times New Roman"/>
+          <w:b/>
+          <w:bCs/>
+        </w:rPr>
         <w:t>BERITA ACARA INSTALASI</w:t>
       </w:r>
       <w:r>
         <w:rPr>
+          <w:rFonts w:ascii="Times New Roman" w:hAnsi="Times New Roman" w:cs="Times New Roman"/>
+          <w:b/>
+          <w:bCs/>
           <w:spacing w:val="80"/>
           <w:w w:val="150"/>
         </w:rPr>
         <w:t xml:space="preserve"> </w:t>
       </w:r>
       <w:r>
+        <w:rPr>
+          <w:rFonts w:ascii="Times New Roman" w:hAnsi="Times New Roman" w:cs="Times New Roman"/>
+          <w:b/>
+          <w:bCs/>
+        </w:rPr>
         <w:t>PLN</w:t>
       </w:r>
       <w:r>
         <w:rPr>
+          <w:rFonts w:ascii="Times New Roman" w:hAnsi="Times New Roman" w:cs="Times New Roman"/>
+          <w:b/>
+          <w:bCs/>
           <w:spacing w:val="-8"/>
         </w:rPr>
         <w:t xml:space="preserve"> </w:t>
       </w:r>
       <w:r>
+        <w:rPr>
+          <w:rFonts w:ascii="Times New Roman" w:hAnsi="Times New Roman" w:cs="Times New Roman"/>
+          <w:b/>
+          <w:bCs/>
+        </w:rPr>
         <w:t>ICONPLUS</w:t>
       </w:r>
       <w:r>
         <w:rPr>
+          <w:rFonts w:ascii="Times New Roman" w:hAnsi="Times New Roman" w:cs="Times New Roman"/>
+          <w:b/>
+          <w:bCs/>
           <w:spacing w:val="-11"/>
         </w:rPr>
         <w:t xml:space="preserve"> </w:t>
       </w:r>
       <w:r>
+        <w:rPr>
+          <w:rFonts w:ascii="Times New Roman" w:hAnsi="Times New Roman" w:cs="Times New Roman"/>
+          <w:b/>
+          <w:bCs/>
+        </w:rPr>
         <w:t>SBU</w:t>
       </w:r>
       <w:r>
         <w:rPr>
+          <w:rFonts w:ascii="Times New Roman" w:hAnsi="Times New Roman" w:cs="Times New Roman"/>
+          <w:b/>
+          <w:bCs/>
           <w:spacing w:val="-11"/>
         </w:rPr>
         <w:t xml:space="preserve"> </w:t>
       </w:r>
       <w:r>
+        <w:rPr>
+          <w:rFonts w:ascii="Times New Roman" w:hAnsi="Times New Roman" w:cs="Times New Roman"/>
+          <w:b/>
+          <w:bCs/>
+        </w:rPr>
         <w:t>SUMBAGTENG</w:t>
       </w:r>
     </w:p>
@@ -112,6 +156,11 @@
         <w:pStyle w:val="Heading1"/>
         <w:spacing w:before="8" w:line="350" w:lineRule="atLeast"/>
         <w:ind w:left="3625" w:right="3623" w:firstLine="470"/>
+        <w:rPr>
+          <w:rFonts w:ascii="Times New Roman" w:hAnsi="Times New Roman" w:cs="Times New Roman"/>
+          <w:b/>
+          <w:bCs/>
+        </w:rPr>
       </w:pPr>
     </w:p>
     <w:p>
@@ -123,32 +172,84 @@
         </w:tabs>
         <w:spacing w:line="183" w:lineRule="exact"/>
         <w:ind w:left="197"/>
+        <w:rPr>
+          <w:rFonts w:ascii="Times New Roman" w:hAnsi="Times New Roman" w:cs="Times New Roman"/>
+          <w:b/>
+          <w:bCs/>
+          <w:sz w:val="24"/>
+          <w:szCs w:val="24"/>
+        </w:rPr>
       </w:pPr>
       <w:r>
+        <w:rPr>
+          <w:rFonts w:ascii="Times New Roman" w:hAnsi="Times New Roman" w:cs="Times New Roman"/>
+          <w:b/>
+          <w:bCs/>
+          <w:sz w:val="24"/>
+          <w:szCs w:val="24"/>
+        </w:rPr>
         <w:t>No.</w:t>
       </w:r>
       <w:r>
         <w:rPr>
+          <w:rFonts w:ascii="Times New Roman" w:hAnsi="Times New Roman" w:cs="Times New Roman"/>
+          <w:b/>
+          <w:bCs/>
           <w:spacing w:val="-5"/>
+          <w:sz w:val="24"/>
+          <w:szCs w:val="24"/>
         </w:rPr>
         <w:t xml:space="preserve"> PA</w:t>
       </w:r>
       <w:r>
+        <w:rPr>
+          <w:rFonts w:ascii="Times New Roman" w:hAnsi="Times New Roman" w:cs="Times New Roman"/>
+          <w:b/>
+          <w:bCs/>
+          <w:sz w:val="24"/>
+          <w:szCs w:val="24"/>
+        </w:rPr>
         <w:tab/>
       </w:r>
       <w:r>
         <w:rPr>
+          <w:rFonts w:ascii="Times New Roman" w:hAnsi="Times New Roman" w:cs="Times New Roman"/>
+          <w:b/>
+          <w:bCs/>
           <w:spacing w:val="-10"/>
+          <w:sz w:val="24"/>
+          <w:szCs w:val="24"/>
         </w:rPr>
         <w:t>:</w:t>
       </w:r>
       <w:r>
+        <w:rPr>
+          <w:rFonts w:ascii="Times New Roman" w:hAnsi="Times New Roman" w:cs="Times New Roman"/>
+          <w:b/>
+          <w:bCs/>
+          <w:sz w:val="24"/>
+          <w:szCs w:val="24"/>
+        </w:rPr>
         <w:t xml:space="preserve"> </w:t>
       </w:r>
       <w:r>
+        <w:rPr>
+          <w:rFonts w:ascii="Times New Roman" w:hAnsi="Times New Roman" w:cs="Times New Roman"/>
+          <w:b/>
+          <w:bCs/>
+          <w:sz w:val="24"/>
+          <w:szCs w:val="24"/>
+        </w:rPr>
         <w:t xml:space="preserve"> </w:t>
       </w:r>
       <w:r>
+        <w:rPr>
+          <w:rFonts w:ascii="Times New Roman" w:hAnsi="Times New Roman" w:cs="Times New Roman"/>
+          <w:b/>
+          <w:bCs/>
+          <w:sz w:val="24"/>
+          <w:szCs w:val="24"/>
+        </w:rPr>
         <w:t>Terlampir</w:t>
       </w:r>
     </w:p>
@@ -161,64 +262,139 @@
         </w:tabs>
         <w:spacing w:line="183" w:lineRule="exact"/>
         <w:ind w:left="197"/>
+        <w:rPr>
+          <w:rFonts w:ascii="Times New Roman" w:hAnsi="Times New Roman" w:cs="Times New Roman"/>
+          <w:b/>
+          <w:bCs/>
+          <w:sz w:val="24"/>
+          <w:szCs w:val="24"/>
+        </w:rPr>
       </w:pPr>
       <w:r>
+        <w:rPr>
+          <w:rFonts w:ascii="Times New Roman" w:hAnsi="Times New Roman" w:cs="Times New Roman"/>
+          <w:b/>
+          <w:bCs/>
+          <w:sz w:val="24"/>
+          <w:szCs w:val="24"/>
+        </w:rPr>
         <w:t>No.</w:t>
       </w:r>
       <w:r>
         <w:rPr>
+          <w:rFonts w:ascii="Times New Roman" w:hAnsi="Times New Roman" w:cs="Times New Roman"/>
+          <w:b/>
+          <w:bCs/>
           <w:spacing w:val="-1"/>
+          <w:sz w:val="24"/>
+          <w:szCs w:val="24"/>
         </w:rPr>
         <w:t xml:space="preserve"> </w:t>
       </w:r>
       <w:r>
+        <w:rPr>
+          <w:rFonts w:ascii="Times New Roman" w:hAnsi="Times New Roman" w:cs="Times New Roman"/>
+          <w:b/>
+          <w:bCs/>
+          <w:sz w:val="24"/>
+          <w:szCs w:val="24"/>
+        </w:rPr>
         <w:t>Ber</w:t>
       </w:r>
       <w:r>
+        <w:rPr>
+          <w:rFonts w:ascii="Times New Roman" w:hAnsi="Times New Roman" w:cs="Times New Roman"/>
+          <w:b/>
+          <w:bCs/>
+          <w:sz w:val="24"/>
+          <w:szCs w:val="24"/>
+        </w:rPr>
         <w:t>ita</w:t>
       </w:r>
       <w:r>
         <w:rPr>
+          <w:rFonts w:ascii="Times New Roman" w:hAnsi="Times New Roman" w:cs="Times New Roman"/>
+          <w:b/>
+          <w:bCs/>
           <w:spacing w:val="2"/>
+          <w:sz w:val="24"/>
+          <w:szCs w:val="24"/>
         </w:rPr>
         <w:t xml:space="preserve"> </w:t>
       </w:r>
       <w:r>
         <w:rPr>
+          <w:rFonts w:ascii="Times New Roman" w:hAnsi="Times New Roman" w:cs="Times New Roman"/>
+          <w:b/>
+          <w:bCs/>
           <w:spacing w:val="-2"/>
+          <w:sz w:val="24"/>
+          <w:szCs w:val="24"/>
         </w:rPr>
         <w:t>Acara</w:t>
       </w:r>
       <w:r>
+        <w:rPr>
+          <w:rFonts w:ascii="Times New Roman" w:hAnsi="Times New Roman" w:cs="Times New Roman"/>
+          <w:b/>
+          <w:bCs/>
+          <w:sz w:val="24"/>
+          <w:szCs w:val="24"/>
+        </w:rPr>
         <w:tab/>
       </w:r>
       <w:r>
         <w:rPr>
+          <w:rFonts w:ascii="Times New Roman" w:hAnsi="Times New Roman" w:cs="Times New Roman"/>
+          <w:b/>
+          <w:bCs/>
           <w:spacing w:val="-10"/>
+          <w:sz w:val="24"/>
+          <w:szCs w:val="24"/>
         </w:rPr>
         <w:t>:</w:t>
       </w:r>
       <w:r>
         <w:rPr>
+          <w:rFonts w:ascii="Times New Roman" w:hAnsi="Times New Roman" w:cs="Times New Roman"/>
+          <w:b/>
+          <w:bCs/>
           <w:spacing w:val="-10"/>
+          <w:sz w:val="24"/>
+          <w:szCs w:val="24"/>
         </w:rPr>
         <w:t xml:space="preserve"> </w:t>
       </w:r>
       <w:r>
         <w:rPr>
+          <w:rFonts w:ascii="Times New Roman" w:hAnsi="Times New Roman" w:cs="Times New Roman"/>
+          <w:b/>
+          <w:bCs/>
           <w:spacing w:val="-10"/>
+          <w:sz w:val="24"/>
+          <w:szCs w:val="24"/>
         </w:rPr>
         <w:t xml:space="preserve"> </w:t>
       </w:r>
       <w:r>
         <w:rPr>
+          <w:rFonts w:ascii="Times New Roman" w:hAnsi="Times New Roman" w:cs="Times New Roman"/>
+          <w:b/>
+          <w:bCs/>
           <w:spacing w:val="-10"/>
+          <w:sz w:val="24"/>
+          <w:szCs w:val="24"/>
         </w:rPr>
         <w:t xml:space="preserve"> </w:t>
       </w:r>
       <w:r>
         <w:rPr>
+          <w:rFonts w:ascii="Times New Roman" w:hAnsi="Times New Roman" w:cs="Times New Roman"/>
+          <w:b/>
+          <w:bCs/>
           <w:spacing w:val="-10"/>
+          <w:sz w:val="24"/>
+          <w:szCs w:val="24"/>
         </w:rPr>
         <w:t>-</w:t>
       </w:r>
@@ -227,6 +403,13 @@
       <w:pPr>
         <w:pStyle w:val="BodyText"/>
         <w:spacing w:before="145"/>
+        <w:rPr>
+          <w:rFonts w:ascii="Times New Roman" w:hAnsi="Times New Roman" w:cs="Times New Roman"/>
+          <w:b/>
+          <w:bCs/>
+          <w:sz w:val="24"/>
+          <w:szCs w:val="24"/>
+        </w:rPr>
       </w:pPr>
     </w:p>
     <w:p>
@@ -234,86 +417,219 @@
         <w:pStyle w:val="BodyText"/>
         <w:spacing w:before="1" w:line="278" w:lineRule="auto"/>
         <w:ind w:left="197" w:right="18"/>
+        <w:rPr>
+          <w:rFonts w:ascii="Times New Roman" w:hAnsi="Times New Roman" w:cs="Times New Roman"/>
+          <w:b/>
+          <w:bCs/>
+          <w:sz w:val="24"/>
+          <w:szCs w:val="24"/>
+        </w:rPr>
       </w:pPr>
       <w:r>
+        <w:rPr>
+          <w:rFonts w:ascii="Times New Roman" w:hAnsi="Times New Roman" w:cs="Times New Roman"/>
+          <w:b/>
+          <w:bCs/>
+          <w:sz w:val="24"/>
+          <w:szCs w:val="24"/>
+        </w:rPr>
         <w:t xml:space="preserve">Pada hari ini </w:t>
       </w:r>
       <w:r>
+        <w:rPr>
+          <w:rFonts w:ascii="Times New Roman" w:hAnsi="Times New Roman" w:cs="Times New Roman"/>
+          <w:b/>
+          <w:bCs/>
+          <w:sz w:val="24"/>
+          <w:szCs w:val="24"/>
+        </w:rPr>
         <w:t>{{ hari_ini }}</w:t>
       </w:r>
       <w:r>
+        <w:rPr>
+          <w:rFonts w:ascii="Times New Roman" w:hAnsi="Times New Roman" w:cs="Times New Roman"/>
+          <w:b/>
+          <w:bCs/>
+          <w:sz w:val="24"/>
+          <w:szCs w:val="24"/>
+        </w:rPr>
         <w:t>, tanggal</w:t>
       </w:r>
       <w:r>
         <w:rPr>
+          <w:rFonts w:ascii="Times New Roman" w:hAnsi="Times New Roman" w:cs="Times New Roman"/>
+          <w:b/>
+          <w:bCs/>
           <w:spacing w:val="-6"/>
+          <w:sz w:val="24"/>
+          <w:szCs w:val="24"/>
         </w:rPr>
         <w:t xml:space="preserve"> </w:t>
       </w:r>
       <w:r>
+        <w:rPr>
+          <w:rFonts w:ascii="Times New Roman" w:hAnsi="Times New Roman" w:cs="Times New Roman"/>
+          <w:b/>
+          <w:bCs/>
+          <w:sz w:val="24"/>
+          <w:szCs w:val="24"/>
+        </w:rPr>
         <w:t>{{ tgl_terbilang }}</w:t>
       </w:r>
       <w:r>
         <w:rPr>
+          <w:rFonts w:ascii="Times New Roman" w:hAnsi="Times New Roman" w:cs="Times New Roman"/>
+          <w:b/>
+          <w:bCs/>
           <w:spacing w:val="-7"/>
+          <w:sz w:val="24"/>
+          <w:szCs w:val="24"/>
         </w:rPr>
         <w:t xml:space="preserve"> </w:t>
       </w:r>
       <w:r>
+        <w:rPr>
+          <w:rFonts w:ascii="Times New Roman" w:hAnsi="Times New Roman" w:cs="Times New Roman"/>
+          <w:b/>
+          <w:bCs/>
+          <w:sz w:val="24"/>
+          <w:szCs w:val="24"/>
+        </w:rPr>
         <w:t xml:space="preserve">bulan </w:t>
       </w:r>
       <w:r>
+        <w:rPr>
+          <w:rFonts w:ascii="Times New Roman" w:hAnsi="Times New Roman" w:cs="Times New Roman"/>
+          <w:b/>
+          <w:bCs/>
+          <w:sz w:val="24"/>
+          <w:szCs w:val="24"/>
+        </w:rPr>
         <w:t>{{ bulan_teks }}</w:t>
       </w:r>
       <w:r>
+        <w:rPr>
+          <w:rFonts w:ascii="Times New Roman" w:hAnsi="Times New Roman" w:cs="Times New Roman"/>
+          <w:b/>
+          <w:bCs/>
+          <w:sz w:val="24"/>
+          <w:szCs w:val="24"/>
+        </w:rPr>
         <w:t xml:space="preserve"> tahun </w:t>
       </w:r>
       <w:r>
+        <w:rPr>
+          <w:rFonts w:ascii="Times New Roman" w:hAnsi="Times New Roman" w:cs="Times New Roman"/>
+          <w:b/>
+          <w:bCs/>
+          <w:sz w:val="24"/>
+          <w:szCs w:val="24"/>
+        </w:rPr>
         <w:t>{{ tahun_terbilang }}</w:t>
       </w:r>
       <w:r>
         <w:rPr>
+          <w:rFonts w:ascii="Times New Roman" w:hAnsi="Times New Roman" w:cs="Times New Roman"/>
+          <w:b/>
+          <w:bCs/>
           <w:spacing w:val="15"/>
+          <w:sz w:val="24"/>
+          <w:szCs w:val="24"/>
         </w:rPr>
         <w:t xml:space="preserve"> </w:t>
       </w:r>
       <w:r>
+        <w:rPr>
+          <w:rFonts w:ascii="Times New Roman" w:hAnsi="Times New Roman" w:cs="Times New Roman"/>
+          <w:b/>
+          <w:bCs/>
+          <w:sz w:val="24"/>
+          <w:szCs w:val="24"/>
+        </w:rPr>
         <w:t>telah dilakukan Pekerjaan Survey, Instalasi &amp; Test Commissioning dengan</w:t>
       </w:r>
       <w:r>
         <w:rPr>
+          <w:rFonts w:ascii="Times New Roman" w:hAnsi="Times New Roman" w:cs="Times New Roman"/>
+          <w:b/>
+          <w:bCs/>
           <w:spacing w:val="40"/>
+          <w:sz w:val="24"/>
+          <w:szCs w:val="24"/>
         </w:rPr>
         <w:t xml:space="preserve"> </w:t>
       </w:r>
       <w:r>
+        <w:rPr>
+          <w:rFonts w:ascii="Times New Roman" w:hAnsi="Times New Roman" w:cs="Times New Roman"/>
+          <w:b/>
+          <w:bCs/>
+          <w:sz w:val="24"/>
+          <w:szCs w:val="24"/>
+        </w:rPr>
         <w:t>data</w:t>
       </w:r>
       <w:r>
         <w:rPr>
+          <w:rFonts w:ascii="Times New Roman" w:hAnsi="Times New Roman" w:cs="Times New Roman"/>
+          <w:b/>
+          <w:bCs/>
           <w:spacing w:val="40"/>
+          <w:sz w:val="24"/>
+          <w:szCs w:val="24"/>
         </w:rPr>
         <w:t xml:space="preserve"> </w:t>
       </w:r>
       <w:r>
+        <w:rPr>
+          <w:rFonts w:ascii="Times New Roman" w:hAnsi="Times New Roman" w:cs="Times New Roman"/>
+          <w:b/>
+          <w:bCs/>
+          <w:sz w:val="24"/>
+          <w:szCs w:val="24"/>
+        </w:rPr>
         <w:t>sebagai</w:t>
       </w:r>
       <w:r>
         <w:rPr>
+          <w:rFonts w:ascii="Times New Roman" w:hAnsi="Times New Roman" w:cs="Times New Roman"/>
+          <w:b/>
+          <w:bCs/>
           <w:spacing w:val="40"/>
+          <w:sz w:val="24"/>
+          <w:szCs w:val="24"/>
         </w:rPr>
         <w:t xml:space="preserve"> </w:t>
       </w:r>
       <w:r>
+        <w:rPr>
+          <w:rFonts w:ascii="Times New Roman" w:hAnsi="Times New Roman" w:cs="Times New Roman"/>
+          <w:b/>
+          <w:bCs/>
+          <w:sz w:val="24"/>
+          <w:szCs w:val="24"/>
+        </w:rPr>
         <w:t>berikut</w:t>
       </w:r>
       <w:r>
         <w:rPr>
+          <w:rFonts w:ascii="Times New Roman" w:hAnsi="Times New Roman" w:cs="Times New Roman"/>
+          <w:b/>
+          <w:bCs/>
           <w:spacing w:val="40"/>
+          <w:sz w:val="24"/>
+          <w:szCs w:val="24"/>
         </w:rPr>
         <w:t xml:space="preserve"> </w:t>
       </w:r>
       <w:r>
+        <w:rPr>
+          <w:rFonts w:ascii="Times New Roman" w:hAnsi="Times New Roman" w:cs="Times New Roman"/>
+          <w:b/>
+          <w:bCs/>
+          <w:sz w:val="24"/>
+          <w:szCs w:val="24"/>
+        </w:rPr>
         <w:t>:</w:t>
       </w:r>
     </w:p>
@@ -321,6 +637,13 @@
       <w:pPr>
         <w:pStyle w:val="BodyText"/>
         <w:spacing w:before="147"/>
+        <w:rPr>
+          <w:rFonts w:ascii="Times New Roman" w:hAnsi="Times New Roman" w:cs="Times New Roman"/>
+          <w:b/>
+          <w:bCs/>
+          <w:sz w:val="24"/>
+          <w:szCs w:val="24"/>
+        </w:rPr>
       </w:pPr>
     </w:p>
     <w:p>
@@ -331,6 +654,13 @@
           <w:tab w:val="left" w:pos="3173"/>
         </w:tabs>
         <w:ind w:left="197"/>
+        <w:rPr>
+          <w:rFonts w:ascii="Times New Roman" w:hAnsi="Times New Roman" w:cs="Times New Roman"/>
+          <w:b/>
+          <w:bCs/>
+          <w:sz w:val="24"/>
+          <w:szCs w:val="24"/>
+        </w:rPr>
         <w:sectPr>
           <w:headerReference w:type="default" r:id="rId8"/>
           <w:footerReference w:type="default" r:id="rId9"/>
@@ -343,7 +673,12 @@
       </w:pPr>
       <w:r>
         <w:rPr>
+          <w:rFonts w:ascii="Times New Roman" w:hAnsi="Times New Roman" w:cs="Times New Roman"/>
+          <w:b/>
+          <w:bCs/>
           <w:noProof/>
+          <w:sz w:val="24"/>
+          <w:szCs w:val="24"/>
         </w:rPr>
         <mc:AlternateContent>
           <mc:Choice Requires="wps">
@@ -404,6 +739,7 @@
                               </w:rPr>
                               <w:t xml:space="preserve">, </w:t>
                             </w:r>
+                            <w:proofErr w:type="gramStart"/>
                             <w:r>
                               <w:rPr>
                                 <w:rFonts w:ascii="Arial MT"/>
@@ -419,7 +755,16 @@
                                 <w:sz w:val="16"/>
                                 <w:lang w:val="en-US"/>
                               </w:rPr>
-                              <w:t>tanggal_ttd</w:t>
+                              <w:t>tanggal</w:t>
+                            </w:r>
+                            <w:proofErr w:type="gramEnd"/>
+                            <w:r>
+                              <w:rPr>
+                                <w:rFonts w:ascii="Arial MT"/>
+                                <w:sz w:val="16"/>
+                                <w:lang w:val="en-US"/>
+                              </w:rPr>
+                              <w:t>_ttd</w:t>
                             </w:r>
                             <w:proofErr w:type="spellEnd"/>
                             <w:r>
@@ -485,6 +830,7 @@
                         </w:rPr>
                         <w:t xml:space="preserve">, </w:t>
                       </w:r>
+                      <w:proofErr w:type="gramStart"/>
                       <w:r>
                         <w:rPr>
                           <w:rFonts w:ascii="Arial MT"/>
@@ -500,7 +846,16 @@
                           <w:sz w:val="16"/>
                           <w:lang w:val="en-US"/>
                         </w:rPr>
-                        <w:t>tanggal_ttd</w:t>
+                        <w:t>tanggal</w:t>
+                      </w:r>
+                      <w:proofErr w:type="gramEnd"/>
+                      <w:r>
+                        <w:rPr>
+                          <w:rFonts w:ascii="Arial MT"/>
+                          <w:sz w:val="16"/>
+                          <w:lang w:val="en-US"/>
+                        </w:rPr>
+                        <w:t>_ttd</w:t>
                       </w:r>
                       <w:proofErr w:type="spellEnd"/>
                       <w:r>
@@ -521,8 +876,12 @@
       </w:r>
       <w:r>
         <w:rPr>
+          <w:rFonts w:ascii="Times New Roman" w:hAnsi="Times New Roman" w:cs="Times New Roman"/>
+          <w:b/>
+          <w:bCs/>
           <w:noProof/>
-          <w:sz w:val="9"/>
+          <w:sz w:val="24"/>
+          <w:szCs w:val="24"/>
           <w:lang w:val="en-US"/>
         </w:rPr>
         <mc:AlternateContent>
@@ -2898,7 +3257,12 @@
       </w:r>
       <w:r>
         <w:rPr>
+          <w:rFonts w:ascii="Times New Roman" w:hAnsi="Times New Roman" w:cs="Times New Roman"/>
+          <w:b/>
+          <w:bCs/>
           <w:noProof/>
+          <w:sz w:val="24"/>
+          <w:szCs w:val="24"/>
           <w:lang w:val="en-US"/>
         </w:rPr>
         <mc:AlternateContent>
@@ -3061,27 +3425,65 @@
         </mc:AlternateContent>
       </w:r>
       <w:r>
+        <w:rPr>
+          <w:rFonts w:ascii="Times New Roman" w:hAnsi="Times New Roman" w:cs="Times New Roman"/>
+          <w:b/>
+          <w:bCs/>
+          <w:sz w:val="24"/>
+          <w:szCs w:val="24"/>
+        </w:rPr>
         <w:t>Nama</w:t>
       </w:r>
       <w:r>
         <w:rPr>
+          <w:rFonts w:ascii="Times New Roman" w:hAnsi="Times New Roman" w:cs="Times New Roman"/>
+          <w:b/>
+          <w:bCs/>
           <w:spacing w:val="-2"/>
+          <w:sz w:val="24"/>
+          <w:szCs w:val="24"/>
         </w:rPr>
         <w:t xml:space="preserve"> Pelanggan</w:t>
       </w:r>
       <w:r>
+        <w:rPr>
+          <w:rFonts w:ascii="Times New Roman" w:hAnsi="Times New Roman" w:cs="Times New Roman"/>
+          <w:b/>
+          <w:bCs/>
+          <w:sz w:val="24"/>
+          <w:szCs w:val="24"/>
+        </w:rPr>
         <w:tab/>
       </w:r>
       <w:r>
         <w:rPr>
+          <w:rFonts w:ascii="Times New Roman" w:hAnsi="Times New Roman" w:cs="Times New Roman"/>
+          <w:b/>
+          <w:bCs/>
           <w:spacing w:val="-10"/>
+          <w:sz w:val="24"/>
+          <w:szCs w:val="24"/>
         </w:rPr>
         <w:t>:</w:t>
       </w:r>
       <w:r>
+        <w:rPr>
+          <w:rFonts w:ascii="Times New Roman" w:hAnsi="Times New Roman" w:cs="Times New Roman"/>
+          <w:b/>
+          <w:bCs/>
+          <w:sz w:val="24"/>
+          <w:szCs w:val="24"/>
+        </w:rPr>
         <w:tab/>
       </w:r>
       <w:r>
+        <w:rPr>
+          <w:rFonts w:ascii="Times New Roman" w:hAnsi="Times New Roman" w:cs="Times New Roman"/>
+          <w:b/>
+          <w:bCs/>
+          <w:sz w:val="24"/>
+          <w:szCs w:val="24"/>
+        </w:rPr>
         <w:t>{{ nama_pelanggan }}</w:t>
       </w:r>
     </w:p>
@@ -3104,18 +3506,30 @@
         <w:tc>
           <w:tcPr>
             <w:tcW w:w="1518" w:type="dxa"/>
+            <w:shd w:val="clear" w:color="auto" w:fill="FFFF00"/>
           </w:tcPr>
           <w:p>
             <w:pPr>
+              <w:jc w:val="center"/>
               <w:rPr>
+                <w:rFonts w:ascii="Times New Roman" w:hAnsi="Times New Roman" w:cs="Times New Roman"/>
+                <w:b/>
+                <w:bCs/>
                 <w:noProof/>
+                <w:sz w:val="24"/>
+                <w:szCs w:val="24"/>
               </w:rPr>
             </w:pPr>
             <w:bookmarkStart w:id="0" w:name="Lampiran_Project_PANIKI.pdf"/>
             <w:bookmarkEnd w:id="0"/>
             <w:r>
               <w:rPr>
+                <w:rFonts w:ascii="Times New Roman" w:hAnsi="Times New Roman" w:cs="Times New Roman"/>
+                <w:b/>
+                <w:bCs/>
                 <w:noProof/>
+                <w:sz w:val="24"/>
+                <w:szCs w:val="24"/>
               </w:rPr>
               <w:lastRenderedPageBreak/>
               <w:t>Nomor</w:t>
@@ -3125,16 +3539,28 @@
         <w:tc>
           <w:tcPr>
             <w:tcW w:w="1256" w:type="dxa"/>
+            <w:shd w:val="clear" w:color="auto" w:fill="FFFF00"/>
           </w:tcPr>
           <w:p>
             <w:pPr>
+              <w:jc w:val="center"/>
               <w:rPr>
+                <w:rFonts w:ascii="Times New Roman" w:hAnsi="Times New Roman" w:cs="Times New Roman"/>
+                <w:b/>
+                <w:bCs/>
                 <w:noProof/>
+                <w:sz w:val="24"/>
+                <w:szCs w:val="24"/>
               </w:rPr>
             </w:pPr>
             <w:r>
               <w:rPr>
+                <w:rFonts w:ascii="Times New Roman" w:hAnsi="Times New Roman" w:cs="Times New Roman"/>
+                <w:b/>
+                <w:bCs/>
                 <w:noProof/>
+                <w:sz w:val="24"/>
+                <w:szCs w:val="24"/>
               </w:rPr>
               <w:t>ID PA</w:t>
             </w:r>
@@ -3143,16 +3569,28 @@
         <w:tc>
           <w:tcPr>
             <w:tcW w:w="1480" w:type="dxa"/>
+            <w:shd w:val="clear" w:color="auto" w:fill="FFFF00"/>
           </w:tcPr>
           <w:p>
             <w:pPr>
+              <w:jc w:val="center"/>
               <w:rPr>
+                <w:rFonts w:ascii="Times New Roman" w:hAnsi="Times New Roman" w:cs="Times New Roman"/>
+                <w:b/>
+                <w:bCs/>
                 <w:noProof/>
+                <w:sz w:val="24"/>
+                <w:szCs w:val="24"/>
               </w:rPr>
             </w:pPr>
             <w:r>
               <w:rPr>
+                <w:rFonts w:ascii="Times New Roman" w:hAnsi="Times New Roman" w:cs="Times New Roman"/>
+                <w:b/>
+                <w:bCs/>
                 <w:noProof/>
+                <w:sz w:val="24"/>
+                <w:szCs w:val="24"/>
               </w:rPr>
               <w:t>Layanan</w:t>
             </w:r>
@@ -3161,16 +3599,28 @@
         <w:tc>
           <w:tcPr>
             <w:tcW w:w="1446" w:type="dxa"/>
+            <w:shd w:val="clear" w:color="auto" w:fill="FFFF00"/>
           </w:tcPr>
           <w:p>
             <w:pPr>
+              <w:jc w:val="center"/>
               <w:rPr>
+                <w:rFonts w:ascii="Times New Roman" w:hAnsi="Times New Roman" w:cs="Times New Roman"/>
+                <w:b/>
+                <w:bCs/>
                 <w:noProof/>
+                <w:sz w:val="24"/>
+                <w:szCs w:val="24"/>
               </w:rPr>
             </w:pPr>
             <w:r>
               <w:rPr>
+                <w:rFonts w:ascii="Times New Roman" w:hAnsi="Times New Roman" w:cs="Times New Roman"/>
+                <w:b/>
+                <w:bCs/>
                 <w:noProof/>
+                <w:sz w:val="24"/>
+                <w:szCs w:val="24"/>
               </w:rPr>
               <w:t>SID</w:t>
             </w:r>
@@ -3179,16 +3629,28 @@
         <w:tc>
           <w:tcPr>
             <w:tcW w:w="1791" w:type="dxa"/>
+            <w:shd w:val="clear" w:color="auto" w:fill="FFFF00"/>
           </w:tcPr>
           <w:p>
             <w:pPr>
+              <w:jc w:val="center"/>
               <w:rPr>
+                <w:rFonts w:ascii="Times New Roman" w:hAnsi="Times New Roman" w:cs="Times New Roman"/>
+                <w:b/>
+                <w:bCs/>
                 <w:noProof/>
+                <w:sz w:val="24"/>
+                <w:szCs w:val="24"/>
               </w:rPr>
             </w:pPr>
             <w:r>
               <w:rPr>
+                <w:rFonts w:ascii="Times New Roman" w:hAnsi="Times New Roman" w:cs="Times New Roman"/>
+                <w:b/>
+                <w:bCs/>
                 <w:noProof/>
+                <w:sz w:val="24"/>
+                <w:szCs w:val="24"/>
               </w:rPr>
               <w:t>SN Perangkat</w:t>
             </w:r>
@@ -3197,16 +3659,28 @@
         <w:tc>
           <w:tcPr>
             <w:tcW w:w="1525" w:type="dxa"/>
+            <w:shd w:val="clear" w:color="auto" w:fill="FFFF00"/>
           </w:tcPr>
           <w:p>
             <w:pPr>
+              <w:jc w:val="center"/>
               <w:rPr>
+                <w:rFonts w:ascii="Times New Roman" w:hAnsi="Times New Roman" w:cs="Times New Roman"/>
+                <w:b/>
+                <w:bCs/>
                 <w:noProof/>
+                <w:sz w:val="24"/>
+                <w:szCs w:val="24"/>
               </w:rPr>
             </w:pPr>
             <w:r>
               <w:rPr>
+                <w:rFonts w:ascii="Times New Roman" w:hAnsi="Times New Roman" w:cs="Times New Roman"/>
+                <w:b/>
+                <w:bCs/>
                 <w:noProof/>
+                <w:sz w:val="24"/>
+                <w:szCs w:val="24"/>
               </w:rPr>
               <w:t>Alamat</w:t>
             </w:r>
@@ -3218,6 +3692,13 @@
       <w:pPr>
         <w:spacing w:before="82"/>
         <w:ind w:right="3"/>
+        <w:rPr>
+          <w:rFonts w:ascii="Times New Roman" w:hAnsi="Times New Roman" w:cs="Times New Roman"/>
+          <w:b/>
+          <w:bCs/>
+          <w:sz w:val="24"/>
+          <w:szCs w:val="24"/>
+        </w:rPr>
       </w:pPr>
     </w:p>
     <w:sectPr>

--- a/template_bai_lampiran.docx
+++ b/template_bai_lampiran.docx
@@ -7,17 +7,10 @@
         <w:pStyle w:val="Heading1"/>
         <w:spacing w:before="8" w:line="350" w:lineRule="atLeast"/>
         <w:ind w:left="3625" w:right="3623" w:firstLine="470"/>
+      </w:pPr>
+      <w:r>
         <w:rPr>
-          <w:rFonts w:ascii="Times New Roman" w:hAnsi="Times New Roman" w:cs="Times New Roman"/>
-          <w:b/>
-          <w:bCs/>
-        </w:rPr>
-      </w:pPr>
-      <w:r>
-        <w:rPr>
-          <w:rFonts w:ascii="Times New Roman" w:hAnsi="Times New Roman" w:cs="Times New Roman"/>
-          <w:b/>
-          <w:bCs/>
+          <w:rFonts w:ascii="Arial" w:hAnsi="Arial" w:cs="Arial"/>
           <w:noProof/>
           <w:lang w:val="en-US"/>
         </w:rPr>
@@ -74,80 +67,43 @@
         </w:drawing>
       </w:r>
       <w:r>
+        <w:t>BERITA ACARA INSTALASI</w:t>
+      </w:r>
+      <w:r>
         <w:rPr>
-          <w:rFonts w:ascii="Times New Roman" w:hAnsi="Times New Roman" w:cs="Times New Roman"/>
-          <w:b/>
-          <w:bCs/>
-        </w:rPr>
-        <w:t>BERITA ACARA INSTALASI</w:t>
-      </w:r>
-      <w:r>
-        <w:rPr>
-          <w:rFonts w:ascii="Times New Roman" w:hAnsi="Times New Roman" w:cs="Times New Roman"/>
-          <w:b/>
-          <w:bCs/>
           <w:spacing w:val="80"/>
           <w:w w:val="150"/>
         </w:rPr>
         <w:t xml:space="preserve"> </w:t>
       </w:r>
       <w:r>
+        <w:t>PLN</w:t>
+      </w:r>
+      <w:r>
         <w:rPr>
-          <w:rFonts w:ascii="Times New Roman" w:hAnsi="Times New Roman" w:cs="Times New Roman"/>
-          <w:b/>
-          <w:bCs/>
-        </w:rPr>
-        <w:t>PLN</w:t>
-      </w:r>
-      <w:r>
-        <w:rPr>
-          <w:rFonts w:ascii="Times New Roman" w:hAnsi="Times New Roman" w:cs="Times New Roman"/>
-          <w:b/>
-          <w:bCs/>
           <w:spacing w:val="-8"/>
         </w:rPr>
         <w:t xml:space="preserve"> </w:t>
       </w:r>
       <w:r>
+        <w:t>ICONPLUS</w:t>
+      </w:r>
+      <w:r>
         <w:rPr>
-          <w:rFonts w:ascii="Times New Roman" w:hAnsi="Times New Roman" w:cs="Times New Roman"/>
-          <w:b/>
-          <w:bCs/>
-        </w:rPr>
-        <w:t>ICONPLUS</w:t>
-      </w:r>
-      <w:r>
-        <w:rPr>
-          <w:rFonts w:ascii="Times New Roman" w:hAnsi="Times New Roman" w:cs="Times New Roman"/>
-          <w:b/>
-          <w:bCs/>
           <w:spacing w:val="-11"/>
         </w:rPr>
         <w:t xml:space="preserve"> </w:t>
       </w:r>
       <w:r>
+        <w:t>SBU</w:t>
+      </w:r>
+      <w:r>
         <w:rPr>
-          <w:rFonts w:ascii="Times New Roman" w:hAnsi="Times New Roman" w:cs="Times New Roman"/>
-          <w:b/>
-          <w:bCs/>
-        </w:rPr>
-        <w:t>SBU</w:t>
-      </w:r>
-      <w:r>
-        <w:rPr>
-          <w:rFonts w:ascii="Times New Roman" w:hAnsi="Times New Roman" w:cs="Times New Roman"/>
-          <w:b/>
-          <w:bCs/>
           <w:spacing w:val="-11"/>
         </w:rPr>
         <w:t xml:space="preserve"> </w:t>
       </w:r>
       <w:r>
-        <w:rPr>
-          <w:rFonts w:ascii="Times New Roman" w:hAnsi="Times New Roman" w:cs="Times New Roman"/>
-          <w:b/>
-          <w:bCs/>
-        </w:rPr>
         <w:t>SUMBAGTENG</w:t>
       </w:r>
     </w:p>
@@ -156,11 +112,6 @@
         <w:pStyle w:val="Heading1"/>
         <w:spacing w:before="8" w:line="350" w:lineRule="atLeast"/>
         <w:ind w:left="3625" w:right="3623" w:firstLine="470"/>
-        <w:rPr>
-          <w:rFonts w:ascii="Times New Roman" w:hAnsi="Times New Roman" w:cs="Times New Roman"/>
-          <w:b/>
-          <w:bCs/>
-        </w:rPr>
       </w:pPr>
     </w:p>
     <w:p>
@@ -172,84 +123,32 @@
         </w:tabs>
         <w:spacing w:line="183" w:lineRule="exact"/>
         <w:ind w:left="197"/>
+      </w:pPr>
+      <w:r>
+        <w:t>No.</w:t>
+      </w:r>
+      <w:r>
         <w:rPr>
-          <w:rFonts w:ascii="Times New Roman" w:hAnsi="Times New Roman" w:cs="Times New Roman"/>
-          <w:b/>
-          <w:bCs/>
-          <w:sz w:val="24"/>
-          <w:szCs w:val="24"/>
-        </w:rPr>
-      </w:pPr>
-      <w:r>
-        <w:rPr>
-          <w:rFonts w:ascii="Times New Roman" w:hAnsi="Times New Roman" w:cs="Times New Roman"/>
-          <w:b/>
-          <w:bCs/>
-          <w:sz w:val="24"/>
-          <w:szCs w:val="24"/>
-        </w:rPr>
-        <w:t>No.</w:t>
-      </w:r>
-      <w:r>
-        <w:rPr>
-          <w:rFonts w:ascii="Times New Roman" w:hAnsi="Times New Roman" w:cs="Times New Roman"/>
-          <w:b/>
-          <w:bCs/>
           <w:spacing w:val="-5"/>
-          <w:sz w:val="24"/>
-          <w:szCs w:val="24"/>
         </w:rPr>
         <w:t xml:space="preserve"> PA</w:t>
       </w:r>
       <w:r>
+        <w:tab/>
+      </w:r>
+      <w:r>
         <w:rPr>
-          <w:rFonts w:ascii="Times New Roman" w:hAnsi="Times New Roman" w:cs="Times New Roman"/>
-          <w:b/>
-          <w:bCs/>
-          <w:sz w:val="24"/>
-          <w:szCs w:val="24"/>
-        </w:rPr>
-        <w:tab/>
-      </w:r>
-      <w:r>
-        <w:rPr>
-          <w:rFonts w:ascii="Times New Roman" w:hAnsi="Times New Roman" w:cs="Times New Roman"/>
-          <w:b/>
-          <w:bCs/>
           <w:spacing w:val="-10"/>
-          <w:sz w:val="24"/>
-          <w:szCs w:val="24"/>
         </w:rPr>
         <w:t>:</w:t>
       </w:r>
       <w:r>
-        <w:rPr>
-          <w:rFonts w:ascii="Times New Roman" w:hAnsi="Times New Roman" w:cs="Times New Roman"/>
-          <w:b/>
-          <w:bCs/>
-          <w:sz w:val="24"/>
-          <w:szCs w:val="24"/>
-        </w:rPr>
         <w:t xml:space="preserve"> </w:t>
       </w:r>
       <w:r>
-        <w:rPr>
-          <w:rFonts w:ascii="Times New Roman" w:hAnsi="Times New Roman" w:cs="Times New Roman"/>
-          <w:b/>
-          <w:bCs/>
-          <w:sz w:val="24"/>
-          <w:szCs w:val="24"/>
-        </w:rPr>
         <w:t xml:space="preserve"> </w:t>
       </w:r>
       <w:r>
-        <w:rPr>
-          <w:rFonts w:ascii="Times New Roman" w:hAnsi="Times New Roman" w:cs="Times New Roman"/>
-          <w:b/>
-          <w:bCs/>
-          <w:sz w:val="24"/>
-          <w:szCs w:val="24"/>
-        </w:rPr>
         <w:t>Terlampir</w:t>
       </w:r>
     </w:p>
@@ -262,139 +161,64 @@
         </w:tabs>
         <w:spacing w:line="183" w:lineRule="exact"/>
         <w:ind w:left="197"/>
+      </w:pPr>
+      <w:r>
+        <w:t>No.</w:t>
+      </w:r>
+      <w:r>
         <w:rPr>
-          <w:rFonts w:ascii="Times New Roman" w:hAnsi="Times New Roman" w:cs="Times New Roman"/>
-          <w:b/>
-          <w:bCs/>
-          <w:sz w:val="24"/>
-          <w:szCs w:val="24"/>
-        </w:rPr>
-      </w:pPr>
-      <w:r>
-        <w:rPr>
-          <w:rFonts w:ascii="Times New Roman" w:hAnsi="Times New Roman" w:cs="Times New Roman"/>
-          <w:b/>
-          <w:bCs/>
-          <w:sz w:val="24"/>
-          <w:szCs w:val="24"/>
-        </w:rPr>
-        <w:t>No.</w:t>
-      </w:r>
-      <w:r>
-        <w:rPr>
-          <w:rFonts w:ascii="Times New Roman" w:hAnsi="Times New Roman" w:cs="Times New Roman"/>
-          <w:b/>
-          <w:bCs/>
           <w:spacing w:val="-1"/>
-          <w:sz w:val="24"/>
-          <w:szCs w:val="24"/>
         </w:rPr>
         <w:t xml:space="preserve"> </w:t>
       </w:r>
       <w:r>
+        <w:t>Ber</w:t>
+      </w:r>
+      <w:r>
+        <w:t>ita</w:t>
+      </w:r>
+      <w:r>
         <w:rPr>
-          <w:rFonts w:ascii="Times New Roman" w:hAnsi="Times New Roman" w:cs="Times New Roman"/>
-          <w:b/>
-          <w:bCs/>
-          <w:sz w:val="24"/>
-          <w:szCs w:val="24"/>
-        </w:rPr>
-        <w:t>Ber</w:t>
-      </w:r>
-      <w:r>
-        <w:rPr>
-          <w:rFonts w:ascii="Times New Roman" w:hAnsi="Times New Roman" w:cs="Times New Roman"/>
-          <w:b/>
-          <w:bCs/>
-          <w:sz w:val="24"/>
-          <w:szCs w:val="24"/>
-        </w:rPr>
-        <w:t>ita</w:t>
-      </w:r>
-      <w:r>
-        <w:rPr>
-          <w:rFonts w:ascii="Times New Roman" w:hAnsi="Times New Roman" w:cs="Times New Roman"/>
-          <w:b/>
-          <w:bCs/>
           <w:spacing w:val="2"/>
-          <w:sz w:val="24"/>
-          <w:szCs w:val="24"/>
         </w:rPr>
         <w:t xml:space="preserve"> </w:t>
       </w:r>
       <w:r>
         <w:rPr>
-          <w:rFonts w:ascii="Times New Roman" w:hAnsi="Times New Roman" w:cs="Times New Roman"/>
-          <w:b/>
-          <w:bCs/>
           <w:spacing w:val="-2"/>
-          <w:sz w:val="24"/>
-          <w:szCs w:val="24"/>
         </w:rPr>
         <w:t>Acara</w:t>
       </w:r>
       <w:r>
+        <w:tab/>
+      </w:r>
+      <w:r>
         <w:rPr>
-          <w:rFonts w:ascii="Times New Roman" w:hAnsi="Times New Roman" w:cs="Times New Roman"/>
-          <w:b/>
-          <w:bCs/>
-          <w:sz w:val="24"/>
-          <w:szCs w:val="24"/>
-        </w:rPr>
-        <w:tab/>
-      </w:r>
-      <w:r>
-        <w:rPr>
-          <w:rFonts w:ascii="Times New Roman" w:hAnsi="Times New Roman" w:cs="Times New Roman"/>
-          <w:b/>
-          <w:bCs/>
           <w:spacing w:val="-10"/>
-          <w:sz w:val="24"/>
-          <w:szCs w:val="24"/>
         </w:rPr>
         <w:t>:</w:t>
       </w:r>
       <w:r>
         <w:rPr>
-          <w:rFonts w:ascii="Times New Roman" w:hAnsi="Times New Roman" w:cs="Times New Roman"/>
-          <w:b/>
-          <w:bCs/>
           <w:spacing w:val="-10"/>
-          <w:sz w:val="24"/>
-          <w:szCs w:val="24"/>
         </w:rPr>
         <w:t xml:space="preserve"> </w:t>
       </w:r>
       <w:r>
         <w:rPr>
-          <w:rFonts w:ascii="Times New Roman" w:hAnsi="Times New Roman" w:cs="Times New Roman"/>
-          <w:b/>
-          <w:bCs/>
           <w:spacing w:val="-10"/>
-          <w:sz w:val="24"/>
-          <w:szCs w:val="24"/>
         </w:rPr>
         <w:t xml:space="preserve"> </w:t>
       </w:r>
       <w:r>
         <w:rPr>
-          <w:rFonts w:ascii="Times New Roman" w:hAnsi="Times New Roman" w:cs="Times New Roman"/>
-          <w:b/>
-          <w:bCs/>
           <w:spacing w:val="-10"/>
-          <w:sz w:val="24"/>
-          <w:szCs w:val="24"/>
         </w:rPr>
         <w:t xml:space="preserve"> </w:t>
       </w:r>
       <w:r>
         <w:rPr>
-          <w:rFonts w:ascii="Times New Roman" w:hAnsi="Times New Roman" w:cs="Times New Roman"/>
-          <w:b/>
-          <w:bCs/>
           <w:spacing w:val="-10"/>
-          <w:sz w:val="24"/>
-          <w:szCs w:val="24"/>
         </w:rPr>
         <w:t>-</w:t>
       </w:r>
@@ -403,13 +227,6 @@
       <w:pPr>
         <w:pStyle w:val="BodyText"/>
         <w:spacing w:before="145"/>
-        <w:rPr>
-          <w:rFonts w:ascii="Times New Roman" w:hAnsi="Times New Roman" w:cs="Times New Roman"/>
-          <w:b/>
-          <w:bCs/>
-          <w:sz w:val="24"/>
-          <w:szCs w:val="24"/>
-        </w:rPr>
       </w:pPr>
     </w:p>
     <w:p>
@@ -417,219 +234,86 @@
         <w:pStyle w:val="BodyText"/>
         <w:spacing w:before="1" w:line="278" w:lineRule="auto"/>
         <w:ind w:left="197" w:right="18"/>
+      </w:pPr>
+      <w:r>
+        <w:t xml:space="preserve">Pada hari ini </w:t>
+      </w:r>
+      <w:r>
+        <w:t>{{ hari_ini }}</w:t>
+      </w:r>
+      <w:r>
+        <w:t>, tanggal</w:t>
+      </w:r>
+      <w:r>
         <w:rPr>
-          <w:rFonts w:ascii="Times New Roman" w:hAnsi="Times New Roman" w:cs="Times New Roman"/>
-          <w:b/>
-          <w:bCs/>
-          <w:sz w:val="24"/>
-          <w:szCs w:val="24"/>
-        </w:rPr>
-      </w:pPr>
-      <w:r>
-        <w:rPr>
-          <w:rFonts w:ascii="Times New Roman" w:hAnsi="Times New Roman" w:cs="Times New Roman"/>
-          <w:b/>
-          <w:bCs/>
-          <w:sz w:val="24"/>
-          <w:szCs w:val="24"/>
-        </w:rPr>
-        <w:t xml:space="preserve">Pada hari ini </w:t>
-      </w:r>
-      <w:r>
-        <w:rPr>
-          <w:rFonts w:ascii="Times New Roman" w:hAnsi="Times New Roman" w:cs="Times New Roman"/>
-          <w:b/>
-          <w:bCs/>
-          <w:sz w:val="24"/>
-          <w:szCs w:val="24"/>
-        </w:rPr>
-        <w:t>{{ hari_ini }}</w:t>
-      </w:r>
-      <w:r>
-        <w:rPr>
-          <w:rFonts w:ascii="Times New Roman" w:hAnsi="Times New Roman" w:cs="Times New Roman"/>
-          <w:b/>
-          <w:bCs/>
-          <w:sz w:val="24"/>
-          <w:szCs w:val="24"/>
-        </w:rPr>
-        <w:t>, tanggal</w:t>
-      </w:r>
-      <w:r>
-        <w:rPr>
-          <w:rFonts w:ascii="Times New Roman" w:hAnsi="Times New Roman" w:cs="Times New Roman"/>
-          <w:b/>
-          <w:bCs/>
           <w:spacing w:val="-6"/>
-          <w:sz w:val="24"/>
-          <w:szCs w:val="24"/>
         </w:rPr>
         <w:t xml:space="preserve"> </w:t>
       </w:r>
       <w:r>
+        <w:t>{{ tgl_terbilang }}</w:t>
+      </w:r>
+      <w:r>
         <w:rPr>
-          <w:rFonts w:ascii="Times New Roman" w:hAnsi="Times New Roman" w:cs="Times New Roman"/>
-          <w:b/>
-          <w:bCs/>
-          <w:sz w:val="24"/>
-          <w:szCs w:val="24"/>
-        </w:rPr>
-        <w:t>{{ tgl_terbilang }}</w:t>
-      </w:r>
-      <w:r>
-        <w:rPr>
-          <w:rFonts w:ascii="Times New Roman" w:hAnsi="Times New Roman" w:cs="Times New Roman"/>
-          <w:b/>
-          <w:bCs/>
           <w:spacing w:val="-7"/>
-          <w:sz w:val="24"/>
-          <w:szCs w:val="24"/>
         </w:rPr>
         <w:t xml:space="preserve"> </w:t>
       </w:r>
       <w:r>
+        <w:t xml:space="preserve">bulan </w:t>
+      </w:r>
+      <w:r>
+        <w:t>{{ bulan_teks }}</w:t>
+      </w:r>
+      <w:r>
+        <w:t xml:space="preserve"> tahun </w:t>
+      </w:r>
+      <w:r>
+        <w:t>{{ tahun_terbilang }}</w:t>
+      </w:r>
+      <w:r>
         <w:rPr>
-          <w:rFonts w:ascii="Times New Roman" w:hAnsi="Times New Roman" w:cs="Times New Roman"/>
-          <w:b/>
-          <w:bCs/>
-          <w:sz w:val="24"/>
-          <w:szCs w:val="24"/>
-        </w:rPr>
-        <w:t xml:space="preserve">bulan </w:t>
-      </w:r>
-      <w:r>
-        <w:rPr>
-          <w:rFonts w:ascii="Times New Roman" w:hAnsi="Times New Roman" w:cs="Times New Roman"/>
-          <w:b/>
-          <w:bCs/>
-          <w:sz w:val="24"/>
-          <w:szCs w:val="24"/>
-        </w:rPr>
-        <w:t>{{ bulan_teks }}</w:t>
-      </w:r>
-      <w:r>
-        <w:rPr>
-          <w:rFonts w:ascii="Times New Roman" w:hAnsi="Times New Roman" w:cs="Times New Roman"/>
-          <w:b/>
-          <w:bCs/>
-          <w:sz w:val="24"/>
-          <w:szCs w:val="24"/>
-        </w:rPr>
-        <w:t xml:space="preserve"> tahun </w:t>
-      </w:r>
-      <w:r>
-        <w:rPr>
-          <w:rFonts w:ascii="Times New Roman" w:hAnsi="Times New Roman" w:cs="Times New Roman"/>
-          <w:b/>
-          <w:bCs/>
-          <w:sz w:val="24"/>
-          <w:szCs w:val="24"/>
-        </w:rPr>
-        <w:t>{{ tahun_terbilang }}</w:t>
-      </w:r>
-      <w:r>
-        <w:rPr>
-          <w:rFonts w:ascii="Times New Roman" w:hAnsi="Times New Roman" w:cs="Times New Roman"/>
-          <w:b/>
-          <w:bCs/>
           <w:spacing w:val="15"/>
-          <w:sz w:val="24"/>
-          <w:szCs w:val="24"/>
         </w:rPr>
         <w:t xml:space="preserve"> </w:t>
       </w:r>
       <w:r>
+        <w:t>telah dilakukan Pekerjaan Survey, Instalasi &amp; Test Commissioning dengan</w:t>
+      </w:r>
+      <w:r>
         <w:rPr>
-          <w:rFonts w:ascii="Times New Roman" w:hAnsi="Times New Roman" w:cs="Times New Roman"/>
-          <w:b/>
-          <w:bCs/>
-          <w:sz w:val="24"/>
-          <w:szCs w:val="24"/>
-        </w:rPr>
-        <w:t>telah dilakukan Pekerjaan Survey, Instalasi &amp; Test Commissioning dengan</w:t>
-      </w:r>
-      <w:r>
-        <w:rPr>
-          <w:rFonts w:ascii="Times New Roman" w:hAnsi="Times New Roman" w:cs="Times New Roman"/>
-          <w:b/>
-          <w:bCs/>
           <w:spacing w:val="40"/>
-          <w:sz w:val="24"/>
-          <w:szCs w:val="24"/>
         </w:rPr>
         <w:t xml:space="preserve"> </w:t>
       </w:r>
       <w:r>
+        <w:t>data</w:t>
+      </w:r>
+      <w:r>
         <w:rPr>
-          <w:rFonts w:ascii="Times New Roman" w:hAnsi="Times New Roman" w:cs="Times New Roman"/>
-          <w:b/>
-          <w:bCs/>
-          <w:sz w:val="24"/>
-          <w:szCs w:val="24"/>
-        </w:rPr>
-        <w:t>data</w:t>
-      </w:r>
-      <w:r>
-        <w:rPr>
-          <w:rFonts w:ascii="Times New Roman" w:hAnsi="Times New Roman" w:cs="Times New Roman"/>
-          <w:b/>
-          <w:bCs/>
           <w:spacing w:val="40"/>
-          <w:sz w:val="24"/>
-          <w:szCs w:val="24"/>
         </w:rPr>
         <w:t xml:space="preserve"> </w:t>
       </w:r>
       <w:r>
+        <w:t>sebagai</w:t>
+      </w:r>
+      <w:r>
         <w:rPr>
-          <w:rFonts w:ascii="Times New Roman" w:hAnsi="Times New Roman" w:cs="Times New Roman"/>
-          <w:b/>
-          <w:bCs/>
-          <w:sz w:val="24"/>
-          <w:szCs w:val="24"/>
-        </w:rPr>
-        <w:t>sebagai</w:t>
-      </w:r>
-      <w:r>
-        <w:rPr>
-          <w:rFonts w:ascii="Times New Roman" w:hAnsi="Times New Roman" w:cs="Times New Roman"/>
-          <w:b/>
-          <w:bCs/>
           <w:spacing w:val="40"/>
-          <w:sz w:val="24"/>
-          <w:szCs w:val="24"/>
         </w:rPr>
         <w:t xml:space="preserve"> </w:t>
       </w:r>
       <w:r>
+        <w:t>berikut</w:t>
+      </w:r>
+      <w:r>
         <w:rPr>
-          <w:rFonts w:ascii="Times New Roman" w:hAnsi="Times New Roman" w:cs="Times New Roman"/>
-          <w:b/>
-          <w:bCs/>
-          <w:sz w:val="24"/>
-          <w:szCs w:val="24"/>
-        </w:rPr>
-        <w:t>berikut</w:t>
-      </w:r>
-      <w:r>
-        <w:rPr>
-          <w:rFonts w:ascii="Times New Roman" w:hAnsi="Times New Roman" w:cs="Times New Roman"/>
-          <w:b/>
-          <w:bCs/>
           <w:spacing w:val="40"/>
-          <w:sz w:val="24"/>
-          <w:szCs w:val="24"/>
         </w:rPr>
         <w:t xml:space="preserve"> </w:t>
       </w:r>
       <w:r>
-        <w:rPr>
-          <w:rFonts w:ascii="Times New Roman" w:hAnsi="Times New Roman" w:cs="Times New Roman"/>
-          <w:b/>
-          <w:bCs/>
-          <w:sz w:val="24"/>
-          <w:szCs w:val="24"/>
-        </w:rPr>
         <w:t>:</w:t>
       </w:r>
     </w:p>
@@ -637,13 +321,6 @@
       <w:pPr>
         <w:pStyle w:val="BodyText"/>
         <w:spacing w:before="147"/>
-        <w:rPr>
-          <w:rFonts w:ascii="Times New Roman" w:hAnsi="Times New Roman" w:cs="Times New Roman"/>
-          <w:b/>
-          <w:bCs/>
-          <w:sz w:val="24"/>
-          <w:szCs w:val="24"/>
-        </w:rPr>
       </w:pPr>
     </w:p>
     <w:p>
@@ -654,13 +331,6 @@
           <w:tab w:val="left" w:pos="3173"/>
         </w:tabs>
         <w:ind w:left="197"/>
-        <w:rPr>
-          <w:rFonts w:ascii="Times New Roman" w:hAnsi="Times New Roman" w:cs="Times New Roman"/>
-          <w:b/>
-          <w:bCs/>
-          <w:sz w:val="24"/>
-          <w:szCs w:val="24"/>
-        </w:rPr>
         <w:sectPr>
           <w:headerReference w:type="default" r:id="rId8"/>
           <w:footerReference w:type="default" r:id="rId9"/>
@@ -673,12 +343,7 @@
       </w:pPr>
       <w:r>
         <w:rPr>
-          <w:rFonts w:ascii="Times New Roman" w:hAnsi="Times New Roman" w:cs="Times New Roman"/>
-          <w:b/>
-          <w:bCs/>
           <w:noProof/>
-          <w:sz w:val="24"/>
-          <w:szCs w:val="24"/>
         </w:rPr>
         <mc:AlternateContent>
           <mc:Choice Requires="wps">
@@ -876,12 +541,8 @@
       </w:r>
       <w:r>
         <w:rPr>
-          <w:rFonts w:ascii="Times New Roman" w:hAnsi="Times New Roman" w:cs="Times New Roman"/>
-          <w:b/>
-          <w:bCs/>
           <w:noProof/>
-          <w:sz w:val="24"/>
-          <w:szCs w:val="24"/>
+          <w:sz w:val="9"/>
           <w:lang w:val="en-US"/>
         </w:rPr>
         <mc:AlternateContent>
@@ -3257,12 +2918,7 @@
       </w:r>
       <w:r>
         <w:rPr>
-          <w:rFonts w:ascii="Times New Roman" w:hAnsi="Times New Roman" w:cs="Times New Roman"/>
-          <w:b/>
-          <w:bCs/>
           <w:noProof/>
-          <w:sz w:val="24"/>
-          <w:szCs w:val="24"/>
           <w:lang w:val="en-US"/>
         </w:rPr>
         <mc:AlternateContent>
@@ -3425,65 +3081,27 @@
         </mc:AlternateContent>
       </w:r>
       <w:r>
+        <w:t>Nama</w:t>
+      </w:r>
+      <w:r>
         <w:rPr>
-          <w:rFonts w:ascii="Times New Roman" w:hAnsi="Times New Roman" w:cs="Times New Roman"/>
-          <w:b/>
-          <w:bCs/>
-          <w:sz w:val="24"/>
-          <w:szCs w:val="24"/>
-        </w:rPr>
-        <w:t>Nama</w:t>
-      </w:r>
-      <w:r>
-        <w:rPr>
-          <w:rFonts w:ascii="Times New Roman" w:hAnsi="Times New Roman" w:cs="Times New Roman"/>
-          <w:b/>
-          <w:bCs/>
           <w:spacing w:val="-2"/>
-          <w:sz w:val="24"/>
-          <w:szCs w:val="24"/>
         </w:rPr>
         <w:t xml:space="preserve"> Pelanggan</w:t>
       </w:r>
       <w:r>
+        <w:tab/>
+      </w:r>
+      <w:r>
         <w:rPr>
-          <w:rFonts w:ascii="Times New Roman" w:hAnsi="Times New Roman" w:cs="Times New Roman"/>
-          <w:b/>
-          <w:bCs/>
-          <w:sz w:val="24"/>
-          <w:szCs w:val="24"/>
-        </w:rPr>
-        <w:tab/>
-      </w:r>
-      <w:r>
-        <w:rPr>
-          <w:rFonts w:ascii="Times New Roman" w:hAnsi="Times New Roman" w:cs="Times New Roman"/>
-          <w:b/>
-          <w:bCs/>
           <w:spacing w:val="-10"/>
-          <w:sz w:val="24"/>
-          <w:szCs w:val="24"/>
         </w:rPr>
         <w:t>:</w:t>
       </w:r>
       <w:r>
-        <w:rPr>
-          <w:rFonts w:ascii="Times New Roman" w:hAnsi="Times New Roman" w:cs="Times New Roman"/>
-          <w:b/>
-          <w:bCs/>
-          <w:sz w:val="24"/>
-          <w:szCs w:val="24"/>
-        </w:rPr>
         <w:tab/>
       </w:r>
       <w:r>
-        <w:rPr>
-          <w:rFonts w:ascii="Times New Roman" w:hAnsi="Times New Roman" w:cs="Times New Roman"/>
-          <w:b/>
-          <w:bCs/>
-          <w:sz w:val="24"/>
-          <w:szCs w:val="24"/>
-        </w:rPr>
         <w:t>{{ nama_pelanggan }}</w:t>
       </w:r>
     </w:p>
@@ -3512,7 +3130,6 @@
             <w:pPr>
               <w:jc w:val="center"/>
               <w:rPr>
-                <w:rFonts w:ascii="Times New Roman" w:hAnsi="Times New Roman" w:cs="Times New Roman"/>
                 <w:b/>
                 <w:bCs/>
                 <w:noProof/>
@@ -3524,7 +3141,6 @@
             <w:bookmarkEnd w:id="0"/>
             <w:r>
               <w:rPr>
-                <w:rFonts w:ascii="Times New Roman" w:hAnsi="Times New Roman" w:cs="Times New Roman"/>
                 <w:b/>
                 <w:bCs/>
                 <w:noProof/>
@@ -3545,7 +3161,6 @@
             <w:pPr>
               <w:jc w:val="center"/>
               <w:rPr>
-                <w:rFonts w:ascii="Times New Roman" w:hAnsi="Times New Roman" w:cs="Times New Roman"/>
                 <w:b/>
                 <w:bCs/>
                 <w:noProof/>
@@ -3555,7 +3170,6 @@
             </w:pPr>
             <w:r>
               <w:rPr>
-                <w:rFonts w:ascii="Times New Roman" w:hAnsi="Times New Roman" w:cs="Times New Roman"/>
                 <w:b/>
                 <w:bCs/>
                 <w:noProof/>
@@ -3575,7 +3189,6 @@
             <w:pPr>
               <w:jc w:val="center"/>
               <w:rPr>
-                <w:rFonts w:ascii="Times New Roman" w:hAnsi="Times New Roman" w:cs="Times New Roman"/>
                 <w:b/>
                 <w:bCs/>
                 <w:noProof/>
@@ -3585,7 +3198,6 @@
             </w:pPr>
             <w:r>
               <w:rPr>
-                <w:rFonts w:ascii="Times New Roman" w:hAnsi="Times New Roman" w:cs="Times New Roman"/>
                 <w:b/>
                 <w:bCs/>
                 <w:noProof/>
@@ -3605,7 +3217,6 @@
             <w:pPr>
               <w:jc w:val="center"/>
               <w:rPr>
-                <w:rFonts w:ascii="Times New Roman" w:hAnsi="Times New Roman" w:cs="Times New Roman"/>
                 <w:b/>
                 <w:bCs/>
                 <w:noProof/>
@@ -3615,7 +3226,6 @@
             </w:pPr>
             <w:r>
               <w:rPr>
-                <w:rFonts w:ascii="Times New Roman" w:hAnsi="Times New Roman" w:cs="Times New Roman"/>
                 <w:b/>
                 <w:bCs/>
                 <w:noProof/>
@@ -3635,7 +3245,6 @@
             <w:pPr>
               <w:jc w:val="center"/>
               <w:rPr>
-                <w:rFonts w:ascii="Times New Roman" w:hAnsi="Times New Roman" w:cs="Times New Roman"/>
                 <w:b/>
                 <w:bCs/>
                 <w:noProof/>
@@ -3645,7 +3254,6 @@
             </w:pPr>
             <w:r>
               <w:rPr>
-                <w:rFonts w:ascii="Times New Roman" w:hAnsi="Times New Roman" w:cs="Times New Roman"/>
                 <w:b/>
                 <w:bCs/>
                 <w:noProof/>
@@ -3665,7 +3273,6 @@
             <w:pPr>
               <w:jc w:val="center"/>
               <w:rPr>
-                <w:rFonts w:ascii="Times New Roman" w:hAnsi="Times New Roman" w:cs="Times New Roman"/>
                 <w:b/>
                 <w:bCs/>
                 <w:noProof/>
@@ -3675,7 +3282,6 @@
             </w:pPr>
             <w:r>
               <w:rPr>
-                <w:rFonts w:ascii="Times New Roman" w:hAnsi="Times New Roman" w:cs="Times New Roman"/>
                 <w:b/>
                 <w:bCs/>
                 <w:noProof/>
@@ -3692,13 +3298,6 @@
       <w:pPr>
         <w:spacing w:before="82"/>
         <w:ind w:right="3"/>
-        <w:rPr>
-          <w:rFonts w:ascii="Times New Roman" w:hAnsi="Times New Roman" w:cs="Times New Roman"/>
-          <w:b/>
-          <w:bCs/>
-          <w:sz w:val="24"/>
-          <w:szCs w:val="24"/>
-        </w:rPr>
       </w:pPr>
     </w:p>
     <w:sectPr>
@@ -3977,7 +3576,7 @@
           <wp:extent cx="1269428" cy="393065"/>
           <wp:effectExtent l="0" t="0" r="0" b="0"/>
           <wp:wrapNone/>
-          <wp:docPr id="29" name="Image 1"/>
+          <wp:docPr id="8" name="Image 1"/>
           <wp:cNvGraphicFramePr>
             <a:graphicFrameLocks xmlns:a="http://schemas.openxmlformats.org/drawingml/2006/main"/>
           </wp:cNvGraphicFramePr>
